--- a/public/templates/building-production-plan.docx
+++ b/public/templates/building-production-plan.docx
@@ -89,9 +89,9 @@
         <w:spacing w:after="20"/>
         <w:jc w:val="center"/>
         <w:rPr>
-          <w:rFonts w:ascii="SimSun" w:eastAsia="SimSun" w:hAnsi="SimSun" w:cs="Noto Sans CJK TC" w:hint="eastAsia"/>
+          <w:rFonts w:ascii="SimSun" w:eastAsia="SimSun" w:hAnsi="SimSun" w:cs="Noto Sans CJK TC"/>
           <w:b/>
-          <w:lang w:eastAsia="zh-CN"/>
+          <w:lang w:eastAsia="zh-TW"/>
         </w:rPr>
       </w:pPr>
       <w:r>
@@ -245,7 +245,7 @@
                 <w:b/>
                 <w:lang w:eastAsia="zh-TW"/>
               </w:rPr>
-              <w:t>1. B1、B2、B3… 是每座建築的編號。</w:t>
+              <w:t>1. B1、B2、B3… 是每座建築的編號；建築物類型請填名稱。</w:t>
             </w:r>
           </w:p>
         </w:tc>
@@ -1407,7 +1407,6 @@
           <w:p>
             <w:pPr>
               <w:spacing w:after="0" w:line="600" w:lineRule="auto"/>
-              <w:jc w:val="center"/>
               <w:rPr>
                 <w:rFonts w:ascii="新細明體" w:eastAsia="新細明體" w:hAnsi="新細明體"/>
                 <w:b/>

--- a/public/templates/building-production-plan.docx
+++ b/public/templates/building-production-plan.docx
@@ -286,7 +286,7 @@
                 <w:b/>
                 <w:lang w:eastAsia="zh-TW"/>
               </w:rPr>
-              <w:t>2. 檔案名稱格式：班別_組別_建築編號_數量                                                                     例子：2B_GROUP 2_B1_1</w:t>
+              <w:t>2. 檔案名稱格式：班別_組別_建築編號                                                                     例子：2B_GROUP 2_B1</w:t>
             </w:r>
           </w:p>
         </w:tc>
@@ -354,7 +354,6 @@
                 <w:b/>
               </w:rPr>
             </w:pPr>
-            <w:proofErr w:type="spellStart"/>
             <w:r>
               <w:rPr>
                 <w:rFonts w:ascii="新細明體" w:eastAsia="新細明體" w:hAnsi="新細明體" w:cs="Noto Sans CJK TC"/>
@@ -362,7 +361,6 @@
               </w:rPr>
               <w:t>編號</w:t>
             </w:r>
-            <w:proofErr w:type="spellEnd"/>
           </w:p>
         </w:tc>
         <w:tc>
@@ -391,7 +389,6 @@
                 <w:b/>
               </w:rPr>
             </w:pPr>
-            <w:proofErr w:type="spellStart"/>
             <w:r>
               <w:rPr>
                 <w:rFonts w:ascii="新細明體" w:eastAsia="新細明體" w:hAnsi="新細明體" w:cs="Noto Sans CJK TC"/>
@@ -399,7 +396,6 @@
               </w:rPr>
               <w:t>建築物類型</w:t>
             </w:r>
-            <w:proofErr w:type="spellEnd"/>
           </w:p>
         </w:tc>
         <w:tc>
@@ -428,7 +424,6 @@
                 <w:b/>
               </w:rPr>
             </w:pPr>
-            <w:proofErr w:type="spellStart"/>
             <w:r>
               <w:rPr>
                 <w:rFonts w:ascii="新細明體" w:eastAsia="新細明體" w:hAnsi="新細明體" w:cs="Noto Sans CJK TC"/>
@@ -436,7 +431,6 @@
               </w:rPr>
               <w:t>數量</w:t>
             </w:r>
-            <w:proofErr w:type="spellEnd"/>
           </w:p>
         </w:tc>
         <w:tc>
@@ -594,7 +588,6 @@
                 <w:b/>
               </w:rPr>
             </w:pPr>
-            <w:proofErr w:type="spellStart"/>
             <w:r>
               <w:rPr>
                 <w:rFonts w:ascii="新細明體" w:eastAsia="新細明體" w:hAnsi="新細明體" w:cs="Noto Sans CJK TC"/>
@@ -602,7 +595,6 @@
               </w:rPr>
               <w:t>製作方法</w:t>
             </w:r>
-            <w:proofErr w:type="spellEnd"/>
           </w:p>
         </w:tc>
         <w:tc>
@@ -661,7 +653,6 @@
                 <w:b/>
               </w:rPr>
             </w:pPr>
-            <w:proofErr w:type="spellStart"/>
             <w:r>
               <w:rPr>
                 <w:rFonts w:ascii="新細明體" w:eastAsia="新細明體" w:hAnsi="新細明體" w:cs="Noto Sans CJK TC"/>
@@ -669,7 +660,6 @@
               </w:rPr>
               <w:t>檔案名稱</w:t>
             </w:r>
-            <w:proofErr w:type="spellEnd"/>
           </w:p>
         </w:tc>
         <w:tc>
@@ -788,7 +778,6 @@
                 <w:b/>
               </w:rPr>
             </w:pPr>
-            <w:proofErr w:type="spellStart"/>
             <w:r>
               <w:rPr>
                 <w:rFonts w:ascii="新細明體" w:eastAsia="新細明體" w:hAnsi="新細明體" w:cs="Noto Sans CJK TC"/>
@@ -796,7 +785,6 @@
               </w:rPr>
               <w:t>例子</w:t>
             </w:r>
-            <w:proofErr w:type="spellEnd"/>
           </w:p>
         </w:tc>
         <w:tc>
@@ -825,7 +813,6 @@
                 <w:b/>
               </w:rPr>
             </w:pPr>
-            <w:proofErr w:type="spellStart"/>
             <w:r>
               <w:rPr>
                 <w:rFonts w:ascii="新細明體" w:eastAsia="新細明體" w:hAnsi="新細明體" w:cs="Noto Sans CJK TC"/>
@@ -833,7 +820,6 @@
               </w:rPr>
               <w:t>住宅</w:t>
             </w:r>
-            <w:proofErr w:type="spellEnd"/>
           </w:p>
         </w:tc>
         <w:tc>
@@ -1086,15 +1072,7 @@
                 <w:rFonts w:ascii="新細明體" w:eastAsia="新細明體" w:hAnsi="新細明體" w:cs="Noto Sans CJK TC"/>
                 <w:b/>
               </w:rPr>
-              <w:t>2B_GROUP 2_B1_</w:t>
-            </w:r>
-            <w:r>
-              <w:rPr>
-                <w:rFonts w:ascii="新細明體" w:eastAsia="新細明體" w:hAnsi="新細明體" w:cs="Noto Sans CJK TC" w:hint="eastAsia"/>
-                <w:b/>
-                <w:lang w:eastAsia="zh-TW"/>
-              </w:rPr>
-              <w:t>2</w:t>
+              <w:t>2B_GROUP 2_B1</w:t>
             </w:r>
           </w:p>
         </w:tc>
@@ -1413,7 +1391,6 @@
                 <w:lang w:eastAsia="zh-CN"/>
               </w:rPr>
             </w:pPr>
-            <w:proofErr w:type="gramStart"/>
             <w:r>
               <w:rPr>
                 <w:rFonts w:ascii="新細明體" w:eastAsia="新細明體" w:hAnsi="新細明體" w:cs="Noto Sans CJK TC"/>
@@ -1427,27 +1404,8 @@
                 <w:b/>
                 <w:lang w:eastAsia="zh-CN"/>
               </w:rPr>
-              <w:t xml:space="preserve">(  </w:t>
+              <w:t>(     )</w:t>
             </w:r>
-            <w:proofErr w:type="gramEnd"/>
-            <w:r>
-              <w:rPr>
-                <w:rFonts w:ascii="新細明體" w:eastAsia="新細明體" w:hAnsi="新細明體" w:cs="Noto Sans CJK TC" w:hint="eastAsia"/>
-                <w:b/>
-                <w:lang w:eastAsia="zh-CN"/>
-              </w:rPr>
-              <w:t xml:space="preserve"> </w:t>
-            </w:r>
-            <w:proofErr w:type="gramStart"/>
-            <w:r>
-              <w:rPr>
-                <w:rFonts w:ascii="新細明體" w:eastAsia="新細明體" w:hAnsi="新細明體" w:cs="Noto Sans CJK TC" w:hint="eastAsia"/>
-                <w:b/>
-                <w:lang w:eastAsia="zh-CN"/>
-              </w:rPr>
-              <w:t xml:space="preserve">  )</w:t>
-            </w:r>
-            <w:proofErr w:type="gramEnd"/>
             <w:r>
               <w:rPr>
                 <w:rFonts w:ascii="新細明體" w:eastAsia="新細明體" w:hAnsi="新細明體" w:cs="Noto Sans CJK TC"/>
@@ -1455,7 +1413,6 @@
               </w:rPr>
               <w:t xml:space="preserve">_GROUP </w:t>
             </w:r>
-            <w:proofErr w:type="gramStart"/>
             <w:r>
               <w:rPr>
                 <w:rFonts w:ascii="新細明體" w:eastAsia="新細明體" w:hAnsi="新細明體" w:cs="Noto Sans CJK TC" w:hint="eastAsia"/>
@@ -1464,7 +1421,6 @@
               </w:rPr>
               <w:t>(    )</w:t>
             </w:r>
-            <w:proofErr w:type="gramEnd"/>
             <w:r>
               <w:rPr>
                 <w:rFonts w:ascii="新細明體" w:eastAsia="新細明體" w:hAnsi="新細明體" w:cs="Noto Sans CJK TC"/>
@@ -1472,23 +1428,6 @@
               </w:rPr>
               <w:t>_B1</w:t>
             </w:r>
-            <w:proofErr w:type="gramStart"/>
-            <w:r>
-              <w:rPr>
-                <w:rFonts w:ascii="新細明體" w:eastAsia="新細明體" w:hAnsi="新細明體" w:cs="Noto Sans CJK TC"/>
-                <w:b/>
-              </w:rPr>
-              <w:t>_</w:t>
-            </w:r>
-            <w:r>
-              <w:rPr>
-                <w:rFonts w:ascii="新細明體" w:eastAsia="新細明體" w:hAnsi="新細明體" w:cs="Noto Sans CJK TC" w:hint="eastAsia"/>
-                <w:b/>
-                <w:lang w:eastAsia="zh-CN"/>
-              </w:rPr>
-              <w:t>(    )</w:t>
-            </w:r>
-            <w:proofErr w:type="gramEnd"/>
           </w:p>
         </w:tc>
         <w:tc>
@@ -1784,7 +1723,6 @@
                 <w:b/>
               </w:rPr>
             </w:pPr>
-            <w:proofErr w:type="gramStart"/>
             <w:r>
               <w:rPr>
                 <w:rFonts w:ascii="新細明體" w:eastAsia="新細明體" w:hAnsi="新細明體" w:cs="Noto Sans CJK TC"/>
@@ -1798,27 +1736,8 @@
                 <w:b/>
                 <w:lang w:eastAsia="zh-CN"/>
               </w:rPr>
-              <w:t xml:space="preserve">(  </w:t>
+              <w:t>(     )</w:t>
             </w:r>
-            <w:proofErr w:type="gramEnd"/>
-            <w:r>
-              <w:rPr>
-                <w:rFonts w:ascii="新細明體" w:eastAsia="新細明體" w:hAnsi="新細明體" w:cs="Noto Sans CJK TC" w:hint="eastAsia"/>
-                <w:b/>
-                <w:lang w:eastAsia="zh-CN"/>
-              </w:rPr>
-              <w:t xml:space="preserve"> </w:t>
-            </w:r>
-            <w:proofErr w:type="gramStart"/>
-            <w:r>
-              <w:rPr>
-                <w:rFonts w:ascii="新細明體" w:eastAsia="新細明體" w:hAnsi="新細明體" w:cs="Noto Sans CJK TC" w:hint="eastAsia"/>
-                <w:b/>
-                <w:lang w:eastAsia="zh-CN"/>
-              </w:rPr>
-              <w:t xml:space="preserve">  )</w:t>
-            </w:r>
-            <w:proofErr w:type="gramEnd"/>
             <w:r>
               <w:rPr>
                 <w:rFonts w:ascii="新細明體" w:eastAsia="新細明體" w:hAnsi="新細明體" w:cs="Noto Sans CJK TC"/>
@@ -1826,7 +1745,6 @@
               </w:rPr>
               <w:t xml:space="preserve">_GROUP </w:t>
             </w:r>
-            <w:proofErr w:type="gramStart"/>
             <w:r>
               <w:rPr>
                 <w:rFonts w:ascii="新細明體" w:eastAsia="新細明體" w:hAnsi="新細明體" w:cs="Noto Sans CJK TC" w:hint="eastAsia"/>
@@ -1835,7 +1753,6 @@
               </w:rPr>
               <w:t>(    )</w:t>
             </w:r>
-            <w:proofErr w:type="gramEnd"/>
             <w:r>
               <w:rPr>
                 <w:rFonts w:ascii="新細明體" w:eastAsia="新細明體" w:hAnsi="新細明體" w:cs="Noto Sans CJK TC"/>
@@ -1851,23 +1768,6 @@
               </w:rPr>
               <w:t>2</w:t>
             </w:r>
-            <w:proofErr w:type="gramStart"/>
-            <w:r>
-              <w:rPr>
-                <w:rFonts w:ascii="新細明體" w:eastAsia="新細明體" w:hAnsi="新細明體" w:cs="Noto Sans CJK TC"/>
-                <w:b/>
-              </w:rPr>
-              <w:t>_</w:t>
-            </w:r>
-            <w:r>
-              <w:rPr>
-                <w:rFonts w:ascii="新細明體" w:eastAsia="新細明體" w:hAnsi="新細明體" w:cs="Noto Sans CJK TC" w:hint="eastAsia"/>
-                <w:b/>
-                <w:lang w:eastAsia="zh-CN"/>
-              </w:rPr>
-              <w:t>(    )</w:t>
-            </w:r>
-            <w:proofErr w:type="gramEnd"/>
           </w:p>
         </w:tc>
         <w:tc>
@@ -2163,7 +2063,6 @@
                 <w:b/>
               </w:rPr>
             </w:pPr>
-            <w:proofErr w:type="gramStart"/>
             <w:r>
               <w:rPr>
                 <w:rFonts w:ascii="新細明體" w:eastAsia="新細明體" w:hAnsi="新細明體" w:cs="Noto Sans CJK TC"/>
@@ -2177,27 +2076,8 @@
                 <w:b/>
                 <w:lang w:eastAsia="zh-CN"/>
               </w:rPr>
-              <w:t xml:space="preserve">(  </w:t>
+              <w:t>(     )</w:t>
             </w:r>
-            <w:proofErr w:type="gramEnd"/>
-            <w:r>
-              <w:rPr>
-                <w:rFonts w:ascii="新細明體" w:eastAsia="新細明體" w:hAnsi="新細明體" w:cs="Noto Sans CJK TC" w:hint="eastAsia"/>
-                <w:b/>
-                <w:lang w:eastAsia="zh-CN"/>
-              </w:rPr>
-              <w:t xml:space="preserve"> </w:t>
-            </w:r>
-            <w:proofErr w:type="gramStart"/>
-            <w:r>
-              <w:rPr>
-                <w:rFonts w:ascii="新細明體" w:eastAsia="新細明體" w:hAnsi="新細明體" w:cs="Noto Sans CJK TC" w:hint="eastAsia"/>
-                <w:b/>
-                <w:lang w:eastAsia="zh-CN"/>
-              </w:rPr>
-              <w:t xml:space="preserve">  )</w:t>
-            </w:r>
-            <w:proofErr w:type="gramEnd"/>
             <w:r>
               <w:rPr>
                 <w:rFonts w:ascii="新細明體" w:eastAsia="新細明體" w:hAnsi="新細明體" w:cs="Noto Sans CJK TC"/>
@@ -2205,7 +2085,6 @@
               </w:rPr>
               <w:t xml:space="preserve">_GROUP </w:t>
             </w:r>
-            <w:proofErr w:type="gramStart"/>
             <w:r>
               <w:rPr>
                 <w:rFonts w:ascii="新細明體" w:eastAsia="新細明體" w:hAnsi="新細明體" w:cs="Noto Sans CJK TC" w:hint="eastAsia"/>
@@ -2214,7 +2093,6 @@
               </w:rPr>
               <w:t>(    )</w:t>
             </w:r>
-            <w:proofErr w:type="gramEnd"/>
             <w:r>
               <w:rPr>
                 <w:rFonts w:ascii="新細明體" w:eastAsia="新細明體" w:hAnsi="新細明體" w:cs="Noto Sans CJK TC"/>
@@ -2230,23 +2108,6 @@
               </w:rPr>
               <w:t>3</w:t>
             </w:r>
-            <w:proofErr w:type="gramStart"/>
-            <w:r>
-              <w:rPr>
-                <w:rFonts w:ascii="新細明體" w:eastAsia="新細明體" w:hAnsi="新細明體" w:cs="Noto Sans CJK TC"/>
-                <w:b/>
-              </w:rPr>
-              <w:t>_</w:t>
-            </w:r>
-            <w:r>
-              <w:rPr>
-                <w:rFonts w:ascii="新細明體" w:eastAsia="新細明體" w:hAnsi="新細明體" w:cs="Noto Sans CJK TC" w:hint="eastAsia"/>
-                <w:b/>
-                <w:lang w:eastAsia="zh-CN"/>
-              </w:rPr>
-              <w:t>(    )</w:t>
-            </w:r>
-            <w:proofErr w:type="gramEnd"/>
           </w:p>
         </w:tc>
         <w:tc>
@@ -2542,7 +2403,6 @@
                 <w:b/>
               </w:rPr>
             </w:pPr>
-            <w:proofErr w:type="gramStart"/>
             <w:r>
               <w:rPr>
                 <w:rFonts w:ascii="新細明體" w:eastAsia="新細明體" w:hAnsi="新細明體" w:cs="Noto Sans CJK TC"/>
@@ -2556,27 +2416,8 @@
                 <w:b/>
                 <w:lang w:eastAsia="zh-CN"/>
               </w:rPr>
-              <w:t xml:space="preserve">(  </w:t>
+              <w:t>(     )</w:t>
             </w:r>
-            <w:proofErr w:type="gramEnd"/>
-            <w:r>
-              <w:rPr>
-                <w:rFonts w:ascii="新細明體" w:eastAsia="新細明體" w:hAnsi="新細明體" w:cs="Noto Sans CJK TC" w:hint="eastAsia"/>
-                <w:b/>
-                <w:lang w:eastAsia="zh-CN"/>
-              </w:rPr>
-              <w:t xml:space="preserve"> </w:t>
-            </w:r>
-            <w:proofErr w:type="gramStart"/>
-            <w:r>
-              <w:rPr>
-                <w:rFonts w:ascii="新細明體" w:eastAsia="新細明體" w:hAnsi="新細明體" w:cs="Noto Sans CJK TC" w:hint="eastAsia"/>
-                <w:b/>
-                <w:lang w:eastAsia="zh-CN"/>
-              </w:rPr>
-              <w:t xml:space="preserve">  )</w:t>
-            </w:r>
-            <w:proofErr w:type="gramEnd"/>
             <w:r>
               <w:rPr>
                 <w:rFonts w:ascii="新細明體" w:eastAsia="新細明體" w:hAnsi="新細明體" w:cs="Noto Sans CJK TC"/>
@@ -2584,7 +2425,6 @@
               </w:rPr>
               <w:t xml:space="preserve">_GROUP </w:t>
             </w:r>
-            <w:proofErr w:type="gramStart"/>
             <w:r>
               <w:rPr>
                 <w:rFonts w:ascii="新細明體" w:eastAsia="新細明體" w:hAnsi="新細明體" w:cs="Noto Sans CJK TC" w:hint="eastAsia"/>
@@ -2593,7 +2433,6 @@
               </w:rPr>
               <w:t>(    )</w:t>
             </w:r>
-            <w:proofErr w:type="gramEnd"/>
             <w:r>
               <w:rPr>
                 <w:rFonts w:ascii="新細明體" w:eastAsia="新細明體" w:hAnsi="新細明體" w:cs="Noto Sans CJK TC"/>
@@ -2609,23 +2448,6 @@
               </w:rPr>
               <w:t>4</w:t>
             </w:r>
-            <w:proofErr w:type="gramStart"/>
-            <w:r>
-              <w:rPr>
-                <w:rFonts w:ascii="新細明體" w:eastAsia="新細明體" w:hAnsi="新細明體" w:cs="Noto Sans CJK TC"/>
-                <w:b/>
-              </w:rPr>
-              <w:t>_</w:t>
-            </w:r>
-            <w:r>
-              <w:rPr>
-                <w:rFonts w:ascii="新細明體" w:eastAsia="新細明體" w:hAnsi="新細明體" w:cs="Noto Sans CJK TC" w:hint="eastAsia"/>
-                <w:b/>
-                <w:lang w:eastAsia="zh-CN"/>
-              </w:rPr>
-              <w:t>(    )</w:t>
-            </w:r>
-            <w:proofErr w:type="gramEnd"/>
           </w:p>
         </w:tc>
         <w:tc>
@@ -2921,7 +2743,6 @@
                 <w:b/>
               </w:rPr>
             </w:pPr>
-            <w:proofErr w:type="gramStart"/>
             <w:r>
               <w:rPr>
                 <w:rFonts w:ascii="新細明體" w:eastAsia="新細明體" w:hAnsi="新細明體" w:cs="Noto Sans CJK TC"/>
@@ -2935,27 +2756,8 @@
                 <w:b/>
                 <w:lang w:eastAsia="zh-CN"/>
               </w:rPr>
-              <w:t xml:space="preserve">(  </w:t>
+              <w:t>(     )</w:t>
             </w:r>
-            <w:proofErr w:type="gramEnd"/>
-            <w:r>
-              <w:rPr>
-                <w:rFonts w:ascii="新細明體" w:eastAsia="新細明體" w:hAnsi="新細明體" w:cs="Noto Sans CJK TC" w:hint="eastAsia"/>
-                <w:b/>
-                <w:lang w:eastAsia="zh-CN"/>
-              </w:rPr>
-              <w:t xml:space="preserve"> </w:t>
-            </w:r>
-            <w:proofErr w:type="gramStart"/>
-            <w:r>
-              <w:rPr>
-                <w:rFonts w:ascii="新細明體" w:eastAsia="新細明體" w:hAnsi="新細明體" w:cs="Noto Sans CJK TC" w:hint="eastAsia"/>
-                <w:b/>
-                <w:lang w:eastAsia="zh-CN"/>
-              </w:rPr>
-              <w:t xml:space="preserve">  )</w:t>
-            </w:r>
-            <w:proofErr w:type="gramEnd"/>
             <w:r>
               <w:rPr>
                 <w:rFonts w:ascii="新細明體" w:eastAsia="新細明體" w:hAnsi="新細明體" w:cs="Noto Sans CJK TC"/>
@@ -2963,7 +2765,6 @@
               </w:rPr>
               <w:t xml:space="preserve">_GROUP </w:t>
             </w:r>
-            <w:proofErr w:type="gramStart"/>
             <w:r>
               <w:rPr>
                 <w:rFonts w:ascii="新細明體" w:eastAsia="新細明體" w:hAnsi="新細明體" w:cs="Noto Sans CJK TC" w:hint="eastAsia"/>
@@ -2972,7 +2773,6 @@
               </w:rPr>
               <w:t>(    )</w:t>
             </w:r>
-            <w:proofErr w:type="gramEnd"/>
             <w:r>
               <w:rPr>
                 <w:rFonts w:ascii="新細明體" w:eastAsia="新細明體" w:hAnsi="新細明體" w:cs="Noto Sans CJK TC"/>
@@ -2988,23 +2788,6 @@
               </w:rPr>
               <w:t>5</w:t>
             </w:r>
-            <w:proofErr w:type="gramStart"/>
-            <w:r>
-              <w:rPr>
-                <w:rFonts w:ascii="新細明體" w:eastAsia="新細明體" w:hAnsi="新細明體" w:cs="Noto Sans CJK TC"/>
-                <w:b/>
-              </w:rPr>
-              <w:t>_</w:t>
-            </w:r>
-            <w:r>
-              <w:rPr>
-                <w:rFonts w:ascii="新細明體" w:eastAsia="新細明體" w:hAnsi="新細明體" w:cs="Noto Sans CJK TC" w:hint="eastAsia"/>
-                <w:b/>
-                <w:lang w:eastAsia="zh-CN"/>
-              </w:rPr>
-              <w:t>(    )</w:t>
-            </w:r>
-            <w:proofErr w:type="gramEnd"/>
           </w:p>
         </w:tc>
         <w:tc>
@@ -3301,7 +3084,6 @@
                 <w:b/>
               </w:rPr>
             </w:pPr>
-            <w:proofErr w:type="gramStart"/>
             <w:r>
               <w:rPr>
                 <w:rFonts w:ascii="新細明體" w:eastAsia="新細明體" w:hAnsi="新細明體" w:cs="Noto Sans CJK TC"/>
@@ -3315,27 +3097,8 @@
                 <w:b/>
                 <w:lang w:eastAsia="zh-CN"/>
               </w:rPr>
-              <w:t xml:space="preserve">(  </w:t>
+              <w:t>(     )</w:t>
             </w:r>
-            <w:proofErr w:type="gramEnd"/>
-            <w:r>
-              <w:rPr>
-                <w:rFonts w:ascii="新細明體" w:eastAsia="新細明體" w:hAnsi="新細明體" w:cs="Noto Sans CJK TC" w:hint="eastAsia"/>
-                <w:b/>
-                <w:lang w:eastAsia="zh-CN"/>
-              </w:rPr>
-              <w:t xml:space="preserve"> </w:t>
-            </w:r>
-            <w:proofErr w:type="gramStart"/>
-            <w:r>
-              <w:rPr>
-                <w:rFonts w:ascii="新細明體" w:eastAsia="新細明體" w:hAnsi="新細明體" w:cs="Noto Sans CJK TC" w:hint="eastAsia"/>
-                <w:b/>
-                <w:lang w:eastAsia="zh-CN"/>
-              </w:rPr>
-              <w:t xml:space="preserve">  )</w:t>
-            </w:r>
-            <w:proofErr w:type="gramEnd"/>
             <w:r>
               <w:rPr>
                 <w:rFonts w:ascii="新細明體" w:eastAsia="新細明體" w:hAnsi="新細明體" w:cs="Noto Sans CJK TC"/>
@@ -3343,7 +3106,6 @@
               </w:rPr>
               <w:t xml:space="preserve">_GROUP </w:t>
             </w:r>
-            <w:proofErr w:type="gramStart"/>
             <w:r>
               <w:rPr>
                 <w:rFonts w:ascii="新細明體" w:eastAsia="新細明體" w:hAnsi="新細明體" w:cs="Noto Sans CJK TC" w:hint="eastAsia"/>
@@ -3352,7 +3114,6 @@
               </w:rPr>
               <w:t>(    )</w:t>
             </w:r>
-            <w:proofErr w:type="gramEnd"/>
             <w:r>
               <w:rPr>
                 <w:rFonts w:ascii="新細明體" w:eastAsia="新細明體" w:hAnsi="新細明體" w:cs="Noto Sans CJK TC"/>
@@ -3368,23 +3129,6 @@
               </w:rPr>
               <w:t>6</w:t>
             </w:r>
-            <w:proofErr w:type="gramStart"/>
-            <w:r>
-              <w:rPr>
-                <w:rFonts w:ascii="新細明體" w:eastAsia="新細明體" w:hAnsi="新細明體" w:cs="Noto Sans CJK TC"/>
-                <w:b/>
-              </w:rPr>
-              <w:t>_</w:t>
-            </w:r>
-            <w:r>
-              <w:rPr>
-                <w:rFonts w:ascii="新細明體" w:eastAsia="新細明體" w:hAnsi="新細明體" w:cs="Noto Sans CJK TC" w:hint="eastAsia"/>
-                <w:b/>
-                <w:lang w:eastAsia="zh-CN"/>
-              </w:rPr>
-              <w:t>(    )</w:t>
-            </w:r>
-            <w:proofErr w:type="gramEnd"/>
           </w:p>
         </w:tc>
         <w:tc>
@@ -3680,7 +3424,6 @@
                 <w:b/>
               </w:rPr>
             </w:pPr>
-            <w:proofErr w:type="gramStart"/>
             <w:r>
               <w:rPr>
                 <w:rFonts w:ascii="新細明體" w:eastAsia="新細明體" w:hAnsi="新細明體" w:cs="Noto Sans CJK TC"/>
@@ -3694,27 +3437,8 @@
                 <w:b/>
                 <w:lang w:eastAsia="zh-CN"/>
               </w:rPr>
-              <w:t xml:space="preserve">(  </w:t>
+              <w:t>(     )</w:t>
             </w:r>
-            <w:proofErr w:type="gramEnd"/>
-            <w:r>
-              <w:rPr>
-                <w:rFonts w:ascii="新細明體" w:eastAsia="新細明體" w:hAnsi="新細明體" w:cs="Noto Sans CJK TC" w:hint="eastAsia"/>
-                <w:b/>
-                <w:lang w:eastAsia="zh-CN"/>
-              </w:rPr>
-              <w:t xml:space="preserve"> </w:t>
-            </w:r>
-            <w:proofErr w:type="gramStart"/>
-            <w:r>
-              <w:rPr>
-                <w:rFonts w:ascii="新細明體" w:eastAsia="新細明體" w:hAnsi="新細明體" w:cs="Noto Sans CJK TC" w:hint="eastAsia"/>
-                <w:b/>
-                <w:lang w:eastAsia="zh-CN"/>
-              </w:rPr>
-              <w:t xml:space="preserve">  )</w:t>
-            </w:r>
-            <w:proofErr w:type="gramEnd"/>
             <w:r>
               <w:rPr>
                 <w:rFonts w:ascii="新細明體" w:eastAsia="新細明體" w:hAnsi="新細明體" w:cs="Noto Sans CJK TC"/>
@@ -3722,7 +3446,6 @@
               </w:rPr>
               <w:t xml:space="preserve">_GROUP </w:t>
             </w:r>
-            <w:proofErr w:type="gramStart"/>
             <w:r>
               <w:rPr>
                 <w:rFonts w:ascii="新細明體" w:eastAsia="新細明體" w:hAnsi="新細明體" w:cs="Noto Sans CJK TC" w:hint="eastAsia"/>
@@ -3731,7 +3454,6 @@
               </w:rPr>
               <w:t>(    )</w:t>
             </w:r>
-            <w:proofErr w:type="gramEnd"/>
             <w:r>
               <w:rPr>
                 <w:rFonts w:ascii="新細明體" w:eastAsia="新細明體" w:hAnsi="新細明體" w:cs="Noto Sans CJK TC"/>
@@ -3747,23 +3469,6 @@
               </w:rPr>
               <w:t>7</w:t>
             </w:r>
-            <w:proofErr w:type="gramStart"/>
-            <w:r>
-              <w:rPr>
-                <w:rFonts w:ascii="新細明體" w:eastAsia="新細明體" w:hAnsi="新細明體" w:cs="Noto Sans CJK TC"/>
-                <w:b/>
-              </w:rPr>
-              <w:t>_</w:t>
-            </w:r>
-            <w:r>
-              <w:rPr>
-                <w:rFonts w:ascii="新細明體" w:eastAsia="新細明體" w:hAnsi="新細明體" w:cs="Noto Sans CJK TC" w:hint="eastAsia"/>
-                <w:b/>
-                <w:lang w:eastAsia="zh-CN"/>
-              </w:rPr>
-              <w:t>(    )</w:t>
-            </w:r>
-            <w:proofErr w:type="gramEnd"/>
           </w:p>
         </w:tc>
         <w:tc>
@@ -4059,7 +3764,6 @@
                 <w:b/>
               </w:rPr>
             </w:pPr>
-            <w:proofErr w:type="gramStart"/>
             <w:r>
               <w:rPr>
                 <w:rFonts w:ascii="新細明體" w:eastAsia="新細明體" w:hAnsi="新細明體" w:cs="Noto Sans CJK TC"/>
@@ -4073,27 +3777,8 @@
                 <w:b/>
                 <w:lang w:eastAsia="zh-CN"/>
               </w:rPr>
-              <w:t xml:space="preserve">(  </w:t>
+              <w:t>(     )</w:t>
             </w:r>
-            <w:proofErr w:type="gramEnd"/>
-            <w:r>
-              <w:rPr>
-                <w:rFonts w:ascii="新細明體" w:eastAsia="新細明體" w:hAnsi="新細明體" w:cs="Noto Sans CJK TC" w:hint="eastAsia"/>
-                <w:b/>
-                <w:lang w:eastAsia="zh-CN"/>
-              </w:rPr>
-              <w:t xml:space="preserve"> </w:t>
-            </w:r>
-            <w:proofErr w:type="gramStart"/>
-            <w:r>
-              <w:rPr>
-                <w:rFonts w:ascii="新細明體" w:eastAsia="新細明體" w:hAnsi="新細明體" w:cs="Noto Sans CJK TC" w:hint="eastAsia"/>
-                <w:b/>
-                <w:lang w:eastAsia="zh-CN"/>
-              </w:rPr>
-              <w:t xml:space="preserve">  )</w:t>
-            </w:r>
-            <w:proofErr w:type="gramEnd"/>
             <w:r>
               <w:rPr>
                 <w:rFonts w:ascii="新細明體" w:eastAsia="新細明體" w:hAnsi="新細明體" w:cs="Noto Sans CJK TC"/>
@@ -4101,7 +3786,6 @@
               </w:rPr>
               <w:t xml:space="preserve">_GROUP </w:t>
             </w:r>
-            <w:proofErr w:type="gramStart"/>
             <w:r>
               <w:rPr>
                 <w:rFonts w:ascii="新細明體" w:eastAsia="新細明體" w:hAnsi="新細明體" w:cs="Noto Sans CJK TC" w:hint="eastAsia"/>
@@ -4110,7 +3794,6 @@
               </w:rPr>
               <w:t>(    )</w:t>
             </w:r>
-            <w:proofErr w:type="gramEnd"/>
             <w:r>
               <w:rPr>
                 <w:rFonts w:ascii="新細明體" w:eastAsia="新細明體" w:hAnsi="新細明體" w:cs="Noto Sans CJK TC"/>
@@ -4126,23 +3809,6 @@
               </w:rPr>
               <w:t>8</w:t>
             </w:r>
-            <w:proofErr w:type="gramStart"/>
-            <w:r>
-              <w:rPr>
-                <w:rFonts w:ascii="新細明體" w:eastAsia="新細明體" w:hAnsi="新細明體" w:cs="Noto Sans CJK TC"/>
-                <w:b/>
-              </w:rPr>
-              <w:t>_</w:t>
-            </w:r>
-            <w:r>
-              <w:rPr>
-                <w:rFonts w:ascii="新細明體" w:eastAsia="新細明體" w:hAnsi="新細明體" w:cs="Noto Sans CJK TC" w:hint="eastAsia"/>
-                <w:b/>
-                <w:lang w:eastAsia="zh-CN"/>
-              </w:rPr>
-              <w:t>(    )</w:t>
-            </w:r>
-            <w:proofErr w:type="gramEnd"/>
           </w:p>
         </w:tc>
         <w:tc>
@@ -4438,7 +4104,6 @@
                 <w:b/>
               </w:rPr>
             </w:pPr>
-            <w:proofErr w:type="gramStart"/>
             <w:r>
               <w:rPr>
                 <w:rFonts w:ascii="新細明體" w:eastAsia="新細明體" w:hAnsi="新細明體" w:cs="Noto Sans CJK TC"/>
@@ -4452,27 +4117,8 @@
                 <w:b/>
                 <w:lang w:eastAsia="zh-CN"/>
               </w:rPr>
-              <w:t xml:space="preserve">(  </w:t>
+              <w:t>(     )</w:t>
             </w:r>
-            <w:proofErr w:type="gramEnd"/>
-            <w:r>
-              <w:rPr>
-                <w:rFonts w:ascii="新細明體" w:eastAsia="新細明體" w:hAnsi="新細明體" w:cs="Noto Sans CJK TC" w:hint="eastAsia"/>
-                <w:b/>
-                <w:lang w:eastAsia="zh-CN"/>
-              </w:rPr>
-              <w:t xml:space="preserve"> </w:t>
-            </w:r>
-            <w:proofErr w:type="gramStart"/>
-            <w:r>
-              <w:rPr>
-                <w:rFonts w:ascii="新細明體" w:eastAsia="新細明體" w:hAnsi="新細明體" w:cs="Noto Sans CJK TC" w:hint="eastAsia"/>
-                <w:b/>
-                <w:lang w:eastAsia="zh-CN"/>
-              </w:rPr>
-              <w:t xml:space="preserve">  )</w:t>
-            </w:r>
-            <w:proofErr w:type="gramEnd"/>
             <w:r>
               <w:rPr>
                 <w:rFonts w:ascii="新細明體" w:eastAsia="新細明體" w:hAnsi="新細明體" w:cs="Noto Sans CJK TC"/>
@@ -4480,7 +4126,6 @@
               </w:rPr>
               <w:t xml:space="preserve">_GROUP </w:t>
             </w:r>
-            <w:proofErr w:type="gramStart"/>
             <w:r>
               <w:rPr>
                 <w:rFonts w:ascii="新細明體" w:eastAsia="新細明體" w:hAnsi="新細明體" w:cs="Noto Sans CJK TC" w:hint="eastAsia"/>
@@ -4489,7 +4134,6 @@
               </w:rPr>
               <w:t>(    )</w:t>
             </w:r>
-            <w:proofErr w:type="gramEnd"/>
             <w:r>
               <w:rPr>
                 <w:rFonts w:ascii="新細明體" w:eastAsia="新細明體" w:hAnsi="新細明體" w:cs="Noto Sans CJK TC"/>
@@ -4505,23 +4149,6 @@
               </w:rPr>
               <w:t>9</w:t>
             </w:r>
-            <w:proofErr w:type="gramStart"/>
-            <w:r>
-              <w:rPr>
-                <w:rFonts w:ascii="新細明體" w:eastAsia="新細明體" w:hAnsi="新細明體" w:cs="Noto Sans CJK TC"/>
-                <w:b/>
-              </w:rPr>
-              <w:t>_</w:t>
-            </w:r>
-            <w:r>
-              <w:rPr>
-                <w:rFonts w:ascii="新細明體" w:eastAsia="新細明體" w:hAnsi="新細明體" w:cs="Noto Sans CJK TC" w:hint="eastAsia"/>
-                <w:b/>
-                <w:lang w:eastAsia="zh-CN"/>
-              </w:rPr>
-              <w:t>(    )</w:t>
-            </w:r>
-            <w:proofErr w:type="gramEnd"/>
           </w:p>
         </w:tc>
         <w:tc>
@@ -4817,7 +4444,6 @@
                 <w:b/>
               </w:rPr>
             </w:pPr>
-            <w:proofErr w:type="gramStart"/>
             <w:r>
               <w:rPr>
                 <w:rFonts w:ascii="新細明體" w:eastAsia="新細明體" w:hAnsi="新細明體" w:cs="Noto Sans CJK TC"/>
@@ -4831,27 +4457,8 @@
                 <w:b/>
                 <w:lang w:eastAsia="zh-CN"/>
               </w:rPr>
-              <w:t xml:space="preserve">(  </w:t>
+              <w:t>(     )</w:t>
             </w:r>
-            <w:proofErr w:type="gramEnd"/>
-            <w:r>
-              <w:rPr>
-                <w:rFonts w:ascii="新細明體" w:eastAsia="新細明體" w:hAnsi="新細明體" w:cs="Noto Sans CJK TC" w:hint="eastAsia"/>
-                <w:b/>
-                <w:lang w:eastAsia="zh-CN"/>
-              </w:rPr>
-              <w:t xml:space="preserve"> </w:t>
-            </w:r>
-            <w:proofErr w:type="gramStart"/>
-            <w:r>
-              <w:rPr>
-                <w:rFonts w:ascii="新細明體" w:eastAsia="新細明體" w:hAnsi="新細明體" w:cs="Noto Sans CJK TC" w:hint="eastAsia"/>
-                <w:b/>
-                <w:lang w:eastAsia="zh-CN"/>
-              </w:rPr>
-              <w:t xml:space="preserve">  )</w:t>
-            </w:r>
-            <w:proofErr w:type="gramEnd"/>
             <w:r>
               <w:rPr>
                 <w:rFonts w:ascii="新細明體" w:eastAsia="新細明體" w:hAnsi="新細明體" w:cs="Noto Sans CJK TC"/>
@@ -4859,7 +4466,6 @@
               </w:rPr>
               <w:t xml:space="preserve">_GROUP </w:t>
             </w:r>
-            <w:proofErr w:type="gramStart"/>
             <w:r>
               <w:rPr>
                 <w:rFonts w:ascii="新細明體" w:eastAsia="新細明體" w:hAnsi="新細明體" w:cs="Noto Sans CJK TC" w:hint="eastAsia"/>
@@ -4868,7 +4474,6 @@
               </w:rPr>
               <w:t>(    )</w:t>
             </w:r>
-            <w:proofErr w:type="gramEnd"/>
             <w:r>
               <w:rPr>
                 <w:rFonts w:ascii="新細明體" w:eastAsia="新細明體" w:hAnsi="新細明體" w:cs="Noto Sans CJK TC"/>
@@ -4883,31 +4488,6 @@
                 <w:lang w:eastAsia="zh-CN"/>
               </w:rPr>
               <w:t>10</w:t>
-            </w:r>
-            <w:proofErr w:type="gramStart"/>
-            <w:r>
-              <w:rPr>
-                <w:rFonts w:ascii="新細明體" w:eastAsia="新細明體" w:hAnsi="新細明體" w:cs="Noto Sans CJK TC"/>
-                <w:b/>
-              </w:rPr>
-              <w:t>_</w:t>
-            </w:r>
-            <w:r>
-              <w:rPr>
-                <w:rFonts w:ascii="新細明體" w:eastAsia="新細明體" w:hAnsi="新細明體" w:cs="Noto Sans CJK TC" w:hint="eastAsia"/>
-                <w:b/>
-                <w:lang w:eastAsia="zh-CN"/>
-              </w:rPr>
-              <w:t xml:space="preserve">(  </w:t>
-            </w:r>
-            <w:proofErr w:type="gramEnd"/>
-            <w:r>
-              <w:rPr>
-                <w:rFonts w:ascii="新細明體" w:eastAsia="新細明體" w:hAnsi="新細明體" w:cs="Noto Sans CJK TC" w:hint="eastAsia"/>
-                <w:b/>
-                <w:lang w:eastAsia="zh-CN"/>
-              </w:rPr>
-              <w:t xml:space="preserve"> )</w:t>
             </w:r>
           </w:p>
         </w:tc>
@@ -5214,7 +4794,6 @@
                 <w:lang w:eastAsia="zh-CN"/>
               </w:rPr>
             </w:pPr>
-            <w:proofErr w:type="gramStart"/>
             <w:r>
               <w:rPr>
                 <w:rFonts w:ascii="新細明體" w:eastAsia="新細明體" w:hAnsi="新細明體" w:cs="Noto Sans CJK TC"/>
@@ -5228,27 +4807,8 @@
                 <w:b/>
                 <w:lang w:eastAsia="zh-CN"/>
               </w:rPr>
-              <w:t xml:space="preserve">(  </w:t>
+              <w:t>(     )</w:t>
             </w:r>
-            <w:proofErr w:type="gramEnd"/>
-            <w:r>
-              <w:rPr>
-                <w:rFonts w:ascii="新細明體" w:eastAsia="新細明體" w:hAnsi="新細明體" w:cs="Noto Sans CJK TC" w:hint="eastAsia"/>
-                <w:b/>
-                <w:lang w:eastAsia="zh-CN"/>
-              </w:rPr>
-              <w:t xml:space="preserve"> </w:t>
-            </w:r>
-            <w:proofErr w:type="gramStart"/>
-            <w:r>
-              <w:rPr>
-                <w:rFonts w:ascii="新細明體" w:eastAsia="新細明體" w:hAnsi="新細明體" w:cs="Noto Sans CJK TC" w:hint="eastAsia"/>
-                <w:b/>
-                <w:lang w:eastAsia="zh-CN"/>
-              </w:rPr>
-              <w:t xml:space="preserve">  )</w:t>
-            </w:r>
-            <w:proofErr w:type="gramEnd"/>
             <w:r>
               <w:rPr>
                 <w:rFonts w:ascii="新細明體" w:eastAsia="新細明體" w:hAnsi="新細明體" w:cs="Noto Sans CJK TC"/>
@@ -5256,7 +4816,6 @@
               </w:rPr>
               <w:t xml:space="preserve">_GROUP </w:t>
             </w:r>
-            <w:proofErr w:type="gramStart"/>
             <w:r>
               <w:rPr>
                 <w:rFonts w:ascii="新細明體" w:eastAsia="新細明體" w:hAnsi="新細明體" w:cs="Noto Sans CJK TC" w:hint="eastAsia"/>
@@ -5265,7 +4824,6 @@
               </w:rPr>
               <w:t>(    )</w:t>
             </w:r>
-            <w:proofErr w:type="gramEnd"/>
             <w:r>
               <w:rPr>
                 <w:rFonts w:ascii="新細明體" w:eastAsia="新細明體" w:hAnsi="新細明體" w:cs="Noto Sans CJK TC"/>
@@ -5280,31 +4838,6 @@
                 <w:lang w:eastAsia="zh-CN"/>
               </w:rPr>
               <w:t>11</w:t>
-            </w:r>
-            <w:proofErr w:type="gramStart"/>
-            <w:r>
-              <w:rPr>
-                <w:rFonts w:ascii="新細明體" w:eastAsia="新細明體" w:hAnsi="新細明體" w:cs="Noto Sans CJK TC"/>
-                <w:b/>
-              </w:rPr>
-              <w:t>_</w:t>
-            </w:r>
-            <w:r>
-              <w:rPr>
-                <w:rFonts w:ascii="新細明體" w:eastAsia="新細明體" w:hAnsi="新細明體" w:cs="Noto Sans CJK TC" w:hint="eastAsia"/>
-                <w:b/>
-                <w:lang w:eastAsia="zh-CN"/>
-              </w:rPr>
-              <w:t xml:space="preserve">(  </w:t>
-            </w:r>
-            <w:proofErr w:type="gramEnd"/>
-            <w:r>
-              <w:rPr>
-                <w:rFonts w:ascii="新細明體" w:eastAsia="新細明體" w:hAnsi="新細明體" w:cs="Noto Sans CJK TC" w:hint="eastAsia"/>
-                <w:b/>
-                <w:lang w:eastAsia="zh-CN"/>
-              </w:rPr>
-              <w:t xml:space="preserve"> )</w:t>
             </w:r>
           </w:p>
         </w:tc>
@@ -5609,7 +5142,6 @@
                 <w:b/>
               </w:rPr>
             </w:pPr>
-            <w:proofErr w:type="gramStart"/>
             <w:r>
               <w:rPr>
                 <w:rFonts w:ascii="新細明體" w:eastAsia="新細明體" w:hAnsi="新細明體" w:cs="Noto Sans CJK TC"/>
@@ -5623,27 +5155,8 @@
                 <w:b/>
                 <w:lang w:eastAsia="zh-CN"/>
               </w:rPr>
-              <w:t xml:space="preserve">(  </w:t>
+              <w:t>(     )</w:t>
             </w:r>
-            <w:proofErr w:type="gramEnd"/>
-            <w:r>
-              <w:rPr>
-                <w:rFonts w:ascii="新細明體" w:eastAsia="新細明體" w:hAnsi="新細明體" w:cs="Noto Sans CJK TC" w:hint="eastAsia"/>
-                <w:b/>
-                <w:lang w:eastAsia="zh-CN"/>
-              </w:rPr>
-              <w:t xml:space="preserve"> </w:t>
-            </w:r>
-            <w:proofErr w:type="gramStart"/>
-            <w:r>
-              <w:rPr>
-                <w:rFonts w:ascii="新細明體" w:eastAsia="新細明體" w:hAnsi="新細明體" w:cs="Noto Sans CJK TC" w:hint="eastAsia"/>
-                <w:b/>
-                <w:lang w:eastAsia="zh-CN"/>
-              </w:rPr>
-              <w:t xml:space="preserve">  )</w:t>
-            </w:r>
-            <w:proofErr w:type="gramEnd"/>
             <w:r>
               <w:rPr>
                 <w:rFonts w:ascii="新細明體" w:eastAsia="新細明體" w:hAnsi="新細明體" w:cs="Noto Sans CJK TC"/>
@@ -5651,7 +5164,6 @@
               </w:rPr>
               <w:t xml:space="preserve">_GROUP </w:t>
             </w:r>
-            <w:proofErr w:type="gramStart"/>
             <w:r>
               <w:rPr>
                 <w:rFonts w:ascii="新細明體" w:eastAsia="新細明體" w:hAnsi="新細明體" w:cs="Noto Sans CJK TC" w:hint="eastAsia"/>
@@ -5660,7 +5172,6 @@
               </w:rPr>
               <w:t>(    )</w:t>
             </w:r>
-            <w:proofErr w:type="gramEnd"/>
             <w:r>
               <w:rPr>
                 <w:rFonts w:ascii="新細明體" w:eastAsia="新細明體" w:hAnsi="新細明體" w:cs="Noto Sans CJK TC"/>
@@ -5683,31 +5194,6 @@
                 <w:lang w:eastAsia="zh-CN"/>
               </w:rPr>
               <w:t>2</w:t>
-            </w:r>
-            <w:proofErr w:type="gramStart"/>
-            <w:r>
-              <w:rPr>
-                <w:rFonts w:ascii="新細明體" w:eastAsia="新細明體" w:hAnsi="新細明體" w:cs="Noto Sans CJK TC"/>
-                <w:b/>
-              </w:rPr>
-              <w:t>_</w:t>
-            </w:r>
-            <w:r>
-              <w:rPr>
-                <w:rFonts w:ascii="新細明體" w:eastAsia="新細明體" w:hAnsi="新細明體" w:cs="Noto Sans CJK TC" w:hint="eastAsia"/>
-                <w:b/>
-                <w:lang w:eastAsia="zh-CN"/>
-              </w:rPr>
-              <w:t xml:space="preserve">(  </w:t>
-            </w:r>
-            <w:proofErr w:type="gramEnd"/>
-            <w:r>
-              <w:rPr>
-                <w:rFonts w:ascii="新細明體" w:eastAsia="新細明體" w:hAnsi="新細明體" w:cs="Noto Sans CJK TC" w:hint="eastAsia"/>
-                <w:b/>
-                <w:lang w:eastAsia="zh-CN"/>
-              </w:rPr>
-              <w:t xml:space="preserve"> )</w:t>
             </w:r>
           </w:p>
         </w:tc>
@@ -6012,7 +5498,6 @@
                 <w:b/>
               </w:rPr>
             </w:pPr>
-            <w:proofErr w:type="gramStart"/>
             <w:r>
               <w:rPr>
                 <w:rFonts w:ascii="新細明體" w:eastAsia="新細明體" w:hAnsi="新細明體" w:cs="Noto Sans CJK TC"/>
@@ -6026,27 +5511,8 @@
                 <w:b/>
                 <w:lang w:eastAsia="zh-CN"/>
               </w:rPr>
-              <w:t xml:space="preserve">(  </w:t>
+              <w:t>(     )</w:t>
             </w:r>
-            <w:proofErr w:type="gramEnd"/>
-            <w:r>
-              <w:rPr>
-                <w:rFonts w:ascii="新細明體" w:eastAsia="新細明體" w:hAnsi="新細明體" w:cs="Noto Sans CJK TC" w:hint="eastAsia"/>
-                <w:b/>
-                <w:lang w:eastAsia="zh-CN"/>
-              </w:rPr>
-              <w:t xml:space="preserve"> </w:t>
-            </w:r>
-            <w:proofErr w:type="gramStart"/>
-            <w:r>
-              <w:rPr>
-                <w:rFonts w:ascii="新細明體" w:eastAsia="新細明體" w:hAnsi="新細明體" w:cs="Noto Sans CJK TC" w:hint="eastAsia"/>
-                <w:b/>
-                <w:lang w:eastAsia="zh-CN"/>
-              </w:rPr>
-              <w:t xml:space="preserve">  )</w:t>
-            </w:r>
-            <w:proofErr w:type="gramEnd"/>
             <w:r>
               <w:rPr>
                 <w:rFonts w:ascii="新細明體" w:eastAsia="新細明體" w:hAnsi="新細明體" w:cs="Noto Sans CJK TC"/>
@@ -6054,7 +5520,6 @@
               </w:rPr>
               <w:t xml:space="preserve">_GROUP </w:t>
             </w:r>
-            <w:proofErr w:type="gramStart"/>
             <w:r>
               <w:rPr>
                 <w:rFonts w:ascii="新細明體" w:eastAsia="新細明體" w:hAnsi="新細明體" w:cs="Noto Sans CJK TC" w:hint="eastAsia"/>
@@ -6063,7 +5528,6 @@
               </w:rPr>
               <w:t>(    )</w:t>
             </w:r>
-            <w:proofErr w:type="gramEnd"/>
             <w:r>
               <w:rPr>
                 <w:rFonts w:ascii="新細明體" w:eastAsia="新細明體" w:hAnsi="新細明體" w:cs="Noto Sans CJK TC"/>
@@ -6086,31 +5550,6 @@
                 <w:lang w:eastAsia="zh-CN"/>
               </w:rPr>
               <w:t>3</w:t>
-            </w:r>
-            <w:proofErr w:type="gramStart"/>
-            <w:r>
-              <w:rPr>
-                <w:rFonts w:ascii="新細明體" w:eastAsia="新細明體" w:hAnsi="新細明體" w:cs="Noto Sans CJK TC"/>
-                <w:b/>
-              </w:rPr>
-              <w:t>_</w:t>
-            </w:r>
-            <w:r>
-              <w:rPr>
-                <w:rFonts w:ascii="新細明體" w:eastAsia="新細明體" w:hAnsi="新細明體" w:cs="Noto Sans CJK TC" w:hint="eastAsia"/>
-                <w:b/>
-                <w:lang w:eastAsia="zh-CN"/>
-              </w:rPr>
-              <w:t xml:space="preserve">(  </w:t>
-            </w:r>
-            <w:proofErr w:type="gramEnd"/>
-            <w:r>
-              <w:rPr>
-                <w:rFonts w:ascii="新細明體" w:eastAsia="新細明體" w:hAnsi="新細明體" w:cs="Noto Sans CJK TC" w:hint="eastAsia"/>
-                <w:b/>
-                <w:lang w:eastAsia="zh-CN"/>
-              </w:rPr>
-              <w:t xml:space="preserve"> )</w:t>
             </w:r>
           </w:p>
         </w:tc>
@@ -6417,7 +5856,6 @@
                 <w:b/>
               </w:rPr>
             </w:pPr>
-            <w:proofErr w:type="gramStart"/>
             <w:r>
               <w:rPr>
                 <w:rFonts w:ascii="新細明體" w:eastAsia="新細明體" w:hAnsi="新細明體" w:cs="Noto Sans CJK TC"/>
@@ -6431,27 +5869,8 @@
                 <w:b/>
                 <w:lang w:eastAsia="zh-CN"/>
               </w:rPr>
-              <w:t xml:space="preserve">(  </w:t>
+              <w:t>(     )</w:t>
             </w:r>
-            <w:proofErr w:type="gramEnd"/>
-            <w:r>
-              <w:rPr>
-                <w:rFonts w:ascii="新細明體" w:eastAsia="新細明體" w:hAnsi="新細明體" w:cs="Noto Sans CJK TC" w:hint="eastAsia"/>
-                <w:b/>
-                <w:lang w:eastAsia="zh-CN"/>
-              </w:rPr>
-              <w:t xml:space="preserve"> </w:t>
-            </w:r>
-            <w:proofErr w:type="gramStart"/>
-            <w:r>
-              <w:rPr>
-                <w:rFonts w:ascii="新細明體" w:eastAsia="新細明體" w:hAnsi="新細明體" w:cs="Noto Sans CJK TC" w:hint="eastAsia"/>
-                <w:b/>
-                <w:lang w:eastAsia="zh-CN"/>
-              </w:rPr>
-              <w:t xml:space="preserve">  )</w:t>
-            </w:r>
-            <w:proofErr w:type="gramEnd"/>
             <w:r>
               <w:rPr>
                 <w:rFonts w:ascii="新細明體" w:eastAsia="新細明體" w:hAnsi="新細明體" w:cs="Noto Sans CJK TC"/>
@@ -6459,7 +5878,6 @@
               </w:rPr>
               <w:t xml:space="preserve">_GROUP </w:t>
             </w:r>
-            <w:proofErr w:type="gramStart"/>
             <w:r>
               <w:rPr>
                 <w:rFonts w:ascii="新細明體" w:eastAsia="新細明體" w:hAnsi="新細明體" w:cs="Noto Sans CJK TC" w:hint="eastAsia"/>
@@ -6468,7 +5886,6 @@
               </w:rPr>
               <w:t>(    )</w:t>
             </w:r>
-            <w:proofErr w:type="gramEnd"/>
             <w:r>
               <w:rPr>
                 <w:rFonts w:ascii="新細明體" w:eastAsia="新細明體" w:hAnsi="新細明體" w:cs="Noto Sans CJK TC"/>
@@ -6491,31 +5908,6 @@
                 <w:lang w:eastAsia="zh-CN"/>
               </w:rPr>
               <w:t>4</w:t>
-            </w:r>
-            <w:proofErr w:type="gramStart"/>
-            <w:r>
-              <w:rPr>
-                <w:rFonts w:ascii="新細明體" w:eastAsia="新細明體" w:hAnsi="新細明體" w:cs="Noto Sans CJK TC"/>
-                <w:b/>
-              </w:rPr>
-              <w:t>_</w:t>
-            </w:r>
-            <w:r>
-              <w:rPr>
-                <w:rFonts w:ascii="新細明體" w:eastAsia="新細明體" w:hAnsi="新細明體" w:cs="Noto Sans CJK TC" w:hint="eastAsia"/>
-                <w:b/>
-                <w:lang w:eastAsia="zh-CN"/>
-              </w:rPr>
-              <w:t xml:space="preserve">(  </w:t>
-            </w:r>
-            <w:proofErr w:type="gramEnd"/>
-            <w:r>
-              <w:rPr>
-                <w:rFonts w:ascii="新細明體" w:eastAsia="新細明體" w:hAnsi="新細明體" w:cs="Noto Sans CJK TC" w:hint="eastAsia"/>
-                <w:b/>
-                <w:lang w:eastAsia="zh-CN"/>
-              </w:rPr>
-              <w:t xml:space="preserve"> )</w:t>
             </w:r>
           </w:p>
         </w:tc>
@@ -6822,7 +6214,6 @@
                 <w:b/>
               </w:rPr>
             </w:pPr>
-            <w:proofErr w:type="gramStart"/>
             <w:r>
               <w:rPr>
                 <w:rFonts w:ascii="新細明體" w:eastAsia="新細明體" w:hAnsi="新細明體" w:cs="Noto Sans CJK TC"/>
@@ -6836,27 +6227,8 @@
                 <w:b/>
                 <w:lang w:eastAsia="zh-CN"/>
               </w:rPr>
-              <w:t xml:space="preserve">(  </w:t>
+              <w:t>(     )</w:t>
             </w:r>
-            <w:proofErr w:type="gramEnd"/>
-            <w:r>
-              <w:rPr>
-                <w:rFonts w:ascii="新細明體" w:eastAsia="新細明體" w:hAnsi="新細明體" w:cs="Noto Sans CJK TC" w:hint="eastAsia"/>
-                <w:b/>
-                <w:lang w:eastAsia="zh-CN"/>
-              </w:rPr>
-              <w:t xml:space="preserve"> </w:t>
-            </w:r>
-            <w:proofErr w:type="gramStart"/>
-            <w:r>
-              <w:rPr>
-                <w:rFonts w:ascii="新細明體" w:eastAsia="新細明體" w:hAnsi="新細明體" w:cs="Noto Sans CJK TC" w:hint="eastAsia"/>
-                <w:b/>
-                <w:lang w:eastAsia="zh-CN"/>
-              </w:rPr>
-              <w:t xml:space="preserve">  )</w:t>
-            </w:r>
-            <w:proofErr w:type="gramEnd"/>
             <w:r>
               <w:rPr>
                 <w:rFonts w:ascii="新細明體" w:eastAsia="新細明體" w:hAnsi="新細明體" w:cs="Noto Sans CJK TC"/>
@@ -6864,7 +6236,6 @@
               </w:rPr>
               <w:t xml:space="preserve">_GROUP </w:t>
             </w:r>
-            <w:proofErr w:type="gramStart"/>
             <w:r>
               <w:rPr>
                 <w:rFonts w:ascii="新細明體" w:eastAsia="新細明體" w:hAnsi="新細明體" w:cs="Noto Sans CJK TC" w:hint="eastAsia"/>
@@ -6873,7 +6244,6 @@
               </w:rPr>
               <w:t>(    )</w:t>
             </w:r>
-            <w:proofErr w:type="gramEnd"/>
             <w:r>
               <w:rPr>
                 <w:rFonts w:ascii="新細明體" w:eastAsia="新細明體" w:hAnsi="新細明體" w:cs="Noto Sans CJK TC"/>
@@ -6897,30 +6267,12 @@
               </w:rPr>
               <w:t>5</w:t>
             </w:r>
-            <w:proofErr w:type="gramStart"/>
             <w:r>
               <w:rPr>
                 <w:rFonts w:ascii="新細明體" w:eastAsia="新細明體" w:hAnsi="新細明體" w:cs="Noto Sans CJK TC"/>
                 <w:b/>
               </w:rPr>
               <w:t>_</w:t>
-            </w:r>
-            <w:r>
-              <w:rPr>
-                <w:rFonts w:ascii="新細明體" w:eastAsia="新細明體" w:hAnsi="新細明體" w:cs="Noto Sans CJK TC" w:hint="eastAsia"/>
-                <w:b/>
-                <w:lang w:eastAsia="zh-CN"/>
-              </w:rPr>
-              <w:t xml:space="preserve">(  </w:t>
-            </w:r>
-            <w:proofErr w:type="gramEnd"/>
-            <w:r>
-              <w:rPr>
-                <w:rFonts w:ascii="新細明體" w:eastAsia="新細明體" w:hAnsi="新細明體" w:cs="Noto Sans CJK TC" w:hint="eastAsia"/>
-                <w:b/>
-                <w:lang w:eastAsia="zh-CN"/>
-              </w:rPr>
-              <w:t xml:space="preserve"> )</w:t>
             </w:r>
           </w:p>
         </w:tc>

--- a/public/templates/building-production-plan.docx
+++ b/public/templates/building-production-plan.docx
@@ -78,9 +78,30 @@
         <w:rPr>
           <w:rFonts w:ascii="新細明體" w:eastAsia="新細明體" w:hAnsi="新細明體"/>
           <w:b/>
-          <w:sz w:val="22"/>
-          <w:szCs w:val="20"/>
+          <w:sz w:val="28"/>
+          <w:szCs w:val="24"/>
           <w:lang w:eastAsia="zh-TW"/>
+        </w:rPr>
+      </w:pPr>
+      <w:r>
+        <w:rPr>
+          <w:rFonts w:ascii="新細明體" w:eastAsia="新細明體" w:hAnsi="新細明體"/>
+          <w:b/>
+          <w:sz w:val="28"/>
+          <w:szCs w:val="24"/>
+          <w:lang w:eastAsia="zh-TW"/>
+        </w:rPr>
+        <w:t>設計名稱：Fantastic Yuen Long</w:t>
+      </w:r>
+    </w:p>
+    <w:p>
+      <w:pPr>
+        <w:spacing w:after="20"/>
+        <w:jc w:val="center"/>
+        <w:rPr>
+          <w:rFonts w:ascii="新細明體" w:eastAsia="SimSun" w:hAnsi="新細明體" w:cs="Noto Sans CJK TC"/>
+          <w:b/>
+          <w:lang w:eastAsia="zh-CN"/>
         </w:rPr>
       </w:pPr>
     </w:p>
@@ -89,15 +110,17 @@
         <w:spacing w:after="20"/>
         <w:jc w:val="center"/>
         <w:rPr>
-          <w:rFonts w:ascii="SimSun" w:eastAsia="SimSun" w:hAnsi="SimSun" w:cs="Noto Sans CJK TC"/>
+          <w:rFonts w:ascii="SimSun" w:eastAsia="SimSun" w:hAnsi="SimSun" w:cs="Noto Sans CJK TC" w:hint="eastAsia"/>
           <w:b/>
-          <w:lang w:eastAsia="zh-TW"/>
+          <w:lang w:eastAsia="zh-CN"/>
         </w:rPr>
       </w:pPr>
       <w:r>
         <w:rPr>
           <w:rFonts w:ascii="新細明體" w:eastAsia="新細明體" w:hAnsi="新細明體" w:cs="Noto Sans CJK TC"/>
           <w:b/>
+          <w:sz w:val="28"/>
+          <w:szCs w:val="24"/>
           <w:lang w:eastAsia="zh-TW"/>
         </w:rPr>
         <w:t>班別：</w:t>
@@ -106,14 +129,18 @@
         <w:rPr>
           <w:rFonts w:ascii="SimSun" w:eastAsia="SimSun" w:hAnsi="SimSun" w:cs="Noto Sans CJK TC" w:hint="eastAsia"/>
           <w:b/>
+          <w:sz w:val="28"/>
+          <w:szCs w:val="24"/>
           <w:lang w:eastAsia="zh-TW"/>
         </w:rPr>
-        <w:t>___________</w:t>
+        <w:t>2B</w:t>
       </w:r>
       <w:r>
         <w:rPr>
           <w:rFonts w:ascii="新細明體" w:eastAsia="新細明體" w:hAnsi="新細明體" w:cs="Noto Sans CJK TC"/>
           <w:b/>
+          <w:sz w:val="28"/>
+          <w:szCs w:val="24"/>
           <w:lang w:eastAsia="zh-TW"/>
         </w:rPr>
         <w:t xml:space="preserve">    組別：</w:t>
@@ -122,14 +149,18 @@
         <w:rPr>
           <w:rFonts w:ascii="SimSun" w:eastAsia="SimSun" w:hAnsi="SimSun" w:cs="Noto Sans CJK TC" w:hint="eastAsia"/>
           <w:b/>
+          <w:sz w:val="28"/>
+          <w:szCs w:val="24"/>
           <w:lang w:eastAsia="zh-TW"/>
         </w:rPr>
-        <w:t>___________</w:t>
+        <w:t>1</w:t>
       </w:r>
       <w:r>
         <w:rPr>
           <w:rFonts w:ascii="新細明體" w:eastAsia="新細明體" w:hAnsi="新細明體" w:cs="Noto Sans CJK TC"/>
           <w:b/>
+          <w:sz w:val="28"/>
+          <w:szCs w:val="24"/>
           <w:lang w:eastAsia="zh-TW"/>
         </w:rPr>
         <w:t xml:space="preserve">    </w:t>
@@ -138,6 +169,8 @@
         <w:rPr>
           <w:rFonts w:ascii="新細明體" w:eastAsia="新細明體" w:hAnsi="新細明體" w:cs="Noto Sans CJK TC" w:hint="eastAsia"/>
           <w:b/>
+          <w:sz w:val="28"/>
+          <w:szCs w:val="24"/>
           <w:lang w:eastAsia="zh-TW"/>
         </w:rPr>
         <w:t>組員名</w:t>
@@ -146,6 +179,8 @@
         <w:rPr>
           <w:rFonts w:ascii="新細明體" w:eastAsia="新細明體" w:hAnsi="新細明體" w:cs="Noto Sans CJK TC" w:hint="eastAsia"/>
           <w:b/>
+          <w:sz w:val="28"/>
+          <w:szCs w:val="24"/>
           <w:lang w:eastAsia="zh-TW"/>
         </w:rPr>
         <w:t>字</w:t>
@@ -154,6 +189,8 @@
         <w:rPr>
           <w:rFonts w:ascii="新細明體" w:eastAsia="新細明體" w:hAnsi="新細明體" w:cs="Noto Sans CJK TC" w:hint="eastAsia"/>
           <w:b/>
+          <w:sz w:val="28"/>
+          <w:szCs w:val="24"/>
           <w:lang w:eastAsia="zh-TW"/>
         </w:rPr>
         <w:t>及學號</w:t>
@@ -162,6 +199,8 @@
         <w:rPr>
           <w:rFonts w:ascii="新細明體" w:eastAsia="新細明體" w:hAnsi="新細明體" w:cs="Noto Sans CJK TC" w:hint="eastAsia"/>
           <w:b/>
+          <w:sz w:val="28"/>
+          <w:szCs w:val="24"/>
           <w:lang w:eastAsia="zh-TW"/>
         </w:rPr>
         <w:t>：</w:t>
@@ -170,6 +209,8 @@
         <w:rPr>
           <w:rFonts w:ascii="SimSun" w:eastAsia="SimSun" w:hAnsi="SimSun" w:cs="Noto Sans CJK TC" w:hint="eastAsia"/>
           <w:b/>
+          <w:sz w:val="28"/>
+          <w:szCs w:val="24"/>
           <w:lang w:eastAsia="zh-TW"/>
         </w:rPr>
         <w:t>__________________________________</w:t>
@@ -178,6 +219,8 @@
         <w:rPr>
           <w:rFonts w:ascii="新細明體" w:eastAsia="新細明體" w:hAnsi="新細明體" w:cs="Noto Sans CJK TC" w:hint="eastAsia"/>
           <w:b/>
+          <w:sz w:val="28"/>
+          <w:szCs w:val="24"/>
           <w:lang w:eastAsia="zh-TW"/>
         </w:rPr>
         <w:t xml:space="preserve">   </w:t>
@@ -186,6 +229,8 @@
         <w:rPr>
           <w:rFonts w:ascii="新細明體" w:eastAsia="新細明體" w:hAnsi="新細明體" w:cs="Noto Sans CJK TC"/>
           <w:b/>
+          <w:sz w:val="28"/>
+          <w:szCs w:val="24"/>
           <w:lang w:eastAsia="zh-TW"/>
         </w:rPr>
         <w:t>日期：</w:t>
@@ -194,6 +239,8 @@
         <w:rPr>
           <w:rFonts w:ascii="SimSun" w:eastAsia="SimSun" w:hAnsi="SimSun" w:cs="Noto Sans CJK TC" w:hint="eastAsia"/>
           <w:b/>
+          <w:sz w:val="28"/>
+          <w:szCs w:val="24"/>
           <w:lang w:eastAsia="zh-TW"/>
         </w:rPr>
         <w:t>__________________________</w:t>
@@ -201,110 +248,7 @@
     </w:p>
     <w:tbl>
       <w:tblPr>
-        <w:tblW w:w="0" w:type="auto"/>
-        <w:jc w:val="center"/>
-        <w:tblLayout w:type="fixed"/>
-        <w:tblLook w:val="04A0" w:firstRow="1" w:lastRow="0" w:firstColumn="1" w:lastColumn="0" w:noHBand="0" w:noVBand="1"/>
-      </w:tblPr>
-      <w:tblGrid>
-        <w:gridCol w:w="15704"/>
-      </w:tblGrid>
-      <w:tr>
-        <w:trPr>
-          <w:jc w:val="center"/>
-        </w:trPr>
-        <w:tc>
-          <w:tcPr>
-            <w:tcW w:w="15704" w:type="dxa"/>
-            <w:tcBorders>
-              <w:top w:val="single" w:sz="8" w:space="0" w:color="000000"/>
-              <w:left w:val="single" w:sz="8" w:space="0" w:color="000000"/>
-              <w:bottom w:val="single" w:sz="8" w:space="0" w:color="000000"/>
-              <w:right w:val="single" w:sz="8" w:space="0" w:color="000000"/>
-            </w:tcBorders>
-            <w:tcMar>
-              <w:top w:w="85" w:type="dxa"/>
-              <w:left w:w="85" w:type="dxa"/>
-              <w:bottom w:w="85" w:type="dxa"/>
-              <w:right w:w="85" w:type="dxa"/>
-            </w:tcMar>
-            <w:vAlign w:val="center"/>
-          </w:tcPr>
-          <w:p>
-            <w:pPr>
-              <w:spacing w:after="0" w:line="240" w:lineRule="auto"/>
-              <w:rPr>
-                <w:rFonts w:ascii="新細明體" w:eastAsia="新細明體" w:hAnsi="新細明體"/>
-                <w:b/>
-                <w:lang w:eastAsia="zh-TW"/>
-              </w:rPr>
-            </w:pPr>
-            <w:r>
-              <w:rPr>
-                <w:rFonts w:ascii="新細明體" w:eastAsia="新細明體" w:hAnsi="新細明體" w:cs="Noto Sans CJK TC"/>
-                <w:b/>
-                <w:lang w:eastAsia="zh-TW"/>
-              </w:rPr>
-              <w:t>1. B1、B2、B3… 是每座建築的編號；建築物類型請填名稱。</w:t>
-            </w:r>
-          </w:p>
-        </w:tc>
-      </w:tr>
-      <w:tr>
-        <w:trPr>
-          <w:jc w:val="center"/>
-        </w:trPr>
-        <w:tc>
-          <w:tcPr>
-            <w:tcW w:w="15704" w:type="dxa"/>
-            <w:tcBorders>
-              <w:top w:val="single" w:sz="8" w:space="0" w:color="000000"/>
-              <w:left w:val="single" w:sz="8" w:space="0" w:color="000000"/>
-              <w:bottom w:val="single" w:sz="8" w:space="0" w:color="000000"/>
-              <w:right w:val="single" w:sz="8" w:space="0" w:color="000000"/>
-            </w:tcBorders>
-            <w:tcMar>
-              <w:top w:w="85" w:type="dxa"/>
-              <w:left w:w="85" w:type="dxa"/>
-              <w:bottom w:w="85" w:type="dxa"/>
-              <w:right w:w="85" w:type="dxa"/>
-            </w:tcMar>
-            <w:vAlign w:val="center"/>
-          </w:tcPr>
-          <w:p>
-            <w:pPr>
-              <w:spacing w:after="0" w:line="240" w:lineRule="auto"/>
-              <w:rPr>
-                <w:rFonts w:ascii="新細明體" w:eastAsia="新細明體" w:hAnsi="新細明體"/>
-                <w:b/>
-                <w:lang w:eastAsia="zh-TW"/>
-              </w:rPr>
-            </w:pPr>
-            <w:r>
-              <w:rPr>
-                <w:rFonts w:ascii="新細明體" w:eastAsia="新細明體" w:hAnsi="新細明體" w:cs="Noto Sans CJK TC" w:hint="eastAsia"/>
-                <w:b/>
-                <w:lang w:eastAsia="zh-TW"/>
-              </w:rPr>
-              <w:t>2. 檔案名稱格式：班別_組別_建築編號                                                                     例子：2B_GROUP 2_B1</w:t>
-            </w:r>
-          </w:p>
-        </w:tc>
-      </w:tr>
-    </w:tbl>
-    <w:p>
-      <w:pPr>
-        <w:spacing w:after="40"/>
-        <w:rPr>
-          <w:rFonts w:ascii="新細明體" w:eastAsia="新細明體" w:hAnsi="新細明體"/>
-          <w:b/>
-          <w:lang w:eastAsia="zh-TW"/>
-        </w:rPr>
-      </w:pPr>
-    </w:p>
-    <w:tbl>
-      <w:tblPr>
-        <w:tblW w:w="14915" w:type="dxa"/>
+        <w:tblW w:w="11867" w:type="dxa"/>
         <w:jc w:val="center"/>
         <w:tblLayout w:type="fixed"/>
         <w:tblLook w:val="04A0" w:firstRow="1" w:lastRow="0" w:firstColumn="1" w:lastColumn="0" w:noHBand="0" w:noVBand="1"/>
@@ -318,7 +262,6 @@
         <w:gridCol w:w="993"/>
         <w:gridCol w:w="1417"/>
         <w:gridCol w:w="1205"/>
-        <w:gridCol w:w="3048"/>
         <w:gridCol w:w="1346"/>
         <w:gridCol w:w="1134"/>
       </w:tblGrid>
@@ -472,7 +415,22 @@
                 <w:b/>
               </w:rPr>
               <w:br/>
-              <w:t>(cm)</w:t>
+              <w:t>(</w:t>
+            </w:r>
+            <w:r>
+              <w:rPr>
+                <w:rFonts w:ascii="新細明體" w:eastAsia="SimSun" w:hAnsi="新細明體" w:cs="Noto Sans CJK TC" w:hint="eastAsia"/>
+                <w:b/>
+                <w:lang w:eastAsia="zh-CN"/>
+              </w:rPr>
+              <w:t>m</w:t>
+            </w:r>
+            <w:r>
+              <w:rPr>
+                <w:rFonts w:ascii="新細明體" w:eastAsia="新細明體" w:hAnsi="新細明體" w:cs="Noto Sans CJK TC"/>
+                <w:b/>
+              </w:rPr>
+              <w:t>m)</w:t>
             </w:r>
           </w:p>
         </w:tc>
@@ -515,7 +473,22 @@
                 <w:b/>
               </w:rPr>
               <w:br/>
-              <w:t>(cm)</w:t>
+              <w:t>(</w:t>
+            </w:r>
+            <w:r>
+              <w:rPr>
+                <w:rFonts w:ascii="新細明體" w:eastAsia="SimSun" w:hAnsi="新細明體" w:cs="Noto Sans CJK TC" w:hint="eastAsia"/>
+                <w:b/>
+                <w:lang w:eastAsia="zh-CN"/>
+              </w:rPr>
+              <w:t>m</w:t>
+            </w:r>
+            <w:r>
+              <w:rPr>
+                <w:rFonts w:ascii="新細明體" w:eastAsia="新細明體" w:hAnsi="新細明體" w:cs="Noto Sans CJK TC"/>
+                <w:b/>
+              </w:rPr>
+              <w:t>m)</w:t>
             </w:r>
           </w:p>
         </w:tc>
@@ -558,7 +531,22 @@
                 <w:b/>
               </w:rPr>
               <w:br/>
-              <w:t>(cm)</w:t>
+              <w:t>(</w:t>
+            </w:r>
+            <w:r>
+              <w:rPr>
+                <w:rFonts w:ascii="新細明體" w:eastAsia="SimSun" w:hAnsi="新細明體" w:cs="Noto Sans CJK TC" w:hint="eastAsia"/>
+                <w:b/>
+                <w:lang w:eastAsia="zh-CN"/>
+              </w:rPr>
+              <w:t>m</w:t>
+            </w:r>
+            <w:r>
+              <w:rPr>
+                <w:rFonts w:ascii="新細明體" w:eastAsia="新細明體" w:hAnsi="新細明體" w:cs="Noto Sans CJK TC"/>
+                <w:b/>
+              </w:rPr>
+              <w:t>m)</w:t>
             </w:r>
           </w:p>
         </w:tc>
@@ -629,41 +617,6 @@
         </w:tc>
         <w:tc>
           <w:tcPr>
-            <w:tcW w:w="3048" w:type="dxa"/>
-            <w:tcBorders>
-              <w:top w:val="single" w:sz="8" w:space="0" w:color="000000"/>
-              <w:left w:val="single" w:sz="8" w:space="0" w:color="000000"/>
-              <w:bottom w:val="single" w:sz="8" w:space="0" w:color="000000"/>
-              <w:right w:val="single" w:sz="8" w:space="0" w:color="000000"/>
-            </w:tcBorders>
-            <w:tcMar>
-              <w:top w:w="85" w:type="dxa"/>
-              <w:left w:w="85" w:type="dxa"/>
-              <w:bottom w:w="85" w:type="dxa"/>
-              <w:right w:w="85" w:type="dxa"/>
-            </w:tcMar>
-            <w:vAlign w:val="center"/>
-          </w:tcPr>
-          <w:p>
-            <w:pPr>
-              <w:spacing w:after="0" w:line="240" w:lineRule="auto"/>
-              <w:jc w:val="center"/>
-              <w:rPr>
-                <w:rFonts w:ascii="新細明體" w:eastAsia="新細明體" w:hAnsi="新細明體"/>
-                <w:b/>
-              </w:rPr>
-            </w:pPr>
-            <w:r>
-              <w:rPr>
-                <w:rFonts w:ascii="新細明體" w:eastAsia="新細明體" w:hAnsi="新細明體" w:cs="Noto Sans CJK TC"/>
-                <w:b/>
-              </w:rPr>
-              <w:t>檔案名稱</w:t>
-            </w:r>
-          </w:p>
-        </w:tc>
-        <w:tc>
-          <w:tcPr>
             <w:tcW w:w="1346" w:type="dxa"/>
             <w:tcBorders>
               <w:top w:val="single" w:sz="8" w:space="0" w:color="000000"/>
@@ -678,7 +631,7 @@
               <w:spacing w:after="0" w:line="240" w:lineRule="auto"/>
               <w:jc w:val="center"/>
               <w:rPr>
-                <w:rFonts w:ascii="新細明體" w:eastAsia="新細明體" w:hAnsi="新細明體" w:cs="新細明體"/>
+                <w:rFonts w:ascii="新細明體" w:eastAsia="SimSun" w:hAnsi="新細明體" w:cs="新細明體" w:hint="eastAsia"/>
                 <w:b/>
                 <w:lang w:eastAsia="zh-CN"/>
               </w:rPr>
@@ -691,17 +644,6 @@
               </w:rPr>
               <w:t>分工</w:t>
             </w:r>
-          </w:p>
-          <w:p>
-            <w:pPr>
-              <w:spacing w:after="0" w:line="240" w:lineRule="auto"/>
-              <w:jc w:val="center"/>
-              <w:rPr>
-                <w:rFonts w:ascii="新細明體" w:eastAsia="新細明體" w:hAnsi="新細明體" w:cs="Noto Sans CJK TC"/>
-                <w:b/>
-                <w:lang w:eastAsia="zh-CN"/>
-              </w:rPr>
-            </w:pPr>
           </w:p>
         </w:tc>
         <w:tc>
@@ -720,7 +662,7 @@
               <w:spacing w:after="0" w:line="240" w:lineRule="auto"/>
               <w:jc w:val="center"/>
               <w:rPr>
-                <w:rFonts w:ascii="新細明體" w:eastAsia="新細明體" w:hAnsi="新細明體" w:cs="新細明體"/>
+                <w:rFonts w:ascii="新細明體" w:eastAsia="SimSun" w:hAnsi="新細明體" w:cs="新細明體" w:hint="eastAsia"/>
                 <w:b/>
                 <w:lang w:eastAsia="zh-CN"/>
               </w:rPr>
@@ -733,17 +675,6 @@
               </w:rPr>
               <w:t>完成</w:t>
             </w:r>
-          </w:p>
-          <w:p>
-            <w:pPr>
-              <w:spacing w:after="0" w:line="240" w:lineRule="auto"/>
-              <w:jc w:val="center"/>
-              <w:rPr>
-                <w:rFonts w:ascii="新細明體" w:eastAsia="新細明體" w:hAnsi="新細明體" w:cs="新細明體"/>
-                <w:b/>
-                <w:lang w:eastAsia="zh-CN"/>
-              </w:rPr>
-            </w:pPr>
           </w:p>
         </w:tc>
       </w:tr>
@@ -879,8 +810,9 @@
               <w:spacing w:after="0" w:line="240" w:lineRule="auto"/>
               <w:jc w:val="center"/>
               <w:rPr>
-                <w:rFonts w:ascii="新細明體" w:eastAsia="新細明體" w:hAnsi="新細明體"/>
-                <w:b/>
+                <w:rFonts w:ascii="新細明體" w:eastAsia="SimSun" w:hAnsi="新細明體" w:hint="eastAsia"/>
+                <w:b/>
+                <w:lang w:eastAsia="zh-CN"/>
               </w:rPr>
             </w:pPr>
             <w:r>
@@ -888,7 +820,15 @@
                 <w:rFonts w:ascii="新細明體" w:eastAsia="新細明體" w:hAnsi="新細明體" w:cs="Noto Sans CJK TC"/>
                 <w:b/>
               </w:rPr>
-              <w:t>5.7</w:t>
+              <w:t>5</w:t>
+            </w:r>
+            <w:r>
+              <w:rPr>
+                <w:rFonts w:ascii="SimSun" w:eastAsia="SimSun" w:hAnsi="SimSun" w:cs="Noto Sans CJK TC" w:hint="eastAsia"/>
+                <w:b/>
+                <w:lang w:eastAsia="zh-CN"/>
+              </w:rPr>
+              <w:t>7</w:t>
             </w:r>
           </w:p>
         </w:tc>
@@ -914,8 +854,9 @@
               <w:spacing w:after="0" w:line="240" w:lineRule="auto"/>
               <w:jc w:val="center"/>
               <w:rPr>
-                <w:rFonts w:ascii="新細明體" w:eastAsia="新細明體" w:hAnsi="新細明體"/>
-                <w:b/>
+                <w:rFonts w:ascii="新細明體" w:eastAsia="SimSun" w:hAnsi="新細明體" w:hint="eastAsia"/>
+                <w:b/>
+                <w:lang w:eastAsia="zh-CN"/>
               </w:rPr>
             </w:pPr>
             <w:r>
@@ -923,7 +864,15 @@
                 <w:rFonts w:ascii="新細明體" w:eastAsia="新細明體" w:hAnsi="新細明體" w:cs="Noto Sans CJK TC"/>
                 <w:b/>
               </w:rPr>
-              <w:t>3.6</w:t>
+              <w:t>3</w:t>
+            </w:r>
+            <w:r>
+              <w:rPr>
+                <w:rFonts w:ascii="SimSun" w:eastAsia="SimSun" w:hAnsi="SimSun" w:cs="Noto Sans CJK TC" w:hint="eastAsia"/>
+                <w:b/>
+                <w:lang w:eastAsia="zh-CN"/>
+              </w:rPr>
+              <w:t>6</w:t>
             </w:r>
           </w:p>
         </w:tc>
@@ -949,8 +898,9 @@
               <w:spacing w:after="0" w:line="240" w:lineRule="auto"/>
               <w:jc w:val="center"/>
               <w:rPr>
-                <w:rFonts w:ascii="新細明體" w:eastAsia="新細明體" w:hAnsi="新細明體"/>
-                <w:b/>
+                <w:rFonts w:ascii="新細明體" w:eastAsia="SimSun" w:hAnsi="新細明體" w:hint="eastAsia"/>
+                <w:b/>
+                <w:lang w:eastAsia="zh-CN"/>
               </w:rPr>
             </w:pPr>
             <w:r>
@@ -958,7 +908,15 @@
                 <w:rFonts w:ascii="新細明體" w:eastAsia="新細明體" w:hAnsi="新細明體" w:cs="Noto Sans CJK TC"/>
                 <w:b/>
               </w:rPr>
-              <w:t>14.3</w:t>
+              <w:t>14</w:t>
+            </w:r>
+            <w:r>
+              <w:rPr>
+                <w:rFonts w:ascii="SimSun" w:eastAsia="SimSun" w:hAnsi="SimSun" w:cs="Noto Sans CJK TC" w:hint="eastAsia"/>
+                <w:b/>
+                <w:lang w:eastAsia="zh-CN"/>
+              </w:rPr>
+              <w:t>3</w:t>
             </w:r>
           </w:p>
         </w:tc>
@@ -1038,46 +996,6 @@
         </w:tc>
         <w:tc>
           <w:tcPr>
-            <w:tcW w:w="3048" w:type="dxa"/>
-            <w:tcBorders>
-              <w:top w:val="single" w:sz="8" w:space="0" w:color="000000"/>
-              <w:left w:val="single" w:sz="8" w:space="0" w:color="000000"/>
-              <w:bottom w:val="single" w:sz="8" w:space="0" w:color="000000"/>
-              <w:right w:val="single" w:sz="8" w:space="0" w:color="000000"/>
-            </w:tcBorders>
-            <w:tcMar>
-              <w:top w:w="85" w:type="dxa"/>
-              <w:left w:w="85" w:type="dxa"/>
-              <w:bottom w:w="85" w:type="dxa"/>
-              <w:right w:w="85" w:type="dxa"/>
-            </w:tcMar>
-            <w:vAlign w:val="center"/>
-          </w:tcPr>
-          <w:p>
-            <w:pPr>
-              <w:pStyle w:val="ae"/>
-              <w:numPr>
-                <w:ilvl w:val="0"/>
-                <w:numId w:val="10"/>
-              </w:numPr>
-              <w:spacing w:after="0" w:line="240" w:lineRule="auto"/>
-              <w:jc w:val="center"/>
-              <w:rPr>
-                <w:rFonts w:ascii="新細明體" w:eastAsia="新細明體" w:hAnsi="新細明體"/>
-                <w:b/>
-              </w:rPr>
-            </w:pPr>
-            <w:r>
-              <w:rPr>
-                <w:rFonts w:ascii="新細明體" w:eastAsia="新細明體" w:hAnsi="新細明體" w:cs="Noto Sans CJK TC"/>
-                <w:b/>
-              </w:rPr>
-              <w:t>2B_GROUP 2_B1</w:t>
-            </w:r>
-          </w:p>
-        </w:tc>
-        <w:tc>
-          <w:tcPr>
             <w:tcW w:w="1346" w:type="dxa"/>
             <w:tcBorders>
               <w:top w:val="single" w:sz="8" w:space="0" w:color="000000"/>
@@ -1141,7 +1059,8 @@
       </w:tr>
       <w:tr>
         <w:trPr>
-          <w:trHeight w:val="442"/>
+          <w:cantSplit/>
+          <w:trHeight w:val="780"/>
           <w:jc w:val="center"/>
         </w:trPr>
         <w:tc>
@@ -1163,7 +1082,8 @@
           </w:tcPr>
           <w:p>
             <w:pPr>
-              <w:spacing w:after="0" w:line="600" w:lineRule="auto"/>
+              <w:snapToGrid w:val="0"/>
+              <w:spacing w:after="0" w:line="240" w:lineRule="auto"/>
               <w:jc w:val="center"/>
               <w:rPr>
                 <w:rFonts w:ascii="新細明體" w:eastAsia="新細明體" w:hAnsi="新細明體"/>
@@ -1172,10 +1092,10 @@
             </w:pPr>
             <w:r>
               <w:rPr>
-                <w:rFonts w:ascii="新細明體" w:eastAsia="新細明體" w:hAnsi="新細明體" w:cs="Noto Sans CJK TC"/>
-                <w:b/>
-              </w:rPr>
-              <w:t>B1</w:t>
+                <w:rFonts w:ascii="新細明體" w:eastAsia="新細明體" w:hAnsi="新細明體"/>
+                <w:b/>
+              </w:rPr>
+              <w:t>1</w:t>
             </w:r>
           </w:p>
         </w:tc>
@@ -1198,12 +1118,21 @@
           </w:tcPr>
           <w:p>
             <w:pPr>
-              <w:spacing w:after="0" w:line="600" w:lineRule="auto"/>
+              <w:snapToGrid w:val="0"/>
+              <w:spacing w:after="0" w:line="240" w:lineRule="auto"/>
+              <w:jc w:val="center"/>
               <w:rPr>
                 <w:rFonts w:ascii="新細明體" w:eastAsia="新細明體" w:hAnsi="新細明體"/>
                 <w:b/>
               </w:rPr>
             </w:pPr>
+            <w:r>
+              <w:rPr>
+                <w:rFonts w:ascii="新細明體" w:eastAsia="新細明體" w:hAnsi="新細明體"/>
+                <w:b/>
+              </w:rPr>
+              <w:t>階梯式住宅</w:t>
+            </w:r>
           </w:p>
         </w:tc>
         <w:tc>
@@ -1225,7 +1154,44 @@
           </w:tcPr>
           <w:p>
             <w:pPr>
-              <w:spacing w:after="0" w:line="600" w:lineRule="auto"/>
+              <w:snapToGrid w:val="0"/>
+              <w:spacing w:after="0" w:line="240" w:lineRule="auto"/>
+              <w:jc w:val="center"/>
+              <w:rPr>
+                <w:rFonts w:ascii="新細明體" w:eastAsia="新細明體" w:hAnsi="新細明體"/>
+                <w:b/>
+              </w:rPr>
+            </w:pPr>
+            <w:r>
+              <w:rPr>
+                <w:rFonts w:ascii="新細明體" w:eastAsia="新細明體" w:hAnsi="新細明體"/>
+                <w:b/>
+              </w:rPr>
+              <w:t>1</w:t>
+            </w:r>
+          </w:p>
+        </w:tc>
+        <w:tc>
+          <w:tcPr>
+            <w:tcW w:w="992" w:type="dxa"/>
+            <w:tcBorders>
+              <w:top w:val="single" w:sz="8" w:space="0" w:color="000000"/>
+              <w:left w:val="single" w:sz="8" w:space="0" w:color="000000"/>
+              <w:bottom w:val="single" w:sz="8" w:space="0" w:color="000000"/>
+              <w:right w:val="single" w:sz="8" w:space="0" w:color="000000"/>
+            </w:tcBorders>
+            <w:tcMar>
+              <w:top w:w="85" w:type="dxa"/>
+              <w:left w:w="85" w:type="dxa"/>
+              <w:bottom w:w="85" w:type="dxa"/>
+              <w:right w:w="85" w:type="dxa"/>
+            </w:tcMar>
+            <w:vAlign w:val="center"/>
+          </w:tcPr>
+          <w:p>
+            <w:pPr>
+              <w:snapToGrid w:val="0"/>
+              <w:spacing w:after="0" w:line="240" w:lineRule="auto"/>
               <w:jc w:val="center"/>
               <w:rPr>
                 <w:rFonts w:ascii="新細明體" w:eastAsia="新細明體" w:hAnsi="新細明體"/>
@@ -1253,7 +1219,286 @@
           </w:tcPr>
           <w:p>
             <w:pPr>
-              <w:spacing w:after="0" w:line="600" w:lineRule="auto"/>
+              <w:snapToGrid w:val="0"/>
+              <w:spacing w:after="0" w:line="240" w:lineRule="auto"/>
+              <w:jc w:val="center"/>
+              <w:rPr>
+                <w:rFonts w:ascii="新細明體" w:eastAsia="新細明體" w:hAnsi="新細明體"/>
+                <w:b/>
+              </w:rPr>
+            </w:pPr>
+          </w:p>
+        </w:tc>
+        <w:tc>
+          <w:tcPr>
+            <w:tcW w:w="993" w:type="dxa"/>
+            <w:tcBorders>
+              <w:top w:val="single" w:sz="8" w:space="0" w:color="000000"/>
+              <w:left w:val="single" w:sz="8" w:space="0" w:color="000000"/>
+              <w:bottom w:val="single" w:sz="8" w:space="0" w:color="000000"/>
+              <w:right w:val="single" w:sz="8" w:space="0" w:color="000000"/>
+            </w:tcBorders>
+            <w:tcMar>
+              <w:top w:w="85" w:type="dxa"/>
+              <w:left w:w="85" w:type="dxa"/>
+              <w:bottom w:w="85" w:type="dxa"/>
+              <w:right w:w="85" w:type="dxa"/>
+            </w:tcMar>
+            <w:vAlign w:val="center"/>
+          </w:tcPr>
+          <w:p>
+            <w:pPr>
+              <w:snapToGrid w:val="0"/>
+              <w:spacing w:after="0" w:line="240" w:lineRule="auto"/>
+              <w:jc w:val="center"/>
+              <w:rPr>
+                <w:rFonts w:ascii="新細明體" w:eastAsia="新細明體" w:hAnsi="新細明體"/>
+                <w:b/>
+              </w:rPr>
+            </w:pPr>
+          </w:p>
+        </w:tc>
+        <w:tc>
+          <w:tcPr>
+            <w:tcW w:w="1417" w:type="dxa"/>
+            <w:tcBorders>
+              <w:top w:val="single" w:sz="8" w:space="0" w:color="000000"/>
+              <w:left w:val="single" w:sz="8" w:space="0" w:color="000000"/>
+              <w:bottom w:val="single" w:sz="8" w:space="0" w:color="000000"/>
+              <w:right w:val="single" w:sz="8" w:space="0" w:color="000000"/>
+            </w:tcBorders>
+            <w:tcMar>
+              <w:top w:w="85" w:type="dxa"/>
+              <w:left w:w="85" w:type="dxa"/>
+              <w:bottom w:w="85" w:type="dxa"/>
+              <w:right w:w="85" w:type="dxa"/>
+            </w:tcMar>
+            <w:vAlign w:val="center"/>
+          </w:tcPr>
+          <w:p>
+            <w:pPr>
+              <w:snapToGrid w:val="0"/>
+              <w:spacing w:after="0" w:line="240" w:lineRule="auto"/>
+              <w:jc w:val="center"/>
+              <w:rPr>
+                <w:rFonts w:ascii="新細明體" w:eastAsia="新細明體" w:hAnsi="新細明體"/>
+                <w:b/>
+              </w:rPr>
+            </w:pPr>
+            <w:r>
+              <w:rPr>
+                <w:rFonts w:ascii="新細明體" w:eastAsia="新細明體" w:hAnsi="新細明體"/>
+                <w:b/>
+              </w:rPr>
+              <w:t>3D Print</w:t>
+            </w:r>
+          </w:p>
+        </w:tc>
+        <w:tc>
+          <w:tcPr>
+            <w:tcW w:w="1205" w:type="dxa"/>
+            <w:tcBorders>
+              <w:top w:val="single" w:sz="8" w:space="0" w:color="000000"/>
+              <w:left w:val="single" w:sz="8" w:space="0" w:color="000000"/>
+              <w:bottom w:val="single" w:sz="8" w:space="0" w:color="000000"/>
+              <w:right w:val="single" w:sz="8" w:space="0" w:color="000000"/>
+            </w:tcBorders>
+            <w:vAlign w:val="center"/>
+          </w:tcPr>
+          <w:p>
+            <w:pPr>
+              <w:snapToGrid w:val="0"/>
+              <w:spacing w:after="0" w:line="240" w:lineRule="auto"/>
+              <w:jc w:val="center"/>
+              <w:rPr>
+                <w:rFonts w:ascii="新細明體" w:eastAsia="新細明體" w:hAnsi="新細明體"/>
+                <w:b/>
+              </w:rPr>
+            </w:pPr>
+          </w:p>
+        </w:tc>
+        <w:tc>
+          <w:tcPr>
+            <w:tcW w:w="1346" w:type="dxa"/>
+            <w:tcBorders>
+              <w:top w:val="single" w:sz="8" w:space="0" w:color="000000"/>
+              <w:left w:val="single" w:sz="8" w:space="0" w:color="000000"/>
+              <w:bottom w:val="single" w:sz="8" w:space="0" w:color="000000"/>
+              <w:right w:val="single" w:sz="8" w:space="0" w:color="000000"/>
+            </w:tcBorders>
+            <w:vAlign w:val="center"/>
+          </w:tcPr>
+          <w:p>
+            <w:pPr>
+              <w:snapToGrid w:val="0"/>
+              <w:spacing w:after="0" w:line="240" w:lineRule="auto"/>
+              <w:jc w:val="center"/>
+              <w:rPr>
+                <w:rFonts w:ascii="新細明體" w:eastAsia="新細明體" w:hAnsi="新細明體"/>
+                <w:b/>
+              </w:rPr>
+            </w:pPr>
+          </w:p>
+        </w:tc>
+        <w:tc>
+          <w:tcPr>
+            <w:tcW w:w="1134" w:type="dxa"/>
+            <w:tcBorders>
+              <w:top w:val="single" w:sz="8" w:space="0" w:color="000000"/>
+              <w:left w:val="single" w:sz="8" w:space="0" w:color="000000"/>
+              <w:bottom w:val="single" w:sz="8" w:space="0" w:color="000000"/>
+              <w:right w:val="single" w:sz="8" w:space="0" w:color="000000"/>
+            </w:tcBorders>
+            <w:vAlign w:val="center"/>
+          </w:tcPr>
+          <w:p>
+            <w:pPr>
+              <w:snapToGrid w:val="0"/>
+              <w:spacing w:after="0" w:line="240" w:lineRule="auto"/>
+              <w:jc w:val="center"/>
+              <w:rPr>
+                <w:rFonts w:ascii="新細明體" w:eastAsia="新細明體" w:hAnsi="新細明體"/>
+                <w:b/>
+              </w:rPr>
+            </w:pPr>
+          </w:p>
+        </w:tc>
+      </w:tr>
+      <w:tr>
+        <w:trPr>
+          <w:cantSplit/>
+          <w:trHeight w:val="780"/>
+          <w:jc w:val="center"/>
+        </w:trPr>
+        <w:tc>
+          <w:tcPr>
+            <w:tcW w:w="1236" w:type="dxa"/>
+            <w:tcBorders>
+              <w:top w:val="single" w:sz="8" w:space="0" w:color="000000"/>
+              <w:left w:val="single" w:sz="8" w:space="0" w:color="000000"/>
+              <w:bottom w:val="single" w:sz="8" w:space="0" w:color="000000"/>
+              <w:right w:val="single" w:sz="8" w:space="0" w:color="000000"/>
+            </w:tcBorders>
+            <w:tcMar>
+              <w:top w:w="85" w:type="dxa"/>
+              <w:left w:w="85" w:type="dxa"/>
+              <w:bottom w:w="85" w:type="dxa"/>
+              <w:right w:w="85" w:type="dxa"/>
+            </w:tcMar>
+            <w:vAlign w:val="center"/>
+          </w:tcPr>
+          <w:p>
+            <w:pPr>
+              <w:snapToGrid w:val="0"/>
+              <w:spacing w:after="0" w:line="240" w:lineRule="auto"/>
+              <w:jc w:val="center"/>
+              <w:rPr>
+                <w:rFonts w:ascii="新細明體" w:eastAsia="新細明體" w:hAnsi="新細明體"/>
+                <w:b/>
+              </w:rPr>
+            </w:pPr>
+            <w:r>
+              <w:rPr>
+                <w:rFonts w:ascii="新細明體" w:eastAsia="新細明體" w:hAnsi="新細明體"/>
+                <w:b/>
+              </w:rPr>
+              <w:t>2</w:t>
+            </w:r>
+          </w:p>
+        </w:tc>
+        <w:tc>
+          <w:tcPr>
+            <w:tcW w:w="1843" w:type="dxa"/>
+            <w:tcBorders>
+              <w:top w:val="single" w:sz="8" w:space="0" w:color="000000"/>
+              <w:left w:val="single" w:sz="8" w:space="0" w:color="000000"/>
+              <w:bottom w:val="single" w:sz="8" w:space="0" w:color="000000"/>
+              <w:right w:val="single" w:sz="8" w:space="0" w:color="000000"/>
+            </w:tcBorders>
+            <w:tcMar>
+              <w:top w:w="85" w:type="dxa"/>
+              <w:left w:w="85" w:type="dxa"/>
+              <w:bottom w:w="85" w:type="dxa"/>
+              <w:right w:w="85" w:type="dxa"/>
+            </w:tcMar>
+            <w:vAlign w:val="center"/>
+          </w:tcPr>
+          <w:p>
+            <w:pPr>
+              <w:snapToGrid w:val="0"/>
+              <w:spacing w:after="0" w:line="240" w:lineRule="auto"/>
+              <w:jc w:val="center"/>
+              <w:rPr>
+                <w:rFonts w:ascii="新細明體" w:eastAsia="新細明體" w:hAnsi="新細明體"/>
+                <w:b/>
+              </w:rPr>
+            </w:pPr>
+            <w:r>
+              <w:rPr>
+                <w:rFonts w:ascii="新細明體" w:eastAsia="新細明體" w:hAnsi="新細明體"/>
+                <w:b/>
+              </w:rPr>
+              <w:t>H 型住宅</w:t>
+            </w:r>
+          </w:p>
+        </w:tc>
+        <w:tc>
+          <w:tcPr>
+            <w:tcW w:w="709" w:type="dxa"/>
+            <w:tcBorders>
+              <w:top w:val="single" w:sz="8" w:space="0" w:color="000000"/>
+              <w:left w:val="single" w:sz="8" w:space="0" w:color="000000"/>
+              <w:bottom w:val="single" w:sz="8" w:space="0" w:color="000000"/>
+              <w:right w:val="single" w:sz="8" w:space="0" w:color="000000"/>
+            </w:tcBorders>
+            <w:tcMar>
+              <w:top w:w="85" w:type="dxa"/>
+              <w:left w:w="85" w:type="dxa"/>
+              <w:bottom w:w="85" w:type="dxa"/>
+              <w:right w:w="85" w:type="dxa"/>
+            </w:tcMar>
+            <w:vAlign w:val="center"/>
+          </w:tcPr>
+          <w:p>
+            <w:pPr>
+              <w:snapToGrid w:val="0"/>
+              <w:spacing w:after="0" w:line="240" w:lineRule="auto"/>
+              <w:jc w:val="center"/>
+              <w:rPr>
+                <w:rFonts w:ascii="新細明體" w:eastAsia="新細明體" w:hAnsi="新細明體"/>
+                <w:b/>
+              </w:rPr>
+            </w:pPr>
+            <w:r>
+              <w:rPr>
+                <w:rFonts w:ascii="新細明體" w:eastAsia="新細明體" w:hAnsi="新細明體"/>
+                <w:b/>
+              </w:rPr>
+              <w:t>1</w:t>
+            </w:r>
+          </w:p>
+        </w:tc>
+        <w:tc>
+          <w:tcPr>
+            <w:tcW w:w="992" w:type="dxa"/>
+            <w:tcBorders>
+              <w:top w:val="single" w:sz="8" w:space="0" w:color="000000"/>
+              <w:left w:val="single" w:sz="8" w:space="0" w:color="000000"/>
+              <w:bottom w:val="single" w:sz="8" w:space="0" w:color="000000"/>
+              <w:right w:val="single" w:sz="8" w:space="0" w:color="000000"/>
+            </w:tcBorders>
+            <w:tcMar>
+              <w:top w:w="85" w:type="dxa"/>
+              <w:left w:w="85" w:type="dxa"/>
+              <w:bottom w:w="85" w:type="dxa"/>
+              <w:right w:w="85" w:type="dxa"/>
+            </w:tcMar>
+            <w:vAlign w:val="center"/>
+          </w:tcPr>
+          <w:p>
+            <w:pPr>
+              <w:snapToGrid w:val="0"/>
+              <w:spacing w:after="0" w:line="240" w:lineRule="auto"/>
               <w:jc w:val="center"/>
               <w:rPr>
                 <w:rFonts w:ascii="新細明體" w:eastAsia="新細明體" w:hAnsi="新細明體"/>
@@ -1281,7 +1526,8 @@
           </w:tcPr>
           <w:p>
             <w:pPr>
-              <w:spacing w:after="0" w:line="600" w:lineRule="auto"/>
+              <w:snapToGrid w:val="0"/>
+              <w:spacing w:after="0" w:line="240" w:lineRule="auto"/>
               <w:jc w:val="center"/>
               <w:rPr>
                 <w:rFonts w:ascii="新細明體" w:eastAsia="新細明體" w:hAnsi="新細明體"/>
@@ -1309,7 +1555,8 @@
           </w:tcPr>
           <w:p>
             <w:pPr>
-              <w:spacing w:after="0" w:line="600" w:lineRule="auto"/>
+              <w:snapToGrid w:val="0"/>
+              <w:spacing w:after="0" w:line="240" w:lineRule="auto"/>
               <w:jc w:val="center"/>
               <w:rPr>
                 <w:rFonts w:ascii="新細明體" w:eastAsia="新細明體" w:hAnsi="新細明體"/>
@@ -1337,13 +1584,21 @@
           </w:tcPr>
           <w:p>
             <w:pPr>
-              <w:spacing w:after="0" w:line="600" w:lineRule="auto"/>
+              <w:snapToGrid w:val="0"/>
+              <w:spacing w:after="0" w:line="240" w:lineRule="auto"/>
               <w:jc w:val="center"/>
               <w:rPr>
                 <w:rFonts w:ascii="新細明體" w:eastAsia="新細明體" w:hAnsi="新細明體"/>
                 <w:b/>
               </w:rPr>
             </w:pPr>
+            <w:r>
+              <w:rPr>
+                <w:rFonts w:ascii="新細明體" w:eastAsia="新細明體" w:hAnsi="新細明體"/>
+                <w:b/>
+              </w:rPr>
+              <w:t>3D Print</w:t>
+            </w:r>
           </w:p>
         </w:tc>
         <w:tc>
@@ -1355,10 +1610,13 @@
               <w:bottom w:val="single" w:sz="8" w:space="0" w:color="000000"/>
               <w:right w:val="single" w:sz="8" w:space="0" w:color="000000"/>
             </w:tcBorders>
+            <w:vAlign w:val="center"/>
           </w:tcPr>
           <w:p>
             <w:pPr>
-              <w:spacing w:after="0" w:line="600" w:lineRule="auto"/>
+              <w:snapToGrid w:val="0"/>
+              <w:spacing w:after="0" w:line="240" w:lineRule="auto"/>
+              <w:jc w:val="center"/>
               <w:rPr>
                 <w:rFonts w:ascii="新細明體" w:eastAsia="新細明體" w:hAnsi="新細明體"/>
                 <w:b/>
@@ -1368,7 +1626,60 @@
         </w:tc>
         <w:tc>
           <w:tcPr>
-            <w:tcW w:w="3048" w:type="dxa"/>
+            <w:tcW w:w="1346" w:type="dxa"/>
+            <w:tcBorders>
+              <w:top w:val="single" w:sz="8" w:space="0" w:color="000000"/>
+              <w:left w:val="single" w:sz="8" w:space="0" w:color="000000"/>
+              <w:bottom w:val="single" w:sz="8" w:space="0" w:color="000000"/>
+              <w:right w:val="single" w:sz="8" w:space="0" w:color="000000"/>
+            </w:tcBorders>
+            <w:vAlign w:val="center"/>
+          </w:tcPr>
+          <w:p>
+            <w:pPr>
+              <w:snapToGrid w:val="0"/>
+              <w:spacing w:after="0" w:line="240" w:lineRule="auto"/>
+              <w:jc w:val="center"/>
+              <w:rPr>
+                <w:rFonts w:ascii="新細明體" w:eastAsia="新細明體" w:hAnsi="新細明體"/>
+                <w:b/>
+              </w:rPr>
+            </w:pPr>
+          </w:p>
+        </w:tc>
+        <w:tc>
+          <w:tcPr>
+            <w:tcW w:w="1134" w:type="dxa"/>
+            <w:tcBorders>
+              <w:top w:val="single" w:sz="8" w:space="0" w:color="000000"/>
+              <w:left w:val="single" w:sz="8" w:space="0" w:color="000000"/>
+              <w:bottom w:val="single" w:sz="8" w:space="0" w:color="000000"/>
+              <w:right w:val="single" w:sz="8" w:space="0" w:color="000000"/>
+            </w:tcBorders>
+            <w:vAlign w:val="center"/>
+          </w:tcPr>
+          <w:p>
+            <w:pPr>
+              <w:snapToGrid w:val="0"/>
+              <w:spacing w:after="0" w:line="240" w:lineRule="auto"/>
+              <w:jc w:val="center"/>
+              <w:rPr>
+                <w:rFonts w:ascii="新細明體" w:eastAsia="新細明體" w:hAnsi="新細明體"/>
+                <w:b/>
+              </w:rPr>
+            </w:pPr>
+          </w:p>
+        </w:tc>
+      </w:tr>
+      <w:tr>
+        <w:trPr>
+          <w:cantSplit/>
+          <w:trHeight w:val="780"/>
+          <w:jc w:val="center"/>
+        </w:trPr>
+        <w:tc>
+          <w:tcPr>
+            <w:tcW w:w="1236" w:type="dxa"/>
             <w:tcBorders>
               <w:top w:val="single" w:sz="8" w:space="0" w:color="000000"/>
               <w:left w:val="single" w:sz="8" w:space="0" w:color="000000"/>
@@ -1381,53 +1692,243 @@
               <w:bottom w:w="85" w:type="dxa"/>
               <w:right w:w="85" w:type="dxa"/>
             </w:tcMar>
+            <w:vAlign w:val="center"/>
           </w:tcPr>
           <w:p>
             <w:pPr>
-              <w:spacing w:after="0" w:line="600" w:lineRule="auto"/>
-              <w:rPr>
-                <w:rFonts w:ascii="新細明體" w:eastAsia="新細明體" w:hAnsi="新細明體"/>
-                <w:b/>
-                <w:lang w:eastAsia="zh-CN"/>
+              <w:snapToGrid w:val="0"/>
+              <w:spacing w:after="0" w:line="240" w:lineRule="auto"/>
+              <w:jc w:val="center"/>
+              <w:rPr>
+                <w:rFonts w:ascii="新細明體" w:eastAsia="新細明體" w:hAnsi="新細明體"/>
+                <w:b/>
               </w:rPr>
             </w:pPr>
             <w:r>
               <w:rPr>
-                <w:rFonts w:ascii="新細明體" w:eastAsia="新細明體" w:hAnsi="新細明體" w:cs="Noto Sans CJK TC"/>
-                <w:b/>
-              </w:rPr>
-              <w:t>2</w:t>
+                <w:rFonts w:ascii="新細明體" w:eastAsia="新細明體" w:hAnsi="新細明體"/>
+                <w:b/>
+              </w:rPr>
+              <w:t>3</w:t>
             </w:r>
+          </w:p>
+        </w:tc>
+        <w:tc>
+          <w:tcPr>
+            <w:tcW w:w="1843" w:type="dxa"/>
+            <w:tcBorders>
+              <w:top w:val="single" w:sz="8" w:space="0" w:color="000000"/>
+              <w:left w:val="single" w:sz="8" w:space="0" w:color="000000"/>
+              <w:bottom w:val="single" w:sz="8" w:space="0" w:color="000000"/>
+              <w:right w:val="single" w:sz="8" w:space="0" w:color="000000"/>
+            </w:tcBorders>
+            <w:tcMar>
+              <w:top w:w="85" w:type="dxa"/>
+              <w:left w:w="85" w:type="dxa"/>
+              <w:bottom w:w="85" w:type="dxa"/>
+              <w:right w:w="85" w:type="dxa"/>
+            </w:tcMar>
+            <w:vAlign w:val="center"/>
+          </w:tcPr>
+          <w:p>
+            <w:pPr>
+              <w:snapToGrid w:val="0"/>
+              <w:spacing w:after="0" w:line="240" w:lineRule="auto"/>
+              <w:jc w:val="center"/>
+              <w:rPr>
+                <w:rFonts w:ascii="新細明體" w:eastAsia="新細明體" w:hAnsi="新細明體"/>
+                <w:b/>
+              </w:rPr>
+            </w:pPr>
             <w:r>
               <w:rPr>
-                <w:rFonts w:ascii="新細明體" w:eastAsia="新細明體" w:hAnsi="新細明體" w:cs="Noto Sans CJK TC" w:hint="eastAsia"/>
-                <w:b/>
-                <w:lang w:eastAsia="zh-CN"/>
-              </w:rPr>
-              <w:t>(     )</w:t>
+                <w:rFonts w:ascii="新細明體" w:eastAsia="新細明體" w:hAnsi="新細明體"/>
+                <w:b/>
+              </w:rPr>
+              <w:t>L 型校舍</w:t>
             </w:r>
+          </w:p>
+        </w:tc>
+        <w:tc>
+          <w:tcPr>
+            <w:tcW w:w="709" w:type="dxa"/>
+            <w:tcBorders>
+              <w:top w:val="single" w:sz="8" w:space="0" w:color="000000"/>
+              <w:left w:val="single" w:sz="8" w:space="0" w:color="000000"/>
+              <w:bottom w:val="single" w:sz="8" w:space="0" w:color="000000"/>
+              <w:right w:val="single" w:sz="8" w:space="0" w:color="000000"/>
+            </w:tcBorders>
+            <w:tcMar>
+              <w:top w:w="85" w:type="dxa"/>
+              <w:left w:w="85" w:type="dxa"/>
+              <w:bottom w:w="85" w:type="dxa"/>
+              <w:right w:w="85" w:type="dxa"/>
+            </w:tcMar>
+            <w:vAlign w:val="center"/>
+          </w:tcPr>
+          <w:p>
+            <w:pPr>
+              <w:snapToGrid w:val="0"/>
+              <w:spacing w:after="0" w:line="240" w:lineRule="auto"/>
+              <w:jc w:val="center"/>
+              <w:rPr>
+                <w:rFonts w:ascii="新細明體" w:eastAsia="新細明體" w:hAnsi="新細明體"/>
+                <w:b/>
+              </w:rPr>
+            </w:pPr>
             <w:r>
               <w:rPr>
-                <w:rFonts w:ascii="新細明體" w:eastAsia="新細明體" w:hAnsi="新細明體" w:cs="Noto Sans CJK TC"/>
-                <w:b/>
-              </w:rPr>
-              <w:t xml:space="preserve">_GROUP </w:t>
+                <w:rFonts w:ascii="新細明體" w:eastAsia="新細明體" w:hAnsi="新細明體"/>
+                <w:b/>
+              </w:rPr>
+              <w:t>1</w:t>
             </w:r>
+          </w:p>
+        </w:tc>
+        <w:tc>
+          <w:tcPr>
+            <w:tcW w:w="992" w:type="dxa"/>
+            <w:tcBorders>
+              <w:top w:val="single" w:sz="8" w:space="0" w:color="000000"/>
+              <w:left w:val="single" w:sz="8" w:space="0" w:color="000000"/>
+              <w:bottom w:val="single" w:sz="8" w:space="0" w:color="000000"/>
+              <w:right w:val="single" w:sz="8" w:space="0" w:color="000000"/>
+            </w:tcBorders>
+            <w:tcMar>
+              <w:top w:w="85" w:type="dxa"/>
+              <w:left w:w="85" w:type="dxa"/>
+              <w:bottom w:w="85" w:type="dxa"/>
+              <w:right w:w="85" w:type="dxa"/>
+            </w:tcMar>
+            <w:vAlign w:val="center"/>
+          </w:tcPr>
+          <w:p>
+            <w:pPr>
+              <w:snapToGrid w:val="0"/>
+              <w:spacing w:after="0" w:line="240" w:lineRule="auto"/>
+              <w:jc w:val="center"/>
+              <w:rPr>
+                <w:rFonts w:ascii="新細明體" w:eastAsia="新細明體" w:hAnsi="新細明體"/>
+                <w:b/>
+              </w:rPr>
+            </w:pPr>
+          </w:p>
+        </w:tc>
+        <w:tc>
+          <w:tcPr>
+            <w:tcW w:w="992" w:type="dxa"/>
+            <w:tcBorders>
+              <w:top w:val="single" w:sz="8" w:space="0" w:color="000000"/>
+              <w:left w:val="single" w:sz="8" w:space="0" w:color="000000"/>
+              <w:bottom w:val="single" w:sz="8" w:space="0" w:color="000000"/>
+              <w:right w:val="single" w:sz="8" w:space="0" w:color="000000"/>
+            </w:tcBorders>
+            <w:tcMar>
+              <w:top w:w="85" w:type="dxa"/>
+              <w:left w:w="85" w:type="dxa"/>
+              <w:bottom w:w="85" w:type="dxa"/>
+              <w:right w:w="85" w:type="dxa"/>
+            </w:tcMar>
+            <w:vAlign w:val="center"/>
+          </w:tcPr>
+          <w:p>
+            <w:pPr>
+              <w:snapToGrid w:val="0"/>
+              <w:spacing w:after="0" w:line="240" w:lineRule="auto"/>
+              <w:jc w:val="center"/>
+              <w:rPr>
+                <w:rFonts w:ascii="新細明體" w:eastAsia="新細明體" w:hAnsi="新細明體"/>
+                <w:b/>
+              </w:rPr>
+            </w:pPr>
+          </w:p>
+        </w:tc>
+        <w:tc>
+          <w:tcPr>
+            <w:tcW w:w="993" w:type="dxa"/>
+            <w:tcBorders>
+              <w:top w:val="single" w:sz="8" w:space="0" w:color="000000"/>
+              <w:left w:val="single" w:sz="8" w:space="0" w:color="000000"/>
+              <w:bottom w:val="single" w:sz="8" w:space="0" w:color="000000"/>
+              <w:right w:val="single" w:sz="8" w:space="0" w:color="000000"/>
+            </w:tcBorders>
+            <w:tcMar>
+              <w:top w:w="85" w:type="dxa"/>
+              <w:left w:w="85" w:type="dxa"/>
+              <w:bottom w:w="85" w:type="dxa"/>
+              <w:right w:w="85" w:type="dxa"/>
+            </w:tcMar>
+            <w:vAlign w:val="center"/>
+          </w:tcPr>
+          <w:p>
+            <w:pPr>
+              <w:snapToGrid w:val="0"/>
+              <w:spacing w:after="0" w:line="240" w:lineRule="auto"/>
+              <w:jc w:val="center"/>
+              <w:rPr>
+                <w:rFonts w:ascii="新細明體" w:eastAsia="新細明體" w:hAnsi="新細明體"/>
+                <w:b/>
+              </w:rPr>
+            </w:pPr>
+          </w:p>
+        </w:tc>
+        <w:tc>
+          <w:tcPr>
+            <w:tcW w:w="1417" w:type="dxa"/>
+            <w:tcBorders>
+              <w:top w:val="single" w:sz="8" w:space="0" w:color="000000"/>
+              <w:left w:val="single" w:sz="8" w:space="0" w:color="000000"/>
+              <w:bottom w:val="single" w:sz="8" w:space="0" w:color="000000"/>
+              <w:right w:val="single" w:sz="8" w:space="0" w:color="000000"/>
+            </w:tcBorders>
+            <w:tcMar>
+              <w:top w:w="85" w:type="dxa"/>
+              <w:left w:w="85" w:type="dxa"/>
+              <w:bottom w:w="85" w:type="dxa"/>
+              <w:right w:w="85" w:type="dxa"/>
+            </w:tcMar>
+            <w:vAlign w:val="center"/>
+          </w:tcPr>
+          <w:p>
+            <w:pPr>
+              <w:snapToGrid w:val="0"/>
+              <w:spacing w:after="0" w:line="240" w:lineRule="auto"/>
+              <w:jc w:val="center"/>
+              <w:rPr>
+                <w:rFonts w:ascii="新細明體" w:eastAsia="新細明體" w:hAnsi="新細明體"/>
+                <w:b/>
+              </w:rPr>
+            </w:pPr>
             <w:r>
               <w:rPr>
-                <w:rFonts w:ascii="新細明體" w:eastAsia="新細明體" w:hAnsi="新細明體" w:cs="Noto Sans CJK TC" w:hint="eastAsia"/>
-                <w:b/>
-                <w:lang w:eastAsia="zh-CN"/>
-              </w:rPr>
-              <w:t>(    )</w:t>
+                <w:rFonts w:ascii="新細明體" w:eastAsia="新細明體" w:hAnsi="新細明體"/>
+                <w:b/>
+              </w:rPr>
+              <w:t>3D Print</w:t>
             </w:r>
-            <w:r>
-              <w:rPr>
-                <w:rFonts w:ascii="新細明體" w:eastAsia="新細明體" w:hAnsi="新細明體" w:cs="Noto Sans CJK TC"/>
-                <w:b/>
-              </w:rPr>
-              <w:t>_B1</w:t>
-            </w:r>
+          </w:p>
+        </w:tc>
+        <w:tc>
+          <w:tcPr>
+            <w:tcW w:w="1205" w:type="dxa"/>
+            <w:tcBorders>
+              <w:top w:val="single" w:sz="8" w:space="0" w:color="000000"/>
+              <w:left w:val="single" w:sz="8" w:space="0" w:color="000000"/>
+              <w:bottom w:val="single" w:sz="8" w:space="0" w:color="000000"/>
+              <w:right w:val="single" w:sz="8" w:space="0" w:color="000000"/>
+            </w:tcBorders>
+            <w:vAlign w:val="center"/>
+          </w:tcPr>
+          <w:p>
+            <w:pPr>
+              <w:snapToGrid w:val="0"/>
+              <w:spacing w:after="0" w:line="240" w:lineRule="auto"/>
+              <w:jc w:val="center"/>
+              <w:rPr>
+                <w:rFonts w:ascii="新細明體" w:eastAsia="新細明體" w:hAnsi="新細明體"/>
+                <w:b/>
+              </w:rPr>
+            </w:pPr>
           </w:p>
         </w:tc>
         <w:tc>
@@ -1439,10 +1940,13 @@
               <w:bottom w:val="single" w:sz="8" w:space="0" w:color="000000"/>
               <w:right w:val="single" w:sz="8" w:space="0" w:color="000000"/>
             </w:tcBorders>
+            <w:vAlign w:val="center"/>
           </w:tcPr>
           <w:p>
             <w:pPr>
-              <w:spacing w:after="0" w:line="600" w:lineRule="auto"/>
+              <w:snapToGrid w:val="0"/>
+              <w:spacing w:after="0" w:line="240" w:lineRule="auto"/>
+              <w:jc w:val="center"/>
               <w:rPr>
                 <w:rFonts w:ascii="新細明體" w:eastAsia="新細明體" w:hAnsi="新細明體"/>
                 <w:b/>
@@ -1459,10 +1963,1242 @@
               <w:bottom w:val="single" w:sz="8" w:space="0" w:color="000000"/>
               <w:right w:val="single" w:sz="8" w:space="0" w:color="000000"/>
             </w:tcBorders>
+            <w:vAlign w:val="center"/>
           </w:tcPr>
           <w:p>
             <w:pPr>
-              <w:spacing w:after="0" w:line="600" w:lineRule="auto"/>
+              <w:snapToGrid w:val="0"/>
+              <w:spacing w:after="0" w:line="240" w:lineRule="auto"/>
+              <w:jc w:val="center"/>
+              <w:rPr>
+                <w:rFonts w:ascii="新細明體" w:eastAsia="新細明體" w:hAnsi="新細明體"/>
+                <w:b/>
+              </w:rPr>
+            </w:pPr>
+          </w:p>
+        </w:tc>
+      </w:tr>
+      <w:tr>
+        <w:trPr>
+          <w:cantSplit/>
+          <w:trHeight w:val="780"/>
+          <w:jc w:val="center"/>
+        </w:trPr>
+        <w:tc>
+          <w:tcPr>
+            <w:tcW w:w="1236" w:type="dxa"/>
+            <w:tcBorders>
+              <w:top w:val="single" w:sz="8" w:space="0" w:color="000000"/>
+              <w:left w:val="single" w:sz="8" w:space="0" w:color="000000"/>
+              <w:bottom w:val="single" w:sz="8" w:space="0" w:color="000000"/>
+              <w:right w:val="single" w:sz="8" w:space="0" w:color="000000"/>
+            </w:tcBorders>
+            <w:tcMar>
+              <w:top w:w="85" w:type="dxa"/>
+              <w:left w:w="85" w:type="dxa"/>
+              <w:bottom w:w="85" w:type="dxa"/>
+              <w:right w:w="85" w:type="dxa"/>
+            </w:tcMar>
+            <w:vAlign w:val="center"/>
+          </w:tcPr>
+          <w:p>
+            <w:pPr>
+              <w:snapToGrid w:val="0"/>
+              <w:spacing w:after="0" w:line="240" w:lineRule="auto"/>
+              <w:jc w:val="center"/>
+              <w:rPr>
+                <w:rFonts w:ascii="新細明體" w:eastAsia="新細明體" w:hAnsi="新細明體"/>
+                <w:b/>
+              </w:rPr>
+            </w:pPr>
+            <w:r>
+              <w:rPr>
+                <w:rFonts w:ascii="新細明體" w:eastAsia="新細明體" w:hAnsi="新細明體"/>
+                <w:b/>
+              </w:rPr>
+              <w:t>4</w:t>
+            </w:r>
+          </w:p>
+        </w:tc>
+        <w:tc>
+          <w:tcPr>
+            <w:tcW w:w="1843" w:type="dxa"/>
+            <w:tcBorders>
+              <w:top w:val="single" w:sz="8" w:space="0" w:color="000000"/>
+              <w:left w:val="single" w:sz="8" w:space="0" w:color="000000"/>
+              <w:bottom w:val="single" w:sz="8" w:space="0" w:color="000000"/>
+              <w:right w:val="single" w:sz="8" w:space="0" w:color="000000"/>
+            </w:tcBorders>
+            <w:tcMar>
+              <w:top w:w="85" w:type="dxa"/>
+              <w:left w:w="85" w:type="dxa"/>
+              <w:bottom w:w="85" w:type="dxa"/>
+              <w:right w:w="85" w:type="dxa"/>
+            </w:tcMar>
+            <w:vAlign w:val="center"/>
+          </w:tcPr>
+          <w:p>
+            <w:pPr>
+              <w:snapToGrid w:val="0"/>
+              <w:spacing w:after="0" w:line="240" w:lineRule="auto"/>
+              <w:jc w:val="center"/>
+              <w:rPr>
+                <w:rFonts w:ascii="新細明體" w:eastAsia="新細明體" w:hAnsi="新細明體"/>
+                <w:b/>
+              </w:rPr>
+            </w:pPr>
+            <w:r>
+              <w:rPr>
+                <w:rFonts w:ascii="新細明體" w:eastAsia="新細明體" w:hAnsi="新細明體"/>
+                <w:b/>
+              </w:rPr>
+              <w:t>自訂建築</w:t>
+            </w:r>
+          </w:p>
+        </w:tc>
+        <w:tc>
+          <w:tcPr>
+            <w:tcW w:w="709" w:type="dxa"/>
+            <w:tcBorders>
+              <w:top w:val="single" w:sz="8" w:space="0" w:color="000000"/>
+              <w:left w:val="single" w:sz="8" w:space="0" w:color="000000"/>
+              <w:bottom w:val="single" w:sz="8" w:space="0" w:color="000000"/>
+              <w:right w:val="single" w:sz="8" w:space="0" w:color="000000"/>
+            </w:tcBorders>
+            <w:tcMar>
+              <w:top w:w="85" w:type="dxa"/>
+              <w:left w:w="85" w:type="dxa"/>
+              <w:bottom w:w="85" w:type="dxa"/>
+              <w:right w:w="85" w:type="dxa"/>
+            </w:tcMar>
+            <w:vAlign w:val="center"/>
+          </w:tcPr>
+          <w:p>
+            <w:pPr>
+              <w:snapToGrid w:val="0"/>
+              <w:spacing w:after="0" w:line="240" w:lineRule="auto"/>
+              <w:jc w:val="center"/>
+              <w:rPr>
+                <w:rFonts w:ascii="新細明體" w:eastAsia="新細明體" w:hAnsi="新細明體"/>
+                <w:b/>
+              </w:rPr>
+            </w:pPr>
+            <w:r>
+              <w:rPr>
+                <w:rFonts w:ascii="新細明體" w:eastAsia="新細明體" w:hAnsi="新細明體"/>
+                <w:b/>
+              </w:rPr>
+              <w:t>1</w:t>
+            </w:r>
+          </w:p>
+        </w:tc>
+        <w:tc>
+          <w:tcPr>
+            <w:tcW w:w="992" w:type="dxa"/>
+            <w:tcBorders>
+              <w:top w:val="single" w:sz="8" w:space="0" w:color="000000"/>
+              <w:left w:val="single" w:sz="8" w:space="0" w:color="000000"/>
+              <w:bottom w:val="single" w:sz="8" w:space="0" w:color="000000"/>
+              <w:right w:val="single" w:sz="8" w:space="0" w:color="000000"/>
+            </w:tcBorders>
+            <w:tcMar>
+              <w:top w:w="85" w:type="dxa"/>
+              <w:left w:w="85" w:type="dxa"/>
+              <w:bottom w:w="85" w:type="dxa"/>
+              <w:right w:w="85" w:type="dxa"/>
+            </w:tcMar>
+            <w:vAlign w:val="center"/>
+          </w:tcPr>
+          <w:p>
+            <w:pPr>
+              <w:snapToGrid w:val="0"/>
+              <w:spacing w:after="0" w:line="240" w:lineRule="auto"/>
+              <w:jc w:val="center"/>
+              <w:rPr>
+                <w:rFonts w:ascii="新細明體" w:eastAsia="新細明體" w:hAnsi="新細明體"/>
+                <w:b/>
+              </w:rPr>
+            </w:pPr>
+          </w:p>
+        </w:tc>
+        <w:tc>
+          <w:tcPr>
+            <w:tcW w:w="992" w:type="dxa"/>
+            <w:tcBorders>
+              <w:top w:val="single" w:sz="8" w:space="0" w:color="000000"/>
+              <w:left w:val="single" w:sz="8" w:space="0" w:color="000000"/>
+              <w:bottom w:val="single" w:sz="8" w:space="0" w:color="000000"/>
+              <w:right w:val="single" w:sz="8" w:space="0" w:color="000000"/>
+            </w:tcBorders>
+            <w:tcMar>
+              <w:top w:w="85" w:type="dxa"/>
+              <w:left w:w="85" w:type="dxa"/>
+              <w:bottom w:w="85" w:type="dxa"/>
+              <w:right w:w="85" w:type="dxa"/>
+            </w:tcMar>
+            <w:vAlign w:val="center"/>
+          </w:tcPr>
+          <w:p>
+            <w:pPr>
+              <w:snapToGrid w:val="0"/>
+              <w:spacing w:after="0" w:line="240" w:lineRule="auto"/>
+              <w:jc w:val="center"/>
+              <w:rPr>
+                <w:rFonts w:ascii="新細明體" w:eastAsia="新細明體" w:hAnsi="新細明體"/>
+                <w:b/>
+              </w:rPr>
+            </w:pPr>
+          </w:p>
+        </w:tc>
+        <w:tc>
+          <w:tcPr>
+            <w:tcW w:w="993" w:type="dxa"/>
+            <w:tcBorders>
+              <w:top w:val="single" w:sz="8" w:space="0" w:color="000000"/>
+              <w:left w:val="single" w:sz="8" w:space="0" w:color="000000"/>
+              <w:bottom w:val="single" w:sz="8" w:space="0" w:color="000000"/>
+              <w:right w:val="single" w:sz="8" w:space="0" w:color="000000"/>
+            </w:tcBorders>
+            <w:tcMar>
+              <w:top w:w="85" w:type="dxa"/>
+              <w:left w:w="85" w:type="dxa"/>
+              <w:bottom w:w="85" w:type="dxa"/>
+              <w:right w:w="85" w:type="dxa"/>
+            </w:tcMar>
+            <w:vAlign w:val="center"/>
+          </w:tcPr>
+          <w:p>
+            <w:pPr>
+              <w:snapToGrid w:val="0"/>
+              <w:spacing w:after="0" w:line="240" w:lineRule="auto"/>
+              <w:jc w:val="center"/>
+              <w:rPr>
+                <w:rFonts w:ascii="新細明體" w:eastAsia="新細明體" w:hAnsi="新細明體"/>
+                <w:b/>
+              </w:rPr>
+            </w:pPr>
+          </w:p>
+        </w:tc>
+        <w:tc>
+          <w:tcPr>
+            <w:tcW w:w="1417" w:type="dxa"/>
+            <w:tcBorders>
+              <w:top w:val="single" w:sz="8" w:space="0" w:color="000000"/>
+              <w:left w:val="single" w:sz="8" w:space="0" w:color="000000"/>
+              <w:bottom w:val="single" w:sz="8" w:space="0" w:color="000000"/>
+              <w:right w:val="single" w:sz="8" w:space="0" w:color="000000"/>
+            </w:tcBorders>
+            <w:tcMar>
+              <w:top w:w="85" w:type="dxa"/>
+              <w:left w:w="85" w:type="dxa"/>
+              <w:bottom w:w="85" w:type="dxa"/>
+              <w:right w:w="85" w:type="dxa"/>
+            </w:tcMar>
+            <w:vAlign w:val="center"/>
+          </w:tcPr>
+          <w:p>
+            <w:pPr>
+              <w:snapToGrid w:val="0"/>
+              <w:spacing w:after="0" w:line="240" w:lineRule="auto"/>
+              <w:jc w:val="center"/>
+              <w:rPr>
+                <w:rFonts w:ascii="新細明體" w:eastAsia="新細明體" w:hAnsi="新細明體"/>
+                <w:b/>
+              </w:rPr>
+            </w:pPr>
+            <w:r>
+              <w:rPr>
+                <w:rFonts w:ascii="新細明體" w:eastAsia="新細明體" w:hAnsi="新細明體"/>
+                <w:b/>
+              </w:rPr>
+              <w:t>3D Print</w:t>
+            </w:r>
+          </w:p>
+        </w:tc>
+        <w:tc>
+          <w:tcPr>
+            <w:tcW w:w="1205" w:type="dxa"/>
+            <w:tcBorders>
+              <w:top w:val="single" w:sz="8" w:space="0" w:color="000000"/>
+              <w:left w:val="single" w:sz="8" w:space="0" w:color="000000"/>
+              <w:bottom w:val="single" w:sz="8" w:space="0" w:color="000000"/>
+              <w:right w:val="single" w:sz="8" w:space="0" w:color="000000"/>
+            </w:tcBorders>
+            <w:vAlign w:val="center"/>
+          </w:tcPr>
+          <w:p>
+            <w:pPr>
+              <w:snapToGrid w:val="0"/>
+              <w:spacing w:after="0" w:line="240" w:lineRule="auto"/>
+              <w:jc w:val="center"/>
+              <w:rPr>
+                <w:rFonts w:ascii="新細明體" w:eastAsia="新細明體" w:hAnsi="新細明體"/>
+                <w:b/>
+              </w:rPr>
+            </w:pPr>
+          </w:p>
+        </w:tc>
+        <w:tc>
+          <w:tcPr>
+            <w:tcW w:w="1346" w:type="dxa"/>
+            <w:tcBorders>
+              <w:top w:val="single" w:sz="8" w:space="0" w:color="000000"/>
+              <w:left w:val="single" w:sz="8" w:space="0" w:color="000000"/>
+              <w:bottom w:val="single" w:sz="8" w:space="0" w:color="000000"/>
+              <w:right w:val="single" w:sz="8" w:space="0" w:color="000000"/>
+            </w:tcBorders>
+            <w:vAlign w:val="center"/>
+          </w:tcPr>
+          <w:p>
+            <w:pPr>
+              <w:snapToGrid w:val="0"/>
+              <w:spacing w:after="0" w:line="240" w:lineRule="auto"/>
+              <w:jc w:val="center"/>
+              <w:rPr>
+                <w:rFonts w:ascii="新細明體" w:eastAsia="新細明體" w:hAnsi="新細明體"/>
+                <w:b/>
+              </w:rPr>
+            </w:pPr>
+          </w:p>
+        </w:tc>
+        <w:tc>
+          <w:tcPr>
+            <w:tcW w:w="1134" w:type="dxa"/>
+            <w:tcBorders>
+              <w:top w:val="single" w:sz="8" w:space="0" w:color="000000"/>
+              <w:left w:val="single" w:sz="8" w:space="0" w:color="000000"/>
+              <w:bottom w:val="single" w:sz="8" w:space="0" w:color="000000"/>
+              <w:right w:val="single" w:sz="8" w:space="0" w:color="000000"/>
+            </w:tcBorders>
+            <w:vAlign w:val="center"/>
+          </w:tcPr>
+          <w:p>
+            <w:pPr>
+              <w:snapToGrid w:val="0"/>
+              <w:spacing w:after="0" w:line="240" w:lineRule="auto"/>
+              <w:jc w:val="center"/>
+              <w:rPr>
+                <w:rFonts w:ascii="新細明體" w:eastAsia="新細明體" w:hAnsi="新細明體"/>
+                <w:b/>
+              </w:rPr>
+            </w:pPr>
+          </w:p>
+        </w:tc>
+      </w:tr>
+      <w:tr>
+        <w:trPr>
+          <w:cantSplit/>
+          <w:trHeight w:val="780"/>
+          <w:jc w:val="center"/>
+        </w:trPr>
+        <w:tc>
+          <w:tcPr>
+            <w:tcW w:w="1236" w:type="dxa"/>
+            <w:tcBorders>
+              <w:top w:val="single" w:sz="8" w:space="0" w:color="000000"/>
+              <w:left w:val="single" w:sz="8" w:space="0" w:color="000000"/>
+              <w:bottom w:val="single" w:sz="8" w:space="0" w:color="000000"/>
+              <w:right w:val="single" w:sz="8" w:space="0" w:color="000000"/>
+            </w:tcBorders>
+            <w:tcMar>
+              <w:top w:w="85" w:type="dxa"/>
+              <w:left w:w="85" w:type="dxa"/>
+              <w:bottom w:w="85" w:type="dxa"/>
+              <w:right w:w="85" w:type="dxa"/>
+            </w:tcMar>
+            <w:vAlign w:val="center"/>
+          </w:tcPr>
+          <w:p>
+            <w:pPr>
+              <w:snapToGrid w:val="0"/>
+              <w:spacing w:after="0" w:line="240" w:lineRule="auto"/>
+              <w:jc w:val="center"/>
+              <w:rPr>
+                <w:rFonts w:ascii="新細明體" w:eastAsia="新細明體" w:hAnsi="新細明體"/>
+                <w:b/>
+              </w:rPr>
+            </w:pPr>
+            <w:r>
+              <w:rPr>
+                <w:rFonts w:ascii="新細明體" w:eastAsia="新細明體" w:hAnsi="新細明體"/>
+                <w:b/>
+              </w:rPr>
+              <w:t>5</w:t>
+            </w:r>
+          </w:p>
+        </w:tc>
+        <w:tc>
+          <w:tcPr>
+            <w:tcW w:w="1843" w:type="dxa"/>
+            <w:tcBorders>
+              <w:top w:val="single" w:sz="8" w:space="0" w:color="000000"/>
+              <w:left w:val="single" w:sz="8" w:space="0" w:color="000000"/>
+              <w:bottom w:val="single" w:sz="8" w:space="0" w:color="000000"/>
+              <w:right w:val="single" w:sz="8" w:space="0" w:color="000000"/>
+            </w:tcBorders>
+            <w:tcMar>
+              <w:top w:w="85" w:type="dxa"/>
+              <w:left w:w="85" w:type="dxa"/>
+              <w:bottom w:w="85" w:type="dxa"/>
+              <w:right w:w="85" w:type="dxa"/>
+            </w:tcMar>
+            <w:vAlign w:val="center"/>
+          </w:tcPr>
+          <w:p>
+            <w:pPr>
+              <w:snapToGrid w:val="0"/>
+              <w:spacing w:after="0" w:line="240" w:lineRule="auto"/>
+              <w:jc w:val="center"/>
+              <w:rPr>
+                <w:rFonts w:ascii="新細明體" w:eastAsia="新細明體" w:hAnsi="新細明體"/>
+                <w:b/>
+              </w:rPr>
+            </w:pPr>
+            <w:r>
+              <w:rPr>
+                <w:rFonts w:ascii="新細明體" w:eastAsia="新細明體" w:hAnsi="新細明體"/>
+                <w:b/>
+              </w:rPr>
+              <w:t>兩層退台建築</w:t>
+            </w:r>
+          </w:p>
+        </w:tc>
+        <w:tc>
+          <w:tcPr>
+            <w:tcW w:w="709" w:type="dxa"/>
+            <w:tcBorders>
+              <w:top w:val="single" w:sz="8" w:space="0" w:color="000000"/>
+              <w:left w:val="single" w:sz="8" w:space="0" w:color="000000"/>
+              <w:bottom w:val="single" w:sz="8" w:space="0" w:color="000000"/>
+              <w:right w:val="single" w:sz="8" w:space="0" w:color="000000"/>
+            </w:tcBorders>
+            <w:tcMar>
+              <w:top w:w="85" w:type="dxa"/>
+              <w:left w:w="85" w:type="dxa"/>
+              <w:bottom w:w="85" w:type="dxa"/>
+              <w:right w:w="85" w:type="dxa"/>
+            </w:tcMar>
+            <w:vAlign w:val="center"/>
+          </w:tcPr>
+          <w:p>
+            <w:pPr>
+              <w:snapToGrid w:val="0"/>
+              <w:spacing w:after="0" w:line="240" w:lineRule="auto"/>
+              <w:jc w:val="center"/>
+              <w:rPr>
+                <w:rFonts w:ascii="新細明體" w:eastAsia="新細明體" w:hAnsi="新細明體"/>
+                <w:b/>
+              </w:rPr>
+            </w:pPr>
+            <w:r>
+              <w:rPr>
+                <w:rFonts w:ascii="新細明體" w:eastAsia="新細明體" w:hAnsi="新細明體"/>
+                <w:b/>
+              </w:rPr>
+              <w:t>1</w:t>
+            </w:r>
+          </w:p>
+        </w:tc>
+        <w:tc>
+          <w:tcPr>
+            <w:tcW w:w="992" w:type="dxa"/>
+            <w:tcBorders>
+              <w:top w:val="single" w:sz="8" w:space="0" w:color="000000"/>
+              <w:left w:val="single" w:sz="8" w:space="0" w:color="000000"/>
+              <w:bottom w:val="single" w:sz="8" w:space="0" w:color="000000"/>
+              <w:right w:val="single" w:sz="8" w:space="0" w:color="000000"/>
+            </w:tcBorders>
+            <w:tcMar>
+              <w:top w:w="85" w:type="dxa"/>
+              <w:left w:w="85" w:type="dxa"/>
+              <w:bottom w:w="85" w:type="dxa"/>
+              <w:right w:w="85" w:type="dxa"/>
+            </w:tcMar>
+            <w:vAlign w:val="center"/>
+          </w:tcPr>
+          <w:p>
+            <w:pPr>
+              <w:snapToGrid w:val="0"/>
+              <w:spacing w:after="0" w:line="240" w:lineRule="auto"/>
+              <w:jc w:val="center"/>
+              <w:rPr>
+                <w:rFonts w:ascii="新細明體" w:eastAsia="新細明體" w:hAnsi="新細明體"/>
+                <w:b/>
+              </w:rPr>
+            </w:pPr>
+          </w:p>
+        </w:tc>
+        <w:tc>
+          <w:tcPr>
+            <w:tcW w:w="992" w:type="dxa"/>
+            <w:tcBorders>
+              <w:top w:val="single" w:sz="8" w:space="0" w:color="000000"/>
+              <w:left w:val="single" w:sz="8" w:space="0" w:color="000000"/>
+              <w:bottom w:val="single" w:sz="8" w:space="0" w:color="000000"/>
+              <w:right w:val="single" w:sz="8" w:space="0" w:color="000000"/>
+            </w:tcBorders>
+            <w:tcMar>
+              <w:top w:w="85" w:type="dxa"/>
+              <w:left w:w="85" w:type="dxa"/>
+              <w:bottom w:w="85" w:type="dxa"/>
+              <w:right w:w="85" w:type="dxa"/>
+            </w:tcMar>
+            <w:vAlign w:val="center"/>
+          </w:tcPr>
+          <w:p>
+            <w:pPr>
+              <w:snapToGrid w:val="0"/>
+              <w:spacing w:after="0" w:line="240" w:lineRule="auto"/>
+              <w:jc w:val="center"/>
+              <w:rPr>
+                <w:rFonts w:ascii="新細明體" w:eastAsia="新細明體" w:hAnsi="新細明體"/>
+                <w:b/>
+              </w:rPr>
+            </w:pPr>
+          </w:p>
+        </w:tc>
+        <w:tc>
+          <w:tcPr>
+            <w:tcW w:w="993" w:type="dxa"/>
+            <w:tcBorders>
+              <w:top w:val="single" w:sz="8" w:space="0" w:color="000000"/>
+              <w:left w:val="single" w:sz="8" w:space="0" w:color="000000"/>
+              <w:bottom w:val="single" w:sz="8" w:space="0" w:color="000000"/>
+              <w:right w:val="single" w:sz="8" w:space="0" w:color="000000"/>
+            </w:tcBorders>
+            <w:tcMar>
+              <w:top w:w="85" w:type="dxa"/>
+              <w:left w:w="85" w:type="dxa"/>
+              <w:bottom w:w="85" w:type="dxa"/>
+              <w:right w:w="85" w:type="dxa"/>
+            </w:tcMar>
+            <w:vAlign w:val="center"/>
+          </w:tcPr>
+          <w:p>
+            <w:pPr>
+              <w:snapToGrid w:val="0"/>
+              <w:spacing w:after="0" w:line="240" w:lineRule="auto"/>
+              <w:jc w:val="center"/>
+              <w:rPr>
+                <w:rFonts w:ascii="新細明體" w:eastAsia="新細明體" w:hAnsi="新細明體"/>
+                <w:b/>
+              </w:rPr>
+            </w:pPr>
+          </w:p>
+        </w:tc>
+        <w:tc>
+          <w:tcPr>
+            <w:tcW w:w="1417" w:type="dxa"/>
+            <w:tcBorders>
+              <w:top w:val="single" w:sz="8" w:space="0" w:color="000000"/>
+              <w:left w:val="single" w:sz="8" w:space="0" w:color="000000"/>
+              <w:bottom w:val="single" w:sz="8" w:space="0" w:color="000000"/>
+              <w:right w:val="single" w:sz="8" w:space="0" w:color="000000"/>
+            </w:tcBorders>
+            <w:tcMar>
+              <w:top w:w="85" w:type="dxa"/>
+              <w:left w:w="85" w:type="dxa"/>
+              <w:bottom w:w="85" w:type="dxa"/>
+              <w:right w:w="85" w:type="dxa"/>
+            </w:tcMar>
+            <w:vAlign w:val="center"/>
+          </w:tcPr>
+          <w:p>
+            <w:pPr>
+              <w:snapToGrid w:val="0"/>
+              <w:spacing w:after="0" w:line="240" w:lineRule="auto"/>
+              <w:jc w:val="center"/>
+              <w:rPr>
+                <w:rFonts w:ascii="新細明體" w:eastAsia="新細明體" w:hAnsi="新細明體"/>
+                <w:b/>
+              </w:rPr>
+            </w:pPr>
+            <w:r>
+              <w:rPr>
+                <w:rFonts w:ascii="新細明體" w:eastAsia="新細明體" w:hAnsi="新細明體"/>
+                <w:b/>
+              </w:rPr>
+              <w:t>木板製作</w:t>
+            </w:r>
+          </w:p>
+        </w:tc>
+        <w:tc>
+          <w:tcPr>
+            <w:tcW w:w="1205" w:type="dxa"/>
+            <w:tcBorders>
+              <w:top w:val="single" w:sz="8" w:space="0" w:color="000000"/>
+              <w:left w:val="single" w:sz="8" w:space="0" w:color="000000"/>
+              <w:bottom w:val="single" w:sz="8" w:space="0" w:color="000000"/>
+              <w:right w:val="single" w:sz="8" w:space="0" w:color="000000"/>
+            </w:tcBorders>
+            <w:vAlign w:val="center"/>
+          </w:tcPr>
+          <w:p>
+            <w:pPr>
+              <w:snapToGrid w:val="0"/>
+              <w:spacing w:after="0" w:line="240" w:lineRule="auto"/>
+              <w:jc w:val="center"/>
+              <w:rPr>
+                <w:rFonts w:ascii="新細明體" w:eastAsia="新細明體" w:hAnsi="新細明體"/>
+                <w:b/>
+              </w:rPr>
+            </w:pPr>
+          </w:p>
+        </w:tc>
+        <w:tc>
+          <w:tcPr>
+            <w:tcW w:w="1346" w:type="dxa"/>
+            <w:tcBorders>
+              <w:top w:val="single" w:sz="8" w:space="0" w:color="000000"/>
+              <w:left w:val="single" w:sz="8" w:space="0" w:color="000000"/>
+              <w:bottom w:val="single" w:sz="8" w:space="0" w:color="000000"/>
+              <w:right w:val="single" w:sz="8" w:space="0" w:color="000000"/>
+            </w:tcBorders>
+            <w:vAlign w:val="center"/>
+          </w:tcPr>
+          <w:p>
+            <w:pPr>
+              <w:snapToGrid w:val="0"/>
+              <w:spacing w:after="0" w:line="240" w:lineRule="auto"/>
+              <w:jc w:val="center"/>
+              <w:rPr>
+                <w:rFonts w:ascii="新細明體" w:eastAsia="新細明體" w:hAnsi="新細明體"/>
+                <w:b/>
+              </w:rPr>
+            </w:pPr>
+          </w:p>
+        </w:tc>
+        <w:tc>
+          <w:tcPr>
+            <w:tcW w:w="1134" w:type="dxa"/>
+            <w:tcBorders>
+              <w:top w:val="single" w:sz="8" w:space="0" w:color="000000"/>
+              <w:left w:val="single" w:sz="8" w:space="0" w:color="000000"/>
+              <w:bottom w:val="single" w:sz="8" w:space="0" w:color="000000"/>
+              <w:right w:val="single" w:sz="8" w:space="0" w:color="000000"/>
+            </w:tcBorders>
+            <w:vAlign w:val="center"/>
+          </w:tcPr>
+          <w:p>
+            <w:pPr>
+              <w:snapToGrid w:val="0"/>
+              <w:spacing w:after="0" w:line="240" w:lineRule="auto"/>
+              <w:jc w:val="center"/>
+              <w:rPr>
+                <w:rFonts w:ascii="新細明體" w:eastAsia="新細明體" w:hAnsi="新細明體"/>
+                <w:b/>
+              </w:rPr>
+            </w:pPr>
+          </w:p>
+        </w:tc>
+      </w:tr>
+      <w:tr>
+        <w:trPr>
+          <w:cantSplit/>
+          <w:trHeight w:val="780"/>
+          <w:jc w:val="center"/>
+        </w:trPr>
+        <w:tc>
+          <w:tcPr>
+            <w:tcW w:w="1236" w:type="dxa"/>
+            <w:tcBorders>
+              <w:top w:val="single" w:sz="8" w:space="0" w:color="000000"/>
+              <w:left w:val="single" w:sz="8" w:space="0" w:color="000000"/>
+              <w:bottom w:val="single" w:sz="8" w:space="0" w:color="000000"/>
+              <w:right w:val="single" w:sz="8" w:space="0" w:color="000000"/>
+            </w:tcBorders>
+            <w:tcMar>
+              <w:top w:w="85" w:type="dxa"/>
+              <w:left w:w="85" w:type="dxa"/>
+              <w:bottom w:w="85" w:type="dxa"/>
+              <w:right w:w="85" w:type="dxa"/>
+            </w:tcMar>
+            <w:vAlign w:val="center"/>
+          </w:tcPr>
+          <w:p>
+            <w:pPr>
+              <w:snapToGrid w:val="0"/>
+              <w:spacing w:after="0" w:line="240" w:lineRule="auto"/>
+              <w:jc w:val="center"/>
+              <w:rPr>
+                <w:rFonts w:ascii="新細明體" w:eastAsia="新細明體" w:hAnsi="新細明體"/>
+                <w:b/>
+              </w:rPr>
+            </w:pPr>
+            <w:r>
+              <w:rPr>
+                <w:rFonts w:ascii="新細明體" w:eastAsia="新細明體" w:hAnsi="新細明體"/>
+                <w:b/>
+              </w:rPr>
+              <w:t>6</w:t>
+            </w:r>
+          </w:p>
+        </w:tc>
+        <w:tc>
+          <w:tcPr>
+            <w:tcW w:w="1843" w:type="dxa"/>
+            <w:tcBorders>
+              <w:top w:val="single" w:sz="8" w:space="0" w:color="000000"/>
+              <w:left w:val="single" w:sz="8" w:space="0" w:color="000000"/>
+              <w:bottom w:val="single" w:sz="8" w:space="0" w:color="000000"/>
+              <w:right w:val="single" w:sz="8" w:space="0" w:color="000000"/>
+            </w:tcBorders>
+            <w:tcMar>
+              <w:top w:w="85" w:type="dxa"/>
+              <w:left w:w="85" w:type="dxa"/>
+              <w:bottom w:w="85" w:type="dxa"/>
+              <w:right w:w="85" w:type="dxa"/>
+            </w:tcMar>
+            <w:vAlign w:val="center"/>
+          </w:tcPr>
+          <w:p>
+            <w:pPr>
+              <w:snapToGrid w:val="0"/>
+              <w:spacing w:after="0" w:line="240" w:lineRule="auto"/>
+              <w:jc w:val="center"/>
+              <w:rPr>
+                <w:rFonts w:ascii="新細明體" w:eastAsia="新細明體" w:hAnsi="新細明體"/>
+                <w:b/>
+              </w:rPr>
+            </w:pPr>
+            <w:r>
+              <w:rPr>
+                <w:rFonts w:ascii="新細明體" w:eastAsia="新細明體" w:hAnsi="新細明體"/>
+                <w:b/>
+              </w:rPr>
+              <w:t>三層商場</w:t>
+            </w:r>
+          </w:p>
+        </w:tc>
+        <w:tc>
+          <w:tcPr>
+            <w:tcW w:w="709" w:type="dxa"/>
+            <w:tcBorders>
+              <w:top w:val="single" w:sz="8" w:space="0" w:color="000000"/>
+              <w:left w:val="single" w:sz="8" w:space="0" w:color="000000"/>
+              <w:bottom w:val="single" w:sz="8" w:space="0" w:color="000000"/>
+              <w:right w:val="single" w:sz="8" w:space="0" w:color="000000"/>
+            </w:tcBorders>
+            <w:tcMar>
+              <w:top w:w="85" w:type="dxa"/>
+              <w:left w:w="85" w:type="dxa"/>
+              <w:bottom w:w="85" w:type="dxa"/>
+              <w:right w:w="85" w:type="dxa"/>
+            </w:tcMar>
+            <w:vAlign w:val="center"/>
+          </w:tcPr>
+          <w:p>
+            <w:pPr>
+              <w:snapToGrid w:val="0"/>
+              <w:spacing w:after="0" w:line="240" w:lineRule="auto"/>
+              <w:jc w:val="center"/>
+              <w:rPr>
+                <w:rFonts w:ascii="新細明體" w:eastAsia="新細明體" w:hAnsi="新細明體"/>
+                <w:b/>
+              </w:rPr>
+            </w:pPr>
+            <w:r>
+              <w:rPr>
+                <w:rFonts w:ascii="新細明體" w:eastAsia="新細明體" w:hAnsi="新細明體"/>
+                <w:b/>
+              </w:rPr>
+              <w:t>1</w:t>
+            </w:r>
+          </w:p>
+        </w:tc>
+        <w:tc>
+          <w:tcPr>
+            <w:tcW w:w="992" w:type="dxa"/>
+            <w:tcBorders>
+              <w:top w:val="single" w:sz="8" w:space="0" w:color="000000"/>
+              <w:left w:val="single" w:sz="8" w:space="0" w:color="000000"/>
+              <w:bottom w:val="single" w:sz="8" w:space="0" w:color="000000"/>
+              <w:right w:val="single" w:sz="8" w:space="0" w:color="000000"/>
+            </w:tcBorders>
+            <w:tcMar>
+              <w:top w:w="85" w:type="dxa"/>
+              <w:left w:w="85" w:type="dxa"/>
+              <w:bottom w:w="85" w:type="dxa"/>
+              <w:right w:w="85" w:type="dxa"/>
+            </w:tcMar>
+            <w:vAlign w:val="center"/>
+          </w:tcPr>
+          <w:p>
+            <w:pPr>
+              <w:snapToGrid w:val="0"/>
+              <w:spacing w:after="0" w:line="240" w:lineRule="auto"/>
+              <w:jc w:val="center"/>
+              <w:rPr>
+                <w:rFonts w:ascii="新細明體" w:eastAsia="新細明體" w:hAnsi="新細明體"/>
+                <w:b/>
+              </w:rPr>
+            </w:pPr>
+          </w:p>
+        </w:tc>
+        <w:tc>
+          <w:tcPr>
+            <w:tcW w:w="992" w:type="dxa"/>
+            <w:tcBorders>
+              <w:top w:val="single" w:sz="8" w:space="0" w:color="000000"/>
+              <w:left w:val="single" w:sz="8" w:space="0" w:color="000000"/>
+              <w:bottom w:val="single" w:sz="8" w:space="0" w:color="000000"/>
+              <w:right w:val="single" w:sz="8" w:space="0" w:color="000000"/>
+            </w:tcBorders>
+            <w:tcMar>
+              <w:top w:w="85" w:type="dxa"/>
+              <w:left w:w="85" w:type="dxa"/>
+              <w:bottom w:w="85" w:type="dxa"/>
+              <w:right w:w="85" w:type="dxa"/>
+            </w:tcMar>
+            <w:vAlign w:val="center"/>
+          </w:tcPr>
+          <w:p>
+            <w:pPr>
+              <w:snapToGrid w:val="0"/>
+              <w:spacing w:after="0" w:line="240" w:lineRule="auto"/>
+              <w:jc w:val="center"/>
+              <w:rPr>
+                <w:rFonts w:ascii="新細明體" w:eastAsia="新細明體" w:hAnsi="新細明體"/>
+                <w:b/>
+              </w:rPr>
+            </w:pPr>
+          </w:p>
+        </w:tc>
+        <w:tc>
+          <w:tcPr>
+            <w:tcW w:w="993" w:type="dxa"/>
+            <w:tcBorders>
+              <w:top w:val="single" w:sz="8" w:space="0" w:color="000000"/>
+              <w:left w:val="single" w:sz="8" w:space="0" w:color="000000"/>
+              <w:bottom w:val="single" w:sz="8" w:space="0" w:color="000000"/>
+              <w:right w:val="single" w:sz="8" w:space="0" w:color="000000"/>
+            </w:tcBorders>
+            <w:tcMar>
+              <w:top w:w="85" w:type="dxa"/>
+              <w:left w:w="85" w:type="dxa"/>
+              <w:bottom w:w="85" w:type="dxa"/>
+              <w:right w:w="85" w:type="dxa"/>
+            </w:tcMar>
+            <w:vAlign w:val="center"/>
+          </w:tcPr>
+          <w:p>
+            <w:pPr>
+              <w:snapToGrid w:val="0"/>
+              <w:spacing w:after="0" w:line="240" w:lineRule="auto"/>
+              <w:jc w:val="center"/>
+              <w:rPr>
+                <w:rFonts w:ascii="新細明體" w:eastAsia="新細明體" w:hAnsi="新細明體"/>
+                <w:b/>
+              </w:rPr>
+            </w:pPr>
+          </w:p>
+        </w:tc>
+        <w:tc>
+          <w:tcPr>
+            <w:tcW w:w="1417" w:type="dxa"/>
+            <w:tcBorders>
+              <w:top w:val="single" w:sz="8" w:space="0" w:color="000000"/>
+              <w:left w:val="single" w:sz="8" w:space="0" w:color="000000"/>
+              <w:bottom w:val="single" w:sz="8" w:space="0" w:color="000000"/>
+              <w:right w:val="single" w:sz="8" w:space="0" w:color="000000"/>
+            </w:tcBorders>
+            <w:tcMar>
+              <w:top w:w="85" w:type="dxa"/>
+              <w:left w:w="85" w:type="dxa"/>
+              <w:bottom w:w="85" w:type="dxa"/>
+              <w:right w:w="85" w:type="dxa"/>
+            </w:tcMar>
+            <w:vAlign w:val="center"/>
+          </w:tcPr>
+          <w:p>
+            <w:pPr>
+              <w:snapToGrid w:val="0"/>
+              <w:spacing w:after="0" w:line="240" w:lineRule="auto"/>
+              <w:jc w:val="center"/>
+              <w:rPr>
+                <w:rFonts w:ascii="新細明體" w:eastAsia="新細明體" w:hAnsi="新細明體"/>
+                <w:b/>
+              </w:rPr>
+            </w:pPr>
+            <w:r>
+              <w:rPr>
+                <w:rFonts w:ascii="新細明體" w:eastAsia="新細明體" w:hAnsi="新細明體"/>
+                <w:b/>
+              </w:rPr>
+              <w:t>木板製作</w:t>
+            </w:r>
+          </w:p>
+        </w:tc>
+        <w:tc>
+          <w:tcPr>
+            <w:tcW w:w="1205" w:type="dxa"/>
+            <w:tcBorders>
+              <w:top w:val="single" w:sz="8" w:space="0" w:color="000000"/>
+              <w:left w:val="single" w:sz="8" w:space="0" w:color="000000"/>
+              <w:bottom w:val="single" w:sz="8" w:space="0" w:color="000000"/>
+              <w:right w:val="single" w:sz="8" w:space="0" w:color="000000"/>
+            </w:tcBorders>
+            <w:vAlign w:val="center"/>
+          </w:tcPr>
+          <w:p>
+            <w:pPr>
+              <w:snapToGrid w:val="0"/>
+              <w:spacing w:after="0" w:line="240" w:lineRule="auto"/>
+              <w:jc w:val="center"/>
+              <w:rPr>
+                <w:rFonts w:ascii="新細明體" w:eastAsia="新細明體" w:hAnsi="新細明體"/>
+                <w:b/>
+              </w:rPr>
+            </w:pPr>
+          </w:p>
+        </w:tc>
+        <w:tc>
+          <w:tcPr>
+            <w:tcW w:w="1346" w:type="dxa"/>
+            <w:tcBorders>
+              <w:top w:val="single" w:sz="8" w:space="0" w:color="000000"/>
+              <w:left w:val="single" w:sz="8" w:space="0" w:color="000000"/>
+              <w:bottom w:val="single" w:sz="8" w:space="0" w:color="000000"/>
+              <w:right w:val="single" w:sz="8" w:space="0" w:color="000000"/>
+            </w:tcBorders>
+            <w:vAlign w:val="center"/>
+          </w:tcPr>
+          <w:p>
+            <w:pPr>
+              <w:snapToGrid w:val="0"/>
+              <w:spacing w:after="0" w:line="240" w:lineRule="auto"/>
+              <w:jc w:val="center"/>
+              <w:rPr>
+                <w:rFonts w:ascii="新細明體" w:eastAsia="新細明體" w:hAnsi="新細明體"/>
+                <w:b/>
+              </w:rPr>
+            </w:pPr>
+          </w:p>
+        </w:tc>
+        <w:tc>
+          <w:tcPr>
+            <w:tcW w:w="1134" w:type="dxa"/>
+            <w:tcBorders>
+              <w:top w:val="single" w:sz="8" w:space="0" w:color="000000"/>
+              <w:left w:val="single" w:sz="8" w:space="0" w:color="000000"/>
+              <w:bottom w:val="single" w:sz="8" w:space="0" w:color="000000"/>
+              <w:right w:val="single" w:sz="8" w:space="0" w:color="000000"/>
+            </w:tcBorders>
+            <w:vAlign w:val="center"/>
+          </w:tcPr>
+          <w:p>
+            <w:pPr>
+              <w:snapToGrid w:val="0"/>
+              <w:spacing w:after="0" w:line="240" w:lineRule="auto"/>
+              <w:jc w:val="center"/>
+              <w:rPr>
+                <w:rFonts w:ascii="新細明體" w:eastAsia="新細明體" w:hAnsi="新細明體"/>
+                <w:b/>
+              </w:rPr>
+            </w:pPr>
+          </w:p>
+        </w:tc>
+      </w:tr>
+      <w:tr>
+        <w:trPr>
+          <w:cantSplit/>
+          <w:trHeight w:val="780"/>
+          <w:jc w:val="center"/>
+        </w:trPr>
+        <w:tc>
+          <w:tcPr>
+            <w:tcW w:w="1236" w:type="dxa"/>
+            <w:tcBorders>
+              <w:top w:val="single" w:sz="8" w:space="0" w:color="000000"/>
+              <w:left w:val="single" w:sz="8" w:space="0" w:color="000000"/>
+              <w:bottom w:val="single" w:sz="8" w:space="0" w:color="000000"/>
+              <w:right w:val="single" w:sz="8" w:space="0" w:color="000000"/>
+            </w:tcBorders>
+            <w:tcMar>
+              <w:top w:w="85" w:type="dxa"/>
+              <w:left w:w="85" w:type="dxa"/>
+              <w:bottom w:w="85" w:type="dxa"/>
+              <w:right w:w="85" w:type="dxa"/>
+            </w:tcMar>
+            <w:vAlign w:val="center"/>
+          </w:tcPr>
+          <w:p>
+            <w:pPr>
+              <w:snapToGrid w:val="0"/>
+              <w:spacing w:after="0" w:line="240" w:lineRule="auto"/>
+              <w:jc w:val="center"/>
+              <w:rPr>
+                <w:rFonts w:ascii="新細明體" w:eastAsia="新細明體" w:hAnsi="新細明體"/>
+                <w:b/>
+              </w:rPr>
+            </w:pPr>
+            <w:r>
+              <w:rPr>
+                <w:rFonts w:ascii="新細明體" w:eastAsia="新細明體" w:hAnsi="新細明體"/>
+                <w:b/>
+              </w:rPr>
+              <w:lastRenderedPageBreak/>
+              <w:t>B7</w:t>
+            </w:r>
+          </w:p>
+        </w:tc>
+        <w:tc>
+          <w:tcPr>
+            <w:tcW w:w="1843" w:type="dxa"/>
+            <w:tcBorders>
+              <w:top w:val="single" w:sz="8" w:space="0" w:color="000000"/>
+              <w:left w:val="single" w:sz="8" w:space="0" w:color="000000"/>
+              <w:bottom w:val="single" w:sz="8" w:space="0" w:color="000000"/>
+              <w:right w:val="single" w:sz="8" w:space="0" w:color="000000"/>
+            </w:tcBorders>
+            <w:tcMar>
+              <w:top w:w="85" w:type="dxa"/>
+              <w:left w:w="85" w:type="dxa"/>
+              <w:bottom w:w="85" w:type="dxa"/>
+              <w:right w:w="85" w:type="dxa"/>
+            </w:tcMar>
+            <w:vAlign w:val="center"/>
+          </w:tcPr>
+          <w:p>
+            <w:pPr>
+              <w:snapToGrid w:val="0"/>
+              <w:spacing w:after="0" w:line="240" w:lineRule="auto"/>
+              <w:jc w:val="center"/>
+              <w:rPr>
+                <w:rFonts w:ascii="新細明體" w:eastAsia="新細明體" w:hAnsi="新細明體"/>
+                <w:b/>
+              </w:rPr>
+            </w:pPr>
+            <w:r>
+              <w:rPr>
+                <w:rFonts w:ascii="新細明體" w:eastAsia="新細明體" w:hAnsi="新細明體"/>
+                <w:b/>
+              </w:rPr>
+              <w:t>自訂建築</w:t>
+            </w:r>
+          </w:p>
+        </w:tc>
+        <w:tc>
+          <w:tcPr>
+            <w:tcW w:w="709" w:type="dxa"/>
+            <w:tcBorders>
+              <w:top w:val="single" w:sz="8" w:space="0" w:color="000000"/>
+              <w:left w:val="single" w:sz="8" w:space="0" w:color="000000"/>
+              <w:bottom w:val="single" w:sz="8" w:space="0" w:color="000000"/>
+              <w:right w:val="single" w:sz="8" w:space="0" w:color="000000"/>
+            </w:tcBorders>
+            <w:tcMar>
+              <w:top w:w="85" w:type="dxa"/>
+              <w:left w:w="85" w:type="dxa"/>
+              <w:bottom w:w="85" w:type="dxa"/>
+              <w:right w:w="85" w:type="dxa"/>
+            </w:tcMar>
+            <w:vAlign w:val="center"/>
+          </w:tcPr>
+          <w:p>
+            <w:pPr>
+              <w:snapToGrid w:val="0"/>
+              <w:spacing w:after="0" w:line="240" w:lineRule="auto"/>
+              <w:jc w:val="center"/>
+              <w:rPr>
+                <w:rFonts w:ascii="新細明體" w:eastAsia="新細明體" w:hAnsi="新細明體"/>
+                <w:b/>
+              </w:rPr>
+            </w:pPr>
+            <w:r>
+              <w:rPr>
+                <w:rFonts w:ascii="新細明體" w:eastAsia="新細明體" w:hAnsi="新細明體"/>
+                <w:b/>
+              </w:rPr>
+              <w:t>1</w:t>
+            </w:r>
+          </w:p>
+        </w:tc>
+        <w:tc>
+          <w:tcPr>
+            <w:tcW w:w="992" w:type="dxa"/>
+            <w:tcBorders>
+              <w:top w:val="single" w:sz="8" w:space="0" w:color="000000"/>
+              <w:left w:val="single" w:sz="8" w:space="0" w:color="000000"/>
+              <w:bottom w:val="single" w:sz="8" w:space="0" w:color="000000"/>
+              <w:right w:val="single" w:sz="8" w:space="0" w:color="000000"/>
+            </w:tcBorders>
+            <w:tcMar>
+              <w:top w:w="85" w:type="dxa"/>
+              <w:left w:w="85" w:type="dxa"/>
+              <w:bottom w:w="85" w:type="dxa"/>
+              <w:right w:w="85" w:type="dxa"/>
+            </w:tcMar>
+            <w:vAlign w:val="center"/>
+          </w:tcPr>
+          <w:p>
+            <w:pPr>
+              <w:snapToGrid w:val="0"/>
+              <w:spacing w:after="0" w:line="240" w:lineRule="auto"/>
+              <w:jc w:val="center"/>
+              <w:rPr>
+                <w:rFonts w:ascii="新細明體" w:eastAsia="新細明體" w:hAnsi="新細明體"/>
+                <w:b/>
+              </w:rPr>
+            </w:pPr>
+          </w:p>
+        </w:tc>
+        <w:tc>
+          <w:tcPr>
+            <w:tcW w:w="992" w:type="dxa"/>
+            <w:tcBorders>
+              <w:top w:val="single" w:sz="8" w:space="0" w:color="000000"/>
+              <w:left w:val="single" w:sz="8" w:space="0" w:color="000000"/>
+              <w:bottom w:val="single" w:sz="8" w:space="0" w:color="000000"/>
+              <w:right w:val="single" w:sz="8" w:space="0" w:color="000000"/>
+            </w:tcBorders>
+            <w:tcMar>
+              <w:top w:w="85" w:type="dxa"/>
+              <w:left w:w="85" w:type="dxa"/>
+              <w:bottom w:w="85" w:type="dxa"/>
+              <w:right w:w="85" w:type="dxa"/>
+            </w:tcMar>
+            <w:vAlign w:val="center"/>
+          </w:tcPr>
+          <w:p>
+            <w:pPr>
+              <w:snapToGrid w:val="0"/>
+              <w:spacing w:after="0" w:line="240" w:lineRule="auto"/>
+              <w:jc w:val="center"/>
+              <w:rPr>
+                <w:rFonts w:ascii="新細明體" w:eastAsia="新細明體" w:hAnsi="新細明體"/>
+                <w:b/>
+              </w:rPr>
+            </w:pPr>
+          </w:p>
+        </w:tc>
+        <w:tc>
+          <w:tcPr>
+            <w:tcW w:w="993" w:type="dxa"/>
+            <w:tcBorders>
+              <w:top w:val="single" w:sz="8" w:space="0" w:color="000000"/>
+              <w:left w:val="single" w:sz="8" w:space="0" w:color="000000"/>
+              <w:bottom w:val="single" w:sz="8" w:space="0" w:color="000000"/>
+              <w:right w:val="single" w:sz="8" w:space="0" w:color="000000"/>
+            </w:tcBorders>
+            <w:tcMar>
+              <w:top w:w="85" w:type="dxa"/>
+              <w:left w:w="85" w:type="dxa"/>
+              <w:bottom w:w="85" w:type="dxa"/>
+              <w:right w:w="85" w:type="dxa"/>
+            </w:tcMar>
+            <w:vAlign w:val="center"/>
+          </w:tcPr>
+          <w:p>
+            <w:pPr>
+              <w:snapToGrid w:val="0"/>
+              <w:spacing w:after="0" w:line="240" w:lineRule="auto"/>
+              <w:jc w:val="center"/>
+              <w:rPr>
+                <w:rFonts w:ascii="新細明體" w:eastAsia="新細明體" w:hAnsi="新細明體"/>
+                <w:b/>
+              </w:rPr>
+            </w:pPr>
+          </w:p>
+        </w:tc>
+        <w:tc>
+          <w:tcPr>
+            <w:tcW w:w="1417" w:type="dxa"/>
+            <w:tcBorders>
+              <w:top w:val="single" w:sz="8" w:space="0" w:color="000000"/>
+              <w:left w:val="single" w:sz="8" w:space="0" w:color="000000"/>
+              <w:bottom w:val="single" w:sz="8" w:space="0" w:color="000000"/>
+              <w:right w:val="single" w:sz="8" w:space="0" w:color="000000"/>
+            </w:tcBorders>
+            <w:tcMar>
+              <w:top w:w="85" w:type="dxa"/>
+              <w:left w:w="85" w:type="dxa"/>
+              <w:bottom w:w="85" w:type="dxa"/>
+              <w:right w:w="85" w:type="dxa"/>
+            </w:tcMar>
+            <w:vAlign w:val="center"/>
+          </w:tcPr>
+          <w:p>
+            <w:pPr>
+              <w:snapToGrid w:val="0"/>
+              <w:spacing w:after="0" w:line="240" w:lineRule="auto"/>
+              <w:jc w:val="center"/>
+              <w:rPr>
+                <w:rFonts w:ascii="新細明體" w:eastAsia="新細明體" w:hAnsi="新細明體"/>
+                <w:b/>
+              </w:rPr>
+            </w:pPr>
+            <w:r>
+              <w:rPr>
+                <w:rFonts w:ascii="新細明體" w:eastAsia="新細明體" w:hAnsi="新細明體"/>
+                <w:b/>
+              </w:rPr>
+              <w:t>木板製作</w:t>
+            </w:r>
+          </w:p>
+        </w:tc>
+        <w:tc>
+          <w:tcPr>
+            <w:tcW w:w="1205" w:type="dxa"/>
+            <w:tcBorders>
+              <w:top w:val="single" w:sz="8" w:space="0" w:color="000000"/>
+              <w:left w:val="single" w:sz="8" w:space="0" w:color="000000"/>
+              <w:bottom w:val="single" w:sz="8" w:space="0" w:color="000000"/>
+              <w:right w:val="single" w:sz="8" w:space="0" w:color="000000"/>
+            </w:tcBorders>
+            <w:vAlign w:val="center"/>
+          </w:tcPr>
+          <w:p>
+            <w:pPr>
+              <w:snapToGrid w:val="0"/>
+              <w:spacing w:after="0" w:line="240" w:lineRule="auto"/>
+              <w:jc w:val="center"/>
+              <w:rPr>
+                <w:rFonts w:ascii="新細明體" w:eastAsia="新細明體" w:hAnsi="新細明體"/>
+                <w:b/>
+              </w:rPr>
+            </w:pPr>
+          </w:p>
+        </w:tc>
+        <w:tc>
+          <w:tcPr>
+            <w:tcW w:w="1346" w:type="dxa"/>
+            <w:tcBorders>
+              <w:top w:val="single" w:sz="8" w:space="0" w:color="000000"/>
+              <w:left w:val="single" w:sz="8" w:space="0" w:color="000000"/>
+              <w:bottom w:val="single" w:sz="8" w:space="0" w:color="000000"/>
+              <w:right w:val="single" w:sz="8" w:space="0" w:color="000000"/>
+            </w:tcBorders>
+            <w:vAlign w:val="center"/>
+          </w:tcPr>
+          <w:p>
+            <w:pPr>
+              <w:snapToGrid w:val="0"/>
+              <w:spacing w:after="0" w:line="240" w:lineRule="auto"/>
+              <w:jc w:val="center"/>
+              <w:rPr>
+                <w:rFonts w:ascii="新細明體" w:eastAsia="新細明體" w:hAnsi="新細明體"/>
+                <w:b/>
+              </w:rPr>
+            </w:pPr>
+          </w:p>
+        </w:tc>
+        <w:tc>
+          <w:tcPr>
+            <w:tcW w:w="1134" w:type="dxa"/>
+            <w:tcBorders>
+              <w:top w:val="single" w:sz="8" w:space="0" w:color="000000"/>
+              <w:left w:val="single" w:sz="8" w:space="0" w:color="000000"/>
+              <w:bottom w:val="single" w:sz="8" w:space="0" w:color="000000"/>
+              <w:right w:val="single" w:sz="8" w:space="0" w:color="000000"/>
+            </w:tcBorders>
+            <w:vAlign w:val="center"/>
+          </w:tcPr>
+          <w:p>
+            <w:pPr>
+              <w:snapToGrid w:val="0"/>
+              <w:spacing w:after="0" w:line="240" w:lineRule="auto"/>
+              <w:jc w:val="center"/>
               <w:rPr>
                 <w:rFonts w:ascii="新細明體" w:eastAsia="新細明體" w:hAnsi="新細明體"/>
                 <w:b/>
@@ -1507,7 +3243,7 @@
                 <w:rFonts w:ascii="新細明體" w:eastAsia="新細明體" w:hAnsi="新細明體" w:cs="Noto Sans CJK TC"/>
                 <w:b/>
               </w:rPr>
-              <w:t>B2</w:t>
+              <w:t>B8</w:t>
             </w:r>
           </w:p>
         </w:tc>
@@ -1531,6 +3267,7 @@
           <w:p>
             <w:pPr>
               <w:spacing w:after="0" w:line="600" w:lineRule="auto"/>
+              <w:jc w:val="center"/>
               <w:rPr>
                 <w:rFonts w:ascii="新細明體" w:eastAsia="新細明體" w:hAnsi="新細明體"/>
                 <w:b/>
@@ -1691,83 +3428,12 @@
           <w:p>
             <w:pPr>
               <w:spacing w:after="0" w:line="600" w:lineRule="auto"/>
+              <w:jc w:val="center"/>
               <w:rPr>
                 <w:rFonts w:ascii="新細明體" w:eastAsia="新細明體" w:hAnsi="新細明體"/>
                 <w:b/>
               </w:rPr>
             </w:pPr>
-          </w:p>
-        </w:tc>
-        <w:tc>
-          <w:tcPr>
-            <w:tcW w:w="3048" w:type="dxa"/>
-            <w:tcBorders>
-              <w:top w:val="single" w:sz="8" w:space="0" w:color="000000"/>
-              <w:left w:val="single" w:sz="8" w:space="0" w:color="000000"/>
-              <w:bottom w:val="single" w:sz="8" w:space="0" w:color="000000"/>
-              <w:right w:val="single" w:sz="8" w:space="0" w:color="000000"/>
-            </w:tcBorders>
-            <w:tcMar>
-              <w:top w:w="85" w:type="dxa"/>
-              <w:left w:w="85" w:type="dxa"/>
-              <w:bottom w:w="85" w:type="dxa"/>
-              <w:right w:w="85" w:type="dxa"/>
-            </w:tcMar>
-            <w:vAlign w:val="center"/>
-          </w:tcPr>
-          <w:p>
-            <w:pPr>
-              <w:spacing w:after="0" w:line="600" w:lineRule="auto"/>
-              <w:rPr>
-                <w:rFonts w:ascii="新細明體" w:eastAsia="新細明體" w:hAnsi="新細明體"/>
-                <w:b/>
-              </w:rPr>
-            </w:pPr>
-            <w:r>
-              <w:rPr>
-                <w:rFonts w:ascii="新細明體" w:eastAsia="新細明體" w:hAnsi="新細明體" w:cs="Noto Sans CJK TC"/>
-                <w:b/>
-              </w:rPr>
-              <w:t>2</w:t>
-            </w:r>
-            <w:r>
-              <w:rPr>
-                <w:rFonts w:ascii="新細明體" w:eastAsia="新細明體" w:hAnsi="新細明體" w:cs="Noto Sans CJK TC" w:hint="eastAsia"/>
-                <w:b/>
-                <w:lang w:eastAsia="zh-CN"/>
-              </w:rPr>
-              <w:t>(     )</w:t>
-            </w:r>
-            <w:r>
-              <w:rPr>
-                <w:rFonts w:ascii="新細明體" w:eastAsia="新細明體" w:hAnsi="新細明體" w:cs="Noto Sans CJK TC"/>
-                <w:b/>
-              </w:rPr>
-              <w:t xml:space="preserve">_GROUP </w:t>
-            </w:r>
-            <w:r>
-              <w:rPr>
-                <w:rFonts w:ascii="新細明體" w:eastAsia="新細明體" w:hAnsi="新細明體" w:cs="Noto Sans CJK TC" w:hint="eastAsia"/>
-                <w:b/>
-                <w:lang w:eastAsia="zh-CN"/>
-              </w:rPr>
-              <w:t>(    )</w:t>
-            </w:r>
-            <w:r>
-              <w:rPr>
-                <w:rFonts w:ascii="新細明體" w:eastAsia="新細明體" w:hAnsi="新細明體" w:cs="Noto Sans CJK TC"/>
-                <w:b/>
-              </w:rPr>
-              <w:t>_B</w:t>
-            </w:r>
-            <w:r>
-              <w:rPr>
-                <w:rFonts w:ascii="新細明體" w:eastAsia="新細明體" w:hAnsi="新細明體" w:cs="Noto Sans CJK TC" w:hint="eastAsia"/>
-                <w:b/>
-                <w:lang w:eastAsia="zh-CN"/>
-              </w:rPr>
-              <w:t>2</w:t>
-            </w:r>
           </w:p>
         </w:tc>
         <w:tc>
@@ -1783,6 +3449,7 @@
           <w:p>
             <w:pPr>
               <w:spacing w:after="0" w:line="600" w:lineRule="auto"/>
+              <w:jc w:val="center"/>
               <w:rPr>
                 <w:rFonts w:ascii="新細明體" w:eastAsia="新細明體" w:hAnsi="新細明體"/>
                 <w:b/>
@@ -1803,6 +3470,7 @@
           <w:p>
             <w:pPr>
               <w:spacing w:after="0" w:line="600" w:lineRule="auto"/>
+              <w:jc w:val="center"/>
               <w:rPr>
                 <w:rFonts w:ascii="新細明體" w:eastAsia="新細明體" w:hAnsi="新細明體"/>
                 <w:b/>
@@ -1847,7 +3515,7 @@
                 <w:rFonts w:ascii="新細明體" w:eastAsia="新細明體" w:hAnsi="新細明體" w:cs="Noto Sans CJK TC"/>
                 <w:b/>
               </w:rPr>
-              <w:t>B3</w:t>
+              <w:t>B9</w:t>
             </w:r>
           </w:p>
         </w:tc>
@@ -1871,6 +3539,7 @@
           <w:p>
             <w:pPr>
               <w:spacing w:after="0" w:line="600" w:lineRule="auto"/>
+              <w:jc w:val="center"/>
               <w:rPr>
                 <w:rFonts w:ascii="新細明體" w:eastAsia="新細明體" w:hAnsi="新細明體"/>
                 <w:b/>
@@ -2031,83 +3700,12 @@
           <w:p>
             <w:pPr>
               <w:spacing w:after="0" w:line="600" w:lineRule="auto"/>
+              <w:jc w:val="center"/>
               <w:rPr>
                 <w:rFonts w:ascii="新細明體" w:eastAsia="新細明體" w:hAnsi="新細明體"/>
                 <w:b/>
               </w:rPr>
             </w:pPr>
-          </w:p>
-        </w:tc>
-        <w:tc>
-          <w:tcPr>
-            <w:tcW w:w="3048" w:type="dxa"/>
-            <w:tcBorders>
-              <w:top w:val="single" w:sz="8" w:space="0" w:color="000000"/>
-              <w:left w:val="single" w:sz="8" w:space="0" w:color="000000"/>
-              <w:bottom w:val="single" w:sz="8" w:space="0" w:color="000000"/>
-              <w:right w:val="single" w:sz="8" w:space="0" w:color="000000"/>
-            </w:tcBorders>
-            <w:tcMar>
-              <w:top w:w="85" w:type="dxa"/>
-              <w:left w:w="85" w:type="dxa"/>
-              <w:bottom w:w="85" w:type="dxa"/>
-              <w:right w:w="85" w:type="dxa"/>
-            </w:tcMar>
-            <w:vAlign w:val="center"/>
-          </w:tcPr>
-          <w:p>
-            <w:pPr>
-              <w:spacing w:after="0" w:line="600" w:lineRule="auto"/>
-              <w:rPr>
-                <w:rFonts w:ascii="新細明體" w:eastAsia="新細明體" w:hAnsi="新細明體"/>
-                <w:b/>
-              </w:rPr>
-            </w:pPr>
-            <w:r>
-              <w:rPr>
-                <w:rFonts w:ascii="新細明體" w:eastAsia="新細明體" w:hAnsi="新細明體" w:cs="Noto Sans CJK TC"/>
-                <w:b/>
-              </w:rPr>
-              <w:t>2</w:t>
-            </w:r>
-            <w:r>
-              <w:rPr>
-                <w:rFonts w:ascii="新細明體" w:eastAsia="新細明體" w:hAnsi="新細明體" w:cs="Noto Sans CJK TC" w:hint="eastAsia"/>
-                <w:b/>
-                <w:lang w:eastAsia="zh-CN"/>
-              </w:rPr>
-              <w:t>(     )</w:t>
-            </w:r>
-            <w:r>
-              <w:rPr>
-                <w:rFonts w:ascii="新細明體" w:eastAsia="新細明體" w:hAnsi="新細明體" w:cs="Noto Sans CJK TC"/>
-                <w:b/>
-              </w:rPr>
-              <w:t xml:space="preserve">_GROUP </w:t>
-            </w:r>
-            <w:r>
-              <w:rPr>
-                <w:rFonts w:ascii="新細明體" w:eastAsia="新細明體" w:hAnsi="新細明體" w:cs="Noto Sans CJK TC" w:hint="eastAsia"/>
-                <w:b/>
-                <w:lang w:eastAsia="zh-CN"/>
-              </w:rPr>
-              <w:t>(    )</w:t>
-            </w:r>
-            <w:r>
-              <w:rPr>
-                <w:rFonts w:ascii="新細明體" w:eastAsia="新細明體" w:hAnsi="新細明體" w:cs="Noto Sans CJK TC"/>
-                <w:b/>
-              </w:rPr>
-              <w:t>_B</w:t>
-            </w:r>
-            <w:r>
-              <w:rPr>
-                <w:rFonts w:ascii="新細明體" w:eastAsia="新細明體" w:hAnsi="新細明體" w:cs="Noto Sans CJK TC" w:hint="eastAsia"/>
-                <w:b/>
-                <w:lang w:eastAsia="zh-CN"/>
-              </w:rPr>
-              <w:t>3</w:t>
-            </w:r>
           </w:p>
         </w:tc>
         <w:tc>
@@ -2123,6 +3721,7 @@
           <w:p>
             <w:pPr>
               <w:spacing w:after="0" w:line="600" w:lineRule="auto"/>
+              <w:jc w:val="center"/>
               <w:rPr>
                 <w:rFonts w:ascii="新細明體" w:eastAsia="新細明體" w:hAnsi="新細明體"/>
                 <w:b/>
@@ -2143,6 +3742,7 @@
           <w:p>
             <w:pPr>
               <w:spacing w:after="0" w:line="600" w:lineRule="auto"/>
+              <w:jc w:val="center"/>
               <w:rPr>
                 <w:rFonts w:ascii="新細明體" w:eastAsia="新細明體" w:hAnsi="新細明體"/>
                 <w:b/>
@@ -2178,7 +3778,7 @@
               <w:spacing w:after="0" w:line="600" w:lineRule="auto"/>
               <w:jc w:val="center"/>
               <w:rPr>
-                <w:rFonts w:ascii="新細明體" w:eastAsia="新細明體" w:hAnsi="新細明體"/>
+                <w:rFonts w:ascii="新細明體" w:eastAsia="新細明體" w:hAnsi="新細明體" w:cs="Noto Sans CJK TC"/>
                 <w:b/>
               </w:rPr>
             </w:pPr>
@@ -2187,7 +3787,7 @@
                 <w:rFonts w:ascii="新細明體" w:eastAsia="新細明體" w:hAnsi="新細明體" w:cs="Noto Sans CJK TC"/>
                 <w:b/>
               </w:rPr>
-              <w:t>B4</w:t>
+              <w:t>B10</w:t>
             </w:r>
           </w:p>
         </w:tc>
@@ -2211,6 +3811,7 @@
           <w:p>
             <w:pPr>
               <w:spacing w:after="0" w:line="600" w:lineRule="auto"/>
+              <w:jc w:val="center"/>
               <w:rPr>
                 <w:rFonts w:ascii="新細明體" w:eastAsia="新細明體" w:hAnsi="新細明體"/>
                 <w:b/>
@@ -2371,83 +3972,12 @@
           <w:p>
             <w:pPr>
               <w:spacing w:after="0" w:line="600" w:lineRule="auto"/>
+              <w:jc w:val="center"/>
               <w:rPr>
                 <w:rFonts w:ascii="新細明體" w:eastAsia="新細明體" w:hAnsi="新細明體"/>
                 <w:b/>
               </w:rPr>
             </w:pPr>
-          </w:p>
-        </w:tc>
-        <w:tc>
-          <w:tcPr>
-            <w:tcW w:w="3048" w:type="dxa"/>
-            <w:tcBorders>
-              <w:top w:val="single" w:sz="8" w:space="0" w:color="000000"/>
-              <w:left w:val="single" w:sz="8" w:space="0" w:color="000000"/>
-              <w:bottom w:val="single" w:sz="8" w:space="0" w:color="000000"/>
-              <w:right w:val="single" w:sz="8" w:space="0" w:color="000000"/>
-            </w:tcBorders>
-            <w:tcMar>
-              <w:top w:w="85" w:type="dxa"/>
-              <w:left w:w="85" w:type="dxa"/>
-              <w:bottom w:w="85" w:type="dxa"/>
-              <w:right w:w="85" w:type="dxa"/>
-            </w:tcMar>
-            <w:vAlign w:val="center"/>
-          </w:tcPr>
-          <w:p>
-            <w:pPr>
-              <w:spacing w:after="0" w:line="600" w:lineRule="auto"/>
-              <w:rPr>
-                <w:rFonts w:ascii="新細明體" w:eastAsia="新細明體" w:hAnsi="新細明體"/>
-                <w:b/>
-              </w:rPr>
-            </w:pPr>
-            <w:r>
-              <w:rPr>
-                <w:rFonts w:ascii="新細明體" w:eastAsia="新細明體" w:hAnsi="新細明體" w:cs="Noto Sans CJK TC"/>
-                <w:b/>
-              </w:rPr>
-              <w:t>2</w:t>
-            </w:r>
-            <w:r>
-              <w:rPr>
-                <w:rFonts w:ascii="新細明體" w:eastAsia="新細明體" w:hAnsi="新細明體" w:cs="Noto Sans CJK TC" w:hint="eastAsia"/>
-                <w:b/>
-                <w:lang w:eastAsia="zh-CN"/>
-              </w:rPr>
-              <w:t>(     )</w:t>
-            </w:r>
-            <w:r>
-              <w:rPr>
-                <w:rFonts w:ascii="新細明體" w:eastAsia="新細明體" w:hAnsi="新細明體" w:cs="Noto Sans CJK TC"/>
-                <w:b/>
-              </w:rPr>
-              <w:t xml:space="preserve">_GROUP </w:t>
-            </w:r>
-            <w:r>
-              <w:rPr>
-                <w:rFonts w:ascii="新細明體" w:eastAsia="新細明體" w:hAnsi="新細明體" w:cs="Noto Sans CJK TC" w:hint="eastAsia"/>
-                <w:b/>
-                <w:lang w:eastAsia="zh-CN"/>
-              </w:rPr>
-              <w:t>(    )</w:t>
-            </w:r>
-            <w:r>
-              <w:rPr>
-                <w:rFonts w:ascii="新細明體" w:eastAsia="新細明體" w:hAnsi="新細明體" w:cs="Noto Sans CJK TC"/>
-                <w:b/>
-              </w:rPr>
-              <w:t>_B</w:t>
-            </w:r>
-            <w:r>
-              <w:rPr>
-                <w:rFonts w:ascii="新細明體" w:eastAsia="新細明體" w:hAnsi="新細明體" w:cs="Noto Sans CJK TC" w:hint="eastAsia"/>
-                <w:b/>
-                <w:lang w:eastAsia="zh-CN"/>
-              </w:rPr>
-              <w:t>4</w:t>
-            </w:r>
           </w:p>
         </w:tc>
         <w:tc>
@@ -2463,6 +3993,7 @@
           <w:p>
             <w:pPr>
               <w:spacing w:after="0" w:line="600" w:lineRule="auto"/>
+              <w:jc w:val="center"/>
               <w:rPr>
                 <w:rFonts w:ascii="新細明體" w:eastAsia="新細明體" w:hAnsi="新細明體"/>
                 <w:b/>
@@ -2483,6 +4014,7 @@
           <w:p>
             <w:pPr>
               <w:spacing w:after="0" w:line="600" w:lineRule="auto"/>
+              <w:jc w:val="center"/>
               <w:rPr>
                 <w:rFonts w:ascii="新細明體" w:eastAsia="新細明體" w:hAnsi="新細明體"/>
                 <w:b/>
@@ -2518,8 +4050,9 @@
               <w:spacing w:after="0" w:line="600" w:lineRule="auto"/>
               <w:jc w:val="center"/>
               <w:rPr>
-                <w:rFonts w:ascii="新細明體" w:eastAsia="新細明體" w:hAnsi="新細明體"/>
-                <w:b/>
+                <w:rFonts w:ascii="新細明體" w:eastAsia="新細明體" w:hAnsi="新細明體" w:cs="Noto Sans CJK TC"/>
+                <w:b/>
+                <w:lang w:eastAsia="zh-CN"/>
               </w:rPr>
             </w:pPr>
             <w:r>
@@ -2527,7 +4060,15 @@
                 <w:rFonts w:ascii="新細明體" w:eastAsia="新細明體" w:hAnsi="新細明體" w:cs="Noto Sans CJK TC"/>
                 <w:b/>
               </w:rPr>
-              <w:t>B5</w:t>
+              <w:t>B1</w:t>
+            </w:r>
+            <w:r>
+              <w:rPr>
+                <w:rFonts w:ascii="新細明體" w:eastAsia="新細明體" w:hAnsi="新細明體" w:cs="Noto Sans CJK TC" w:hint="eastAsia"/>
+                <w:b/>
+                <w:lang w:eastAsia="zh-CN"/>
+              </w:rPr>
+              <w:t>1</w:t>
             </w:r>
           </w:p>
         </w:tc>
@@ -2551,6 +4092,7 @@
           <w:p>
             <w:pPr>
               <w:spacing w:after="0" w:line="600" w:lineRule="auto"/>
+              <w:jc w:val="center"/>
               <w:rPr>
                 <w:rFonts w:ascii="新細明體" w:eastAsia="新細明體" w:hAnsi="新細明體"/>
                 <w:b/>
@@ -2711,83 +4253,12 @@
           <w:p>
             <w:pPr>
               <w:spacing w:after="0" w:line="600" w:lineRule="auto"/>
+              <w:jc w:val="center"/>
               <w:rPr>
                 <w:rFonts w:ascii="新細明體" w:eastAsia="新細明體" w:hAnsi="新細明體"/>
                 <w:b/>
               </w:rPr>
             </w:pPr>
-          </w:p>
-        </w:tc>
-        <w:tc>
-          <w:tcPr>
-            <w:tcW w:w="3048" w:type="dxa"/>
-            <w:tcBorders>
-              <w:top w:val="single" w:sz="8" w:space="0" w:color="000000"/>
-              <w:left w:val="single" w:sz="8" w:space="0" w:color="000000"/>
-              <w:bottom w:val="single" w:sz="8" w:space="0" w:color="000000"/>
-              <w:right w:val="single" w:sz="8" w:space="0" w:color="000000"/>
-            </w:tcBorders>
-            <w:tcMar>
-              <w:top w:w="85" w:type="dxa"/>
-              <w:left w:w="85" w:type="dxa"/>
-              <w:bottom w:w="85" w:type="dxa"/>
-              <w:right w:w="85" w:type="dxa"/>
-            </w:tcMar>
-            <w:vAlign w:val="center"/>
-          </w:tcPr>
-          <w:p>
-            <w:pPr>
-              <w:spacing w:after="0" w:line="600" w:lineRule="auto"/>
-              <w:rPr>
-                <w:rFonts w:ascii="新細明體" w:eastAsia="新細明體" w:hAnsi="新細明體"/>
-                <w:b/>
-              </w:rPr>
-            </w:pPr>
-            <w:r>
-              <w:rPr>
-                <w:rFonts w:ascii="新細明體" w:eastAsia="新細明體" w:hAnsi="新細明體" w:cs="Noto Sans CJK TC"/>
-                <w:b/>
-              </w:rPr>
-              <w:t>2</w:t>
-            </w:r>
-            <w:r>
-              <w:rPr>
-                <w:rFonts w:ascii="新細明體" w:eastAsia="新細明體" w:hAnsi="新細明體" w:cs="Noto Sans CJK TC" w:hint="eastAsia"/>
-                <w:b/>
-                <w:lang w:eastAsia="zh-CN"/>
-              </w:rPr>
-              <w:t>(     )</w:t>
-            </w:r>
-            <w:r>
-              <w:rPr>
-                <w:rFonts w:ascii="新細明體" w:eastAsia="新細明體" w:hAnsi="新細明體" w:cs="Noto Sans CJK TC"/>
-                <w:b/>
-              </w:rPr>
-              <w:t xml:space="preserve">_GROUP </w:t>
-            </w:r>
-            <w:r>
-              <w:rPr>
-                <w:rFonts w:ascii="新細明體" w:eastAsia="新細明體" w:hAnsi="新細明體" w:cs="Noto Sans CJK TC" w:hint="eastAsia"/>
-                <w:b/>
-                <w:lang w:eastAsia="zh-CN"/>
-              </w:rPr>
-              <w:t>(    )</w:t>
-            </w:r>
-            <w:r>
-              <w:rPr>
-                <w:rFonts w:ascii="新細明體" w:eastAsia="新細明體" w:hAnsi="新細明體" w:cs="Noto Sans CJK TC"/>
-                <w:b/>
-              </w:rPr>
-              <w:t>_B</w:t>
-            </w:r>
-            <w:r>
-              <w:rPr>
-                <w:rFonts w:ascii="新細明體" w:eastAsia="新細明體" w:hAnsi="新細明體" w:cs="Noto Sans CJK TC" w:hint="eastAsia"/>
-                <w:b/>
-                <w:lang w:eastAsia="zh-CN"/>
-              </w:rPr>
-              <w:t>5</w:t>
-            </w:r>
           </w:p>
         </w:tc>
         <w:tc>
@@ -2803,6 +4274,7 @@
           <w:p>
             <w:pPr>
               <w:spacing w:after="0" w:line="600" w:lineRule="auto"/>
+              <w:jc w:val="center"/>
               <w:rPr>
                 <w:rFonts w:ascii="新細明體" w:eastAsia="新細明體" w:hAnsi="新細明體"/>
                 <w:b/>
@@ -2823,6 +4295,7 @@
           <w:p>
             <w:pPr>
               <w:spacing w:after="0" w:line="600" w:lineRule="auto"/>
+              <w:jc w:val="center"/>
               <w:rPr>
                 <w:rFonts w:ascii="新細明體" w:eastAsia="新細明體" w:hAnsi="新細明體"/>
                 <w:b/>
@@ -2858,7 +4331,7 @@
               <w:spacing w:after="0" w:line="600" w:lineRule="auto"/>
               <w:jc w:val="center"/>
               <w:rPr>
-                <w:rFonts w:ascii="新細明體" w:eastAsia="新細明體" w:hAnsi="新細明體"/>
+                <w:rFonts w:ascii="新細明體" w:eastAsia="SimSun" w:hAnsi="新細明體" w:cs="Noto Sans CJK TC"/>
                 <w:b/>
               </w:rPr>
             </w:pPr>
@@ -2867,8 +4340,15 @@
                 <w:rFonts w:ascii="新細明體" w:eastAsia="新細明體" w:hAnsi="新細明體" w:cs="Noto Sans CJK TC"/>
                 <w:b/>
               </w:rPr>
-              <w:lastRenderedPageBreak/>
-              <w:t>B6</w:t>
+              <w:t>B1</w:t>
+            </w:r>
+            <w:r>
+              <w:rPr>
+                <w:rFonts w:ascii="SimSun" w:eastAsia="SimSun" w:hAnsi="SimSun" w:cs="Noto Sans CJK TC" w:hint="eastAsia"/>
+                <w:b/>
+                <w:lang w:eastAsia="zh-CN"/>
+              </w:rPr>
+              <w:t>2</w:t>
             </w:r>
           </w:p>
         </w:tc>
@@ -2892,6 +4372,7 @@
           <w:p>
             <w:pPr>
               <w:spacing w:after="0" w:line="600" w:lineRule="auto"/>
+              <w:jc w:val="center"/>
               <w:rPr>
                 <w:rFonts w:ascii="新細明體" w:eastAsia="新細明體" w:hAnsi="新細明體"/>
                 <w:b/>
@@ -3052,83 +4533,12 @@
           <w:p>
             <w:pPr>
               <w:spacing w:after="0" w:line="600" w:lineRule="auto"/>
+              <w:jc w:val="center"/>
               <w:rPr>
                 <w:rFonts w:ascii="新細明體" w:eastAsia="新細明體" w:hAnsi="新細明體"/>
                 <w:b/>
               </w:rPr>
             </w:pPr>
-          </w:p>
-        </w:tc>
-        <w:tc>
-          <w:tcPr>
-            <w:tcW w:w="3048" w:type="dxa"/>
-            <w:tcBorders>
-              <w:top w:val="single" w:sz="8" w:space="0" w:color="000000"/>
-              <w:left w:val="single" w:sz="8" w:space="0" w:color="000000"/>
-              <w:bottom w:val="single" w:sz="8" w:space="0" w:color="000000"/>
-              <w:right w:val="single" w:sz="8" w:space="0" w:color="000000"/>
-            </w:tcBorders>
-            <w:tcMar>
-              <w:top w:w="85" w:type="dxa"/>
-              <w:left w:w="85" w:type="dxa"/>
-              <w:bottom w:w="85" w:type="dxa"/>
-              <w:right w:w="85" w:type="dxa"/>
-            </w:tcMar>
-            <w:vAlign w:val="center"/>
-          </w:tcPr>
-          <w:p>
-            <w:pPr>
-              <w:spacing w:after="0" w:line="600" w:lineRule="auto"/>
-              <w:rPr>
-                <w:rFonts w:ascii="新細明體" w:eastAsia="新細明體" w:hAnsi="新細明體"/>
-                <w:b/>
-              </w:rPr>
-            </w:pPr>
-            <w:r>
-              <w:rPr>
-                <w:rFonts w:ascii="新細明體" w:eastAsia="新細明體" w:hAnsi="新細明體" w:cs="Noto Sans CJK TC"/>
-                <w:b/>
-              </w:rPr>
-              <w:t>2</w:t>
-            </w:r>
-            <w:r>
-              <w:rPr>
-                <w:rFonts w:ascii="新細明體" w:eastAsia="新細明體" w:hAnsi="新細明體" w:cs="Noto Sans CJK TC" w:hint="eastAsia"/>
-                <w:b/>
-                <w:lang w:eastAsia="zh-CN"/>
-              </w:rPr>
-              <w:t>(     )</w:t>
-            </w:r>
-            <w:r>
-              <w:rPr>
-                <w:rFonts w:ascii="新細明體" w:eastAsia="新細明體" w:hAnsi="新細明體" w:cs="Noto Sans CJK TC"/>
-                <w:b/>
-              </w:rPr>
-              <w:t xml:space="preserve">_GROUP </w:t>
-            </w:r>
-            <w:r>
-              <w:rPr>
-                <w:rFonts w:ascii="新細明體" w:eastAsia="新細明體" w:hAnsi="新細明體" w:cs="Noto Sans CJK TC" w:hint="eastAsia"/>
-                <w:b/>
-                <w:lang w:eastAsia="zh-CN"/>
-              </w:rPr>
-              <w:t>(    )</w:t>
-            </w:r>
-            <w:r>
-              <w:rPr>
-                <w:rFonts w:ascii="新細明體" w:eastAsia="新細明體" w:hAnsi="新細明體" w:cs="Noto Sans CJK TC"/>
-                <w:b/>
-              </w:rPr>
-              <w:t>_B</w:t>
-            </w:r>
-            <w:r>
-              <w:rPr>
-                <w:rFonts w:ascii="新細明體" w:eastAsia="新細明體" w:hAnsi="新細明體" w:cs="Noto Sans CJK TC" w:hint="eastAsia"/>
-                <w:b/>
-                <w:lang w:eastAsia="zh-CN"/>
-              </w:rPr>
-              <w:t>6</w:t>
-            </w:r>
           </w:p>
         </w:tc>
         <w:tc>
@@ -3144,6 +4554,7 @@
           <w:p>
             <w:pPr>
               <w:spacing w:after="0" w:line="600" w:lineRule="auto"/>
+              <w:jc w:val="center"/>
               <w:rPr>
                 <w:rFonts w:ascii="新細明體" w:eastAsia="新細明體" w:hAnsi="新細明體"/>
                 <w:b/>
@@ -3164,6 +4575,7 @@
           <w:p>
             <w:pPr>
               <w:spacing w:after="0" w:line="600" w:lineRule="auto"/>
+              <w:jc w:val="center"/>
               <w:rPr>
                 <w:rFonts w:ascii="新細明體" w:eastAsia="新細明體" w:hAnsi="新細明體"/>
                 <w:b/>
@@ -3199,7 +4611,7 @@
               <w:spacing w:after="0" w:line="600" w:lineRule="auto"/>
               <w:jc w:val="center"/>
               <w:rPr>
-                <w:rFonts w:ascii="新細明體" w:eastAsia="新細明體" w:hAnsi="新細明體"/>
+                <w:rFonts w:ascii="新細明體" w:eastAsia="新細明體" w:hAnsi="新細明體" w:cs="Noto Sans CJK TC"/>
                 <w:b/>
               </w:rPr>
             </w:pPr>
@@ -3208,7 +4620,15 @@
                 <w:rFonts w:ascii="新細明體" w:eastAsia="新細明體" w:hAnsi="新細明體" w:cs="Noto Sans CJK TC"/>
                 <w:b/>
               </w:rPr>
-              <w:t>B7</w:t>
+              <w:t>B1</w:t>
+            </w:r>
+            <w:r>
+              <w:rPr>
+                <w:rFonts w:ascii="SimSun" w:eastAsia="SimSun" w:hAnsi="SimSun" w:cs="Noto Sans CJK TC" w:hint="eastAsia"/>
+                <w:b/>
+                <w:lang w:eastAsia="zh-CN"/>
+              </w:rPr>
+              <w:t>3</w:t>
             </w:r>
           </w:p>
         </w:tc>
@@ -3232,6 +4652,7 @@
           <w:p>
             <w:pPr>
               <w:spacing w:after="0" w:line="600" w:lineRule="auto"/>
+              <w:jc w:val="center"/>
               <w:rPr>
                 <w:rFonts w:ascii="新細明體" w:eastAsia="新細明體" w:hAnsi="新細明體"/>
                 <w:b/>
@@ -3392,83 +4813,12 @@
           <w:p>
             <w:pPr>
               <w:spacing w:after="0" w:line="600" w:lineRule="auto"/>
+              <w:jc w:val="center"/>
               <w:rPr>
                 <w:rFonts w:ascii="新細明體" w:eastAsia="新細明體" w:hAnsi="新細明體"/>
                 <w:b/>
               </w:rPr>
             </w:pPr>
-          </w:p>
-        </w:tc>
-        <w:tc>
-          <w:tcPr>
-            <w:tcW w:w="3048" w:type="dxa"/>
-            <w:tcBorders>
-              <w:top w:val="single" w:sz="8" w:space="0" w:color="000000"/>
-              <w:left w:val="single" w:sz="8" w:space="0" w:color="000000"/>
-              <w:bottom w:val="single" w:sz="8" w:space="0" w:color="000000"/>
-              <w:right w:val="single" w:sz="8" w:space="0" w:color="000000"/>
-            </w:tcBorders>
-            <w:tcMar>
-              <w:top w:w="85" w:type="dxa"/>
-              <w:left w:w="85" w:type="dxa"/>
-              <w:bottom w:w="85" w:type="dxa"/>
-              <w:right w:w="85" w:type="dxa"/>
-            </w:tcMar>
-            <w:vAlign w:val="center"/>
-          </w:tcPr>
-          <w:p>
-            <w:pPr>
-              <w:spacing w:after="0" w:line="600" w:lineRule="auto"/>
-              <w:rPr>
-                <w:rFonts w:ascii="新細明體" w:eastAsia="新細明體" w:hAnsi="新細明體"/>
-                <w:b/>
-              </w:rPr>
-            </w:pPr>
-            <w:r>
-              <w:rPr>
-                <w:rFonts w:ascii="新細明體" w:eastAsia="新細明體" w:hAnsi="新細明體" w:cs="Noto Sans CJK TC"/>
-                <w:b/>
-              </w:rPr>
-              <w:t>2</w:t>
-            </w:r>
-            <w:r>
-              <w:rPr>
-                <w:rFonts w:ascii="新細明體" w:eastAsia="新細明體" w:hAnsi="新細明體" w:cs="Noto Sans CJK TC" w:hint="eastAsia"/>
-                <w:b/>
-                <w:lang w:eastAsia="zh-CN"/>
-              </w:rPr>
-              <w:t>(     )</w:t>
-            </w:r>
-            <w:r>
-              <w:rPr>
-                <w:rFonts w:ascii="新細明體" w:eastAsia="新細明體" w:hAnsi="新細明體" w:cs="Noto Sans CJK TC"/>
-                <w:b/>
-              </w:rPr>
-              <w:t xml:space="preserve">_GROUP </w:t>
-            </w:r>
-            <w:r>
-              <w:rPr>
-                <w:rFonts w:ascii="新細明體" w:eastAsia="新細明體" w:hAnsi="新細明體" w:cs="Noto Sans CJK TC" w:hint="eastAsia"/>
-                <w:b/>
-                <w:lang w:eastAsia="zh-CN"/>
-              </w:rPr>
-              <w:t>(    )</w:t>
-            </w:r>
-            <w:r>
-              <w:rPr>
-                <w:rFonts w:ascii="新細明體" w:eastAsia="新細明體" w:hAnsi="新細明體" w:cs="Noto Sans CJK TC"/>
-                <w:b/>
-              </w:rPr>
-              <w:t>_B</w:t>
-            </w:r>
-            <w:r>
-              <w:rPr>
-                <w:rFonts w:ascii="新細明體" w:eastAsia="新細明體" w:hAnsi="新細明體" w:cs="Noto Sans CJK TC" w:hint="eastAsia"/>
-                <w:b/>
-                <w:lang w:eastAsia="zh-CN"/>
-              </w:rPr>
-              <w:t>7</w:t>
-            </w:r>
           </w:p>
         </w:tc>
         <w:tc>
@@ -3484,6 +4834,7 @@
           <w:p>
             <w:pPr>
               <w:spacing w:after="0" w:line="600" w:lineRule="auto"/>
+              <w:jc w:val="center"/>
               <w:rPr>
                 <w:rFonts w:ascii="新細明體" w:eastAsia="新細明體" w:hAnsi="新細明體"/>
                 <w:b/>
@@ -3500,13 +4851,16 @@
               <w:bottom w:val="single" w:sz="8" w:space="0" w:color="000000"/>
               <w:right w:val="single" w:sz="8" w:space="0" w:color="000000"/>
             </w:tcBorders>
+            <w:vAlign w:val="center"/>
           </w:tcPr>
           <w:p>
             <w:pPr>
               <w:spacing w:after="0" w:line="600" w:lineRule="auto"/>
-              <w:rPr>
-                <w:rFonts w:ascii="新細明體" w:eastAsia="新細明體" w:hAnsi="新細明體"/>
-                <w:b/>
+              <w:jc w:val="center"/>
+              <w:rPr>
+                <w:rFonts w:ascii="新細明體" w:eastAsia="SimSun" w:hAnsi="新細明體"/>
+                <w:b/>
+                <w:lang w:eastAsia="zh-CN"/>
               </w:rPr>
             </w:pPr>
           </w:p>
@@ -3539,7 +4893,7 @@
               <w:spacing w:after="0" w:line="600" w:lineRule="auto"/>
               <w:jc w:val="center"/>
               <w:rPr>
-                <w:rFonts w:ascii="新細明體" w:eastAsia="新細明體" w:hAnsi="新細明體"/>
+                <w:rFonts w:ascii="新細明體" w:eastAsia="新細明體" w:hAnsi="新細明體" w:cs="Noto Sans CJK TC"/>
                 <w:b/>
               </w:rPr>
             </w:pPr>
@@ -3548,7 +4902,15 @@
                 <w:rFonts w:ascii="新細明體" w:eastAsia="新細明體" w:hAnsi="新細明體" w:cs="Noto Sans CJK TC"/>
                 <w:b/>
               </w:rPr>
-              <w:t>B8</w:t>
+              <w:t>B1</w:t>
+            </w:r>
+            <w:r>
+              <w:rPr>
+                <w:rFonts w:ascii="SimSun" w:eastAsia="SimSun" w:hAnsi="SimSun" w:cs="Noto Sans CJK TC" w:hint="eastAsia"/>
+                <w:b/>
+                <w:lang w:eastAsia="zh-CN"/>
+              </w:rPr>
+              <w:t>4</w:t>
             </w:r>
           </w:p>
         </w:tc>
@@ -3572,6 +4934,7 @@
           <w:p>
             <w:pPr>
               <w:spacing w:after="0" w:line="600" w:lineRule="auto"/>
+              <w:jc w:val="center"/>
               <w:rPr>
                 <w:rFonts w:ascii="新細明體" w:eastAsia="新細明體" w:hAnsi="新細明體"/>
                 <w:b/>
@@ -3732,83 +5095,12 @@
           <w:p>
             <w:pPr>
               <w:spacing w:after="0" w:line="600" w:lineRule="auto"/>
+              <w:jc w:val="center"/>
               <w:rPr>
                 <w:rFonts w:ascii="新細明體" w:eastAsia="新細明體" w:hAnsi="新細明體"/>
                 <w:b/>
               </w:rPr>
             </w:pPr>
-          </w:p>
-        </w:tc>
-        <w:tc>
-          <w:tcPr>
-            <w:tcW w:w="3048" w:type="dxa"/>
-            <w:tcBorders>
-              <w:top w:val="single" w:sz="8" w:space="0" w:color="000000"/>
-              <w:left w:val="single" w:sz="8" w:space="0" w:color="000000"/>
-              <w:bottom w:val="single" w:sz="8" w:space="0" w:color="000000"/>
-              <w:right w:val="single" w:sz="8" w:space="0" w:color="000000"/>
-            </w:tcBorders>
-            <w:tcMar>
-              <w:top w:w="85" w:type="dxa"/>
-              <w:left w:w="85" w:type="dxa"/>
-              <w:bottom w:w="85" w:type="dxa"/>
-              <w:right w:w="85" w:type="dxa"/>
-            </w:tcMar>
-            <w:vAlign w:val="center"/>
-          </w:tcPr>
-          <w:p>
-            <w:pPr>
-              <w:spacing w:after="0" w:line="600" w:lineRule="auto"/>
-              <w:rPr>
-                <w:rFonts w:ascii="新細明體" w:eastAsia="新細明體" w:hAnsi="新細明體"/>
-                <w:b/>
-              </w:rPr>
-            </w:pPr>
-            <w:r>
-              <w:rPr>
-                <w:rFonts w:ascii="新細明體" w:eastAsia="新細明體" w:hAnsi="新細明體" w:cs="Noto Sans CJK TC"/>
-                <w:b/>
-              </w:rPr>
-              <w:t>2</w:t>
-            </w:r>
-            <w:r>
-              <w:rPr>
-                <w:rFonts w:ascii="新細明體" w:eastAsia="新細明體" w:hAnsi="新細明體" w:cs="Noto Sans CJK TC" w:hint="eastAsia"/>
-                <w:b/>
-                <w:lang w:eastAsia="zh-CN"/>
-              </w:rPr>
-              <w:t>(     )</w:t>
-            </w:r>
-            <w:r>
-              <w:rPr>
-                <w:rFonts w:ascii="新細明體" w:eastAsia="新細明體" w:hAnsi="新細明體" w:cs="Noto Sans CJK TC"/>
-                <w:b/>
-              </w:rPr>
-              <w:t xml:space="preserve">_GROUP </w:t>
-            </w:r>
-            <w:r>
-              <w:rPr>
-                <w:rFonts w:ascii="新細明體" w:eastAsia="新細明體" w:hAnsi="新細明體" w:cs="Noto Sans CJK TC" w:hint="eastAsia"/>
-                <w:b/>
-                <w:lang w:eastAsia="zh-CN"/>
-              </w:rPr>
-              <w:t>(    )</w:t>
-            </w:r>
-            <w:r>
-              <w:rPr>
-                <w:rFonts w:ascii="新細明體" w:eastAsia="新細明體" w:hAnsi="新細明體" w:cs="Noto Sans CJK TC"/>
-                <w:b/>
-              </w:rPr>
-              <w:t>_B</w:t>
-            </w:r>
-            <w:r>
-              <w:rPr>
-                <w:rFonts w:ascii="新細明體" w:eastAsia="新細明體" w:hAnsi="新細明體" w:cs="Noto Sans CJK TC" w:hint="eastAsia"/>
-                <w:b/>
-                <w:lang w:eastAsia="zh-CN"/>
-              </w:rPr>
-              <w:t>8</w:t>
-            </w:r>
           </w:p>
         </w:tc>
         <w:tc>
@@ -3824,6 +5116,7 @@
           <w:p>
             <w:pPr>
               <w:spacing w:after="0" w:line="600" w:lineRule="auto"/>
+              <w:jc w:val="center"/>
               <w:rPr>
                 <w:rFonts w:ascii="新細明體" w:eastAsia="新細明體" w:hAnsi="新細明體"/>
                 <w:b/>
@@ -3840,13 +5133,16 @@
               <w:bottom w:val="single" w:sz="8" w:space="0" w:color="000000"/>
               <w:right w:val="single" w:sz="8" w:space="0" w:color="000000"/>
             </w:tcBorders>
+            <w:vAlign w:val="center"/>
           </w:tcPr>
           <w:p>
             <w:pPr>
               <w:spacing w:after="0" w:line="600" w:lineRule="auto"/>
-              <w:rPr>
-                <w:rFonts w:ascii="新細明體" w:eastAsia="新細明體" w:hAnsi="新細明體"/>
-                <w:b/>
+              <w:jc w:val="center"/>
+              <w:rPr>
+                <w:rFonts w:ascii="新細明體" w:eastAsia="SimSun" w:hAnsi="新細明體"/>
+                <w:b/>
+                <w:lang w:eastAsia="zh-CN"/>
               </w:rPr>
             </w:pPr>
           </w:p>
@@ -3879,7 +5175,7 @@
               <w:spacing w:after="0" w:line="600" w:lineRule="auto"/>
               <w:jc w:val="center"/>
               <w:rPr>
-                <w:rFonts w:ascii="新細明體" w:eastAsia="新細明體" w:hAnsi="新細明體"/>
+                <w:rFonts w:ascii="新細明體" w:eastAsia="新細明體" w:hAnsi="新細明體" w:cs="Noto Sans CJK TC"/>
                 <w:b/>
               </w:rPr>
             </w:pPr>
@@ -3888,7 +5184,15 @@
                 <w:rFonts w:ascii="新細明體" w:eastAsia="新細明體" w:hAnsi="新細明體" w:cs="Noto Sans CJK TC"/>
                 <w:b/>
               </w:rPr>
-              <w:t>B9</w:t>
+              <w:t>B1</w:t>
+            </w:r>
+            <w:r>
+              <w:rPr>
+                <w:rFonts w:ascii="SimSun" w:eastAsia="SimSun" w:hAnsi="SimSun" w:cs="Noto Sans CJK TC" w:hint="eastAsia"/>
+                <w:b/>
+                <w:lang w:eastAsia="zh-CN"/>
+              </w:rPr>
+              <w:t>5</w:t>
             </w:r>
           </w:p>
         </w:tc>
@@ -3912,6 +5216,7 @@
           <w:p>
             <w:pPr>
               <w:spacing w:after="0" w:line="600" w:lineRule="auto"/>
+              <w:jc w:val="center"/>
               <w:rPr>
                 <w:rFonts w:ascii="新細明體" w:eastAsia="新細明體" w:hAnsi="新細明體"/>
                 <w:b/>
@@ -4072,83 +5377,12 @@
           <w:p>
             <w:pPr>
               <w:spacing w:after="0" w:line="600" w:lineRule="auto"/>
+              <w:jc w:val="center"/>
               <w:rPr>
                 <w:rFonts w:ascii="新細明體" w:eastAsia="新細明體" w:hAnsi="新細明體"/>
                 <w:b/>
               </w:rPr>
             </w:pPr>
-          </w:p>
-        </w:tc>
-        <w:tc>
-          <w:tcPr>
-            <w:tcW w:w="3048" w:type="dxa"/>
-            <w:tcBorders>
-              <w:top w:val="single" w:sz="8" w:space="0" w:color="000000"/>
-              <w:left w:val="single" w:sz="8" w:space="0" w:color="000000"/>
-              <w:bottom w:val="single" w:sz="8" w:space="0" w:color="000000"/>
-              <w:right w:val="single" w:sz="8" w:space="0" w:color="000000"/>
-            </w:tcBorders>
-            <w:tcMar>
-              <w:top w:w="85" w:type="dxa"/>
-              <w:left w:w="85" w:type="dxa"/>
-              <w:bottom w:w="85" w:type="dxa"/>
-              <w:right w:w="85" w:type="dxa"/>
-            </w:tcMar>
-            <w:vAlign w:val="center"/>
-          </w:tcPr>
-          <w:p>
-            <w:pPr>
-              <w:spacing w:after="0" w:line="600" w:lineRule="auto"/>
-              <w:rPr>
-                <w:rFonts w:ascii="新細明體" w:eastAsia="新細明體" w:hAnsi="新細明體"/>
-                <w:b/>
-              </w:rPr>
-            </w:pPr>
-            <w:r>
-              <w:rPr>
-                <w:rFonts w:ascii="新細明體" w:eastAsia="新細明體" w:hAnsi="新細明體" w:cs="Noto Sans CJK TC"/>
-                <w:b/>
-              </w:rPr>
-              <w:t>2</w:t>
-            </w:r>
-            <w:r>
-              <w:rPr>
-                <w:rFonts w:ascii="新細明體" w:eastAsia="新細明體" w:hAnsi="新細明體" w:cs="Noto Sans CJK TC" w:hint="eastAsia"/>
-                <w:b/>
-                <w:lang w:eastAsia="zh-CN"/>
-              </w:rPr>
-              <w:t>(     )</w:t>
-            </w:r>
-            <w:r>
-              <w:rPr>
-                <w:rFonts w:ascii="新細明體" w:eastAsia="新細明體" w:hAnsi="新細明體" w:cs="Noto Sans CJK TC"/>
-                <w:b/>
-              </w:rPr>
-              <w:t xml:space="preserve">_GROUP </w:t>
-            </w:r>
-            <w:r>
-              <w:rPr>
-                <w:rFonts w:ascii="新細明體" w:eastAsia="新細明體" w:hAnsi="新細明體" w:cs="Noto Sans CJK TC" w:hint="eastAsia"/>
-                <w:b/>
-                <w:lang w:eastAsia="zh-CN"/>
-              </w:rPr>
-              <w:t>(    )</w:t>
-            </w:r>
-            <w:r>
-              <w:rPr>
-                <w:rFonts w:ascii="新細明體" w:eastAsia="新細明體" w:hAnsi="新細明體" w:cs="Noto Sans CJK TC"/>
-                <w:b/>
-              </w:rPr>
-              <w:t>_B</w:t>
-            </w:r>
-            <w:r>
-              <w:rPr>
-                <w:rFonts w:ascii="新細明體" w:eastAsia="新細明體" w:hAnsi="新細明體" w:cs="Noto Sans CJK TC" w:hint="eastAsia"/>
-                <w:b/>
-                <w:lang w:eastAsia="zh-CN"/>
-              </w:rPr>
-              <w:t>9</w:t>
-            </w:r>
           </w:p>
         </w:tc>
         <w:tc>
@@ -4164,1408 +5398,7 @@
           <w:p>
             <w:pPr>
               <w:spacing w:after="0" w:line="600" w:lineRule="auto"/>
-              <w:rPr>
-                <w:rFonts w:ascii="新細明體" w:eastAsia="新細明體" w:hAnsi="新細明體"/>
-                <w:b/>
-              </w:rPr>
-            </w:pPr>
-          </w:p>
-        </w:tc>
-        <w:tc>
-          <w:tcPr>
-            <w:tcW w:w="1134" w:type="dxa"/>
-            <w:tcBorders>
-              <w:top w:val="single" w:sz="8" w:space="0" w:color="000000"/>
-              <w:left w:val="single" w:sz="8" w:space="0" w:color="000000"/>
-              <w:bottom w:val="single" w:sz="8" w:space="0" w:color="000000"/>
-              <w:right w:val="single" w:sz="8" w:space="0" w:color="000000"/>
-            </w:tcBorders>
-          </w:tcPr>
-          <w:p>
-            <w:pPr>
-              <w:spacing w:after="0" w:line="600" w:lineRule="auto"/>
-              <w:rPr>
-                <w:rFonts w:ascii="新細明體" w:eastAsia="新細明體" w:hAnsi="新細明體"/>
-                <w:b/>
-              </w:rPr>
-            </w:pPr>
-          </w:p>
-        </w:tc>
-      </w:tr>
-      <w:tr>
-        <w:trPr>
-          <w:trHeight w:val="442"/>
-          <w:jc w:val="center"/>
-        </w:trPr>
-        <w:tc>
-          <w:tcPr>
-            <w:tcW w:w="1236" w:type="dxa"/>
-            <w:tcBorders>
-              <w:top w:val="single" w:sz="8" w:space="0" w:color="000000"/>
-              <w:left w:val="single" w:sz="8" w:space="0" w:color="000000"/>
-              <w:bottom w:val="single" w:sz="8" w:space="0" w:color="000000"/>
-              <w:right w:val="single" w:sz="8" w:space="0" w:color="000000"/>
-            </w:tcBorders>
-            <w:tcMar>
-              <w:top w:w="85" w:type="dxa"/>
-              <w:left w:w="85" w:type="dxa"/>
-              <w:bottom w:w="85" w:type="dxa"/>
-              <w:right w:w="85" w:type="dxa"/>
-            </w:tcMar>
-            <w:vAlign w:val="center"/>
-          </w:tcPr>
-          <w:p>
-            <w:pPr>
-              <w:spacing w:after="0" w:line="600" w:lineRule="auto"/>
               <w:jc w:val="center"/>
-              <w:rPr>
-                <w:rFonts w:ascii="新細明體" w:eastAsia="新細明體" w:hAnsi="新細明體" w:cs="Noto Sans CJK TC"/>
-                <w:b/>
-              </w:rPr>
-            </w:pPr>
-            <w:r>
-              <w:rPr>
-                <w:rFonts w:ascii="新細明體" w:eastAsia="新細明體" w:hAnsi="新細明體" w:cs="Noto Sans CJK TC"/>
-                <w:b/>
-              </w:rPr>
-              <w:t>B10</w:t>
-            </w:r>
-          </w:p>
-        </w:tc>
-        <w:tc>
-          <w:tcPr>
-            <w:tcW w:w="1843" w:type="dxa"/>
-            <w:tcBorders>
-              <w:top w:val="single" w:sz="8" w:space="0" w:color="000000"/>
-              <w:left w:val="single" w:sz="8" w:space="0" w:color="000000"/>
-              <w:bottom w:val="single" w:sz="8" w:space="0" w:color="000000"/>
-              <w:right w:val="single" w:sz="8" w:space="0" w:color="000000"/>
-            </w:tcBorders>
-            <w:tcMar>
-              <w:top w:w="85" w:type="dxa"/>
-              <w:left w:w="85" w:type="dxa"/>
-              <w:bottom w:w="85" w:type="dxa"/>
-              <w:right w:w="85" w:type="dxa"/>
-            </w:tcMar>
-            <w:vAlign w:val="center"/>
-          </w:tcPr>
-          <w:p>
-            <w:pPr>
-              <w:spacing w:after="0" w:line="600" w:lineRule="auto"/>
-              <w:rPr>
-                <w:rFonts w:ascii="新細明體" w:eastAsia="新細明體" w:hAnsi="新細明體"/>
-                <w:b/>
-              </w:rPr>
-            </w:pPr>
-          </w:p>
-        </w:tc>
-        <w:tc>
-          <w:tcPr>
-            <w:tcW w:w="709" w:type="dxa"/>
-            <w:tcBorders>
-              <w:top w:val="single" w:sz="8" w:space="0" w:color="000000"/>
-              <w:left w:val="single" w:sz="8" w:space="0" w:color="000000"/>
-              <w:bottom w:val="single" w:sz="8" w:space="0" w:color="000000"/>
-              <w:right w:val="single" w:sz="8" w:space="0" w:color="000000"/>
-            </w:tcBorders>
-            <w:tcMar>
-              <w:top w:w="85" w:type="dxa"/>
-              <w:left w:w="85" w:type="dxa"/>
-              <w:bottom w:w="85" w:type="dxa"/>
-              <w:right w:w="85" w:type="dxa"/>
-            </w:tcMar>
-            <w:vAlign w:val="center"/>
-          </w:tcPr>
-          <w:p>
-            <w:pPr>
-              <w:spacing w:after="0" w:line="600" w:lineRule="auto"/>
-              <w:jc w:val="center"/>
-              <w:rPr>
-                <w:rFonts w:ascii="新細明體" w:eastAsia="新細明體" w:hAnsi="新細明體"/>
-                <w:b/>
-              </w:rPr>
-            </w:pPr>
-          </w:p>
-        </w:tc>
-        <w:tc>
-          <w:tcPr>
-            <w:tcW w:w="992" w:type="dxa"/>
-            <w:tcBorders>
-              <w:top w:val="single" w:sz="8" w:space="0" w:color="000000"/>
-              <w:left w:val="single" w:sz="8" w:space="0" w:color="000000"/>
-              <w:bottom w:val="single" w:sz="8" w:space="0" w:color="000000"/>
-              <w:right w:val="single" w:sz="8" w:space="0" w:color="000000"/>
-            </w:tcBorders>
-            <w:tcMar>
-              <w:top w:w="85" w:type="dxa"/>
-              <w:left w:w="85" w:type="dxa"/>
-              <w:bottom w:w="85" w:type="dxa"/>
-              <w:right w:w="85" w:type="dxa"/>
-            </w:tcMar>
-            <w:vAlign w:val="center"/>
-          </w:tcPr>
-          <w:p>
-            <w:pPr>
-              <w:spacing w:after="0" w:line="600" w:lineRule="auto"/>
-              <w:jc w:val="center"/>
-              <w:rPr>
-                <w:rFonts w:ascii="新細明體" w:eastAsia="新細明體" w:hAnsi="新細明體"/>
-                <w:b/>
-              </w:rPr>
-            </w:pPr>
-          </w:p>
-        </w:tc>
-        <w:tc>
-          <w:tcPr>
-            <w:tcW w:w="992" w:type="dxa"/>
-            <w:tcBorders>
-              <w:top w:val="single" w:sz="8" w:space="0" w:color="000000"/>
-              <w:left w:val="single" w:sz="8" w:space="0" w:color="000000"/>
-              <w:bottom w:val="single" w:sz="8" w:space="0" w:color="000000"/>
-              <w:right w:val="single" w:sz="8" w:space="0" w:color="000000"/>
-            </w:tcBorders>
-            <w:tcMar>
-              <w:top w:w="85" w:type="dxa"/>
-              <w:left w:w="85" w:type="dxa"/>
-              <w:bottom w:w="85" w:type="dxa"/>
-              <w:right w:w="85" w:type="dxa"/>
-            </w:tcMar>
-            <w:vAlign w:val="center"/>
-          </w:tcPr>
-          <w:p>
-            <w:pPr>
-              <w:spacing w:after="0" w:line="600" w:lineRule="auto"/>
-              <w:jc w:val="center"/>
-              <w:rPr>
-                <w:rFonts w:ascii="新細明體" w:eastAsia="新細明體" w:hAnsi="新細明體"/>
-                <w:b/>
-              </w:rPr>
-            </w:pPr>
-          </w:p>
-        </w:tc>
-        <w:tc>
-          <w:tcPr>
-            <w:tcW w:w="993" w:type="dxa"/>
-            <w:tcBorders>
-              <w:top w:val="single" w:sz="8" w:space="0" w:color="000000"/>
-              <w:left w:val="single" w:sz="8" w:space="0" w:color="000000"/>
-              <w:bottom w:val="single" w:sz="8" w:space="0" w:color="000000"/>
-              <w:right w:val="single" w:sz="8" w:space="0" w:color="000000"/>
-            </w:tcBorders>
-            <w:tcMar>
-              <w:top w:w="85" w:type="dxa"/>
-              <w:left w:w="85" w:type="dxa"/>
-              <w:bottom w:w="85" w:type="dxa"/>
-              <w:right w:w="85" w:type="dxa"/>
-            </w:tcMar>
-            <w:vAlign w:val="center"/>
-          </w:tcPr>
-          <w:p>
-            <w:pPr>
-              <w:spacing w:after="0" w:line="600" w:lineRule="auto"/>
-              <w:jc w:val="center"/>
-              <w:rPr>
-                <w:rFonts w:ascii="新細明體" w:eastAsia="新細明體" w:hAnsi="新細明體"/>
-                <w:b/>
-              </w:rPr>
-            </w:pPr>
-          </w:p>
-        </w:tc>
-        <w:tc>
-          <w:tcPr>
-            <w:tcW w:w="1417" w:type="dxa"/>
-            <w:tcBorders>
-              <w:top w:val="single" w:sz="8" w:space="0" w:color="000000"/>
-              <w:left w:val="single" w:sz="8" w:space="0" w:color="000000"/>
-              <w:bottom w:val="single" w:sz="8" w:space="0" w:color="000000"/>
-              <w:right w:val="single" w:sz="8" w:space="0" w:color="000000"/>
-            </w:tcBorders>
-            <w:tcMar>
-              <w:top w:w="85" w:type="dxa"/>
-              <w:left w:w="85" w:type="dxa"/>
-              <w:bottom w:w="85" w:type="dxa"/>
-              <w:right w:w="85" w:type="dxa"/>
-            </w:tcMar>
-            <w:vAlign w:val="center"/>
-          </w:tcPr>
-          <w:p>
-            <w:pPr>
-              <w:spacing w:after="0" w:line="600" w:lineRule="auto"/>
-              <w:jc w:val="center"/>
-              <w:rPr>
-                <w:rFonts w:ascii="新細明體" w:eastAsia="新細明體" w:hAnsi="新細明體"/>
-                <w:b/>
-              </w:rPr>
-            </w:pPr>
-          </w:p>
-        </w:tc>
-        <w:tc>
-          <w:tcPr>
-            <w:tcW w:w="1205" w:type="dxa"/>
-            <w:tcBorders>
-              <w:top w:val="single" w:sz="8" w:space="0" w:color="000000"/>
-              <w:left w:val="single" w:sz="8" w:space="0" w:color="000000"/>
-              <w:bottom w:val="single" w:sz="8" w:space="0" w:color="000000"/>
-              <w:right w:val="single" w:sz="8" w:space="0" w:color="000000"/>
-            </w:tcBorders>
-          </w:tcPr>
-          <w:p>
-            <w:pPr>
-              <w:spacing w:after="0" w:line="600" w:lineRule="auto"/>
-              <w:rPr>
-                <w:rFonts w:ascii="新細明體" w:eastAsia="新細明體" w:hAnsi="新細明體"/>
-                <w:b/>
-              </w:rPr>
-            </w:pPr>
-          </w:p>
-        </w:tc>
-        <w:tc>
-          <w:tcPr>
-            <w:tcW w:w="3048" w:type="dxa"/>
-            <w:tcBorders>
-              <w:top w:val="single" w:sz="8" w:space="0" w:color="000000"/>
-              <w:left w:val="single" w:sz="8" w:space="0" w:color="000000"/>
-              <w:bottom w:val="single" w:sz="8" w:space="0" w:color="000000"/>
-              <w:right w:val="single" w:sz="8" w:space="0" w:color="000000"/>
-            </w:tcBorders>
-            <w:tcMar>
-              <w:top w:w="85" w:type="dxa"/>
-              <w:left w:w="85" w:type="dxa"/>
-              <w:bottom w:w="85" w:type="dxa"/>
-              <w:right w:w="85" w:type="dxa"/>
-            </w:tcMar>
-            <w:vAlign w:val="center"/>
-          </w:tcPr>
-          <w:p>
-            <w:pPr>
-              <w:spacing w:after="0" w:line="600" w:lineRule="auto"/>
-              <w:rPr>
-                <w:rFonts w:ascii="新細明體" w:eastAsia="新細明體" w:hAnsi="新細明體"/>
-                <w:b/>
-              </w:rPr>
-            </w:pPr>
-            <w:r>
-              <w:rPr>
-                <w:rFonts w:ascii="新細明體" w:eastAsia="新細明體" w:hAnsi="新細明體" w:cs="Noto Sans CJK TC"/>
-                <w:b/>
-              </w:rPr>
-              <w:t>2</w:t>
-            </w:r>
-            <w:r>
-              <w:rPr>
-                <w:rFonts w:ascii="新細明體" w:eastAsia="新細明體" w:hAnsi="新細明體" w:cs="Noto Sans CJK TC" w:hint="eastAsia"/>
-                <w:b/>
-                <w:lang w:eastAsia="zh-CN"/>
-              </w:rPr>
-              <w:t>(     )</w:t>
-            </w:r>
-            <w:r>
-              <w:rPr>
-                <w:rFonts w:ascii="新細明體" w:eastAsia="新細明體" w:hAnsi="新細明體" w:cs="Noto Sans CJK TC"/>
-                <w:b/>
-              </w:rPr>
-              <w:t xml:space="preserve">_GROUP </w:t>
-            </w:r>
-            <w:r>
-              <w:rPr>
-                <w:rFonts w:ascii="新細明體" w:eastAsia="新細明體" w:hAnsi="新細明體" w:cs="Noto Sans CJK TC" w:hint="eastAsia"/>
-                <w:b/>
-                <w:lang w:eastAsia="zh-CN"/>
-              </w:rPr>
-              <w:t>(    )</w:t>
-            </w:r>
-            <w:r>
-              <w:rPr>
-                <w:rFonts w:ascii="新細明體" w:eastAsia="新細明體" w:hAnsi="新細明體" w:cs="Noto Sans CJK TC"/>
-                <w:b/>
-              </w:rPr>
-              <w:t>_B</w:t>
-            </w:r>
-            <w:r>
-              <w:rPr>
-                <w:rFonts w:ascii="新細明體" w:eastAsia="新細明體" w:hAnsi="新細明體" w:cs="Noto Sans CJK TC" w:hint="eastAsia"/>
-                <w:b/>
-                <w:lang w:eastAsia="zh-CN"/>
-              </w:rPr>
-              <w:t>10</w:t>
-            </w:r>
-          </w:p>
-        </w:tc>
-        <w:tc>
-          <w:tcPr>
-            <w:tcW w:w="1346" w:type="dxa"/>
-            <w:tcBorders>
-              <w:top w:val="single" w:sz="8" w:space="0" w:color="000000"/>
-              <w:left w:val="single" w:sz="8" w:space="0" w:color="000000"/>
-              <w:bottom w:val="single" w:sz="8" w:space="0" w:color="000000"/>
-              <w:right w:val="single" w:sz="8" w:space="0" w:color="000000"/>
-            </w:tcBorders>
-          </w:tcPr>
-          <w:p>
-            <w:pPr>
-              <w:spacing w:after="0" w:line="600" w:lineRule="auto"/>
-              <w:rPr>
-                <w:rFonts w:ascii="新細明體" w:eastAsia="新細明體" w:hAnsi="新細明體"/>
-                <w:b/>
-              </w:rPr>
-            </w:pPr>
-          </w:p>
-        </w:tc>
-        <w:tc>
-          <w:tcPr>
-            <w:tcW w:w="1134" w:type="dxa"/>
-            <w:tcBorders>
-              <w:top w:val="single" w:sz="8" w:space="0" w:color="000000"/>
-              <w:left w:val="single" w:sz="8" w:space="0" w:color="000000"/>
-              <w:bottom w:val="single" w:sz="8" w:space="0" w:color="000000"/>
-              <w:right w:val="single" w:sz="8" w:space="0" w:color="000000"/>
-            </w:tcBorders>
-          </w:tcPr>
-          <w:p>
-            <w:pPr>
-              <w:spacing w:after="0" w:line="600" w:lineRule="auto"/>
-              <w:rPr>
-                <w:rFonts w:ascii="新細明體" w:eastAsia="新細明體" w:hAnsi="新細明體"/>
-                <w:b/>
-              </w:rPr>
-            </w:pPr>
-          </w:p>
-        </w:tc>
-      </w:tr>
-      <w:tr>
-        <w:trPr>
-          <w:trHeight w:val="442"/>
-          <w:jc w:val="center"/>
-        </w:trPr>
-        <w:tc>
-          <w:tcPr>
-            <w:tcW w:w="1236" w:type="dxa"/>
-            <w:tcBorders>
-              <w:top w:val="single" w:sz="8" w:space="0" w:color="000000"/>
-              <w:left w:val="single" w:sz="8" w:space="0" w:color="000000"/>
-              <w:bottom w:val="single" w:sz="8" w:space="0" w:color="000000"/>
-              <w:right w:val="single" w:sz="8" w:space="0" w:color="000000"/>
-            </w:tcBorders>
-            <w:tcMar>
-              <w:top w:w="85" w:type="dxa"/>
-              <w:left w:w="85" w:type="dxa"/>
-              <w:bottom w:w="85" w:type="dxa"/>
-              <w:right w:w="85" w:type="dxa"/>
-            </w:tcMar>
-            <w:vAlign w:val="center"/>
-          </w:tcPr>
-          <w:p>
-            <w:pPr>
-              <w:spacing w:after="0" w:line="600" w:lineRule="auto"/>
-              <w:jc w:val="center"/>
-              <w:rPr>
-                <w:rFonts w:ascii="新細明體" w:eastAsia="新細明體" w:hAnsi="新細明體" w:cs="Noto Sans CJK TC"/>
-                <w:b/>
-                <w:lang w:eastAsia="zh-CN"/>
-              </w:rPr>
-            </w:pPr>
-            <w:r>
-              <w:rPr>
-                <w:rFonts w:ascii="新細明體" w:eastAsia="新細明體" w:hAnsi="新細明體" w:cs="Noto Sans CJK TC"/>
-                <w:b/>
-              </w:rPr>
-              <w:t>B1</w:t>
-            </w:r>
-            <w:r>
-              <w:rPr>
-                <w:rFonts w:ascii="新細明體" w:eastAsia="新細明體" w:hAnsi="新細明體" w:cs="Noto Sans CJK TC" w:hint="eastAsia"/>
-                <w:b/>
-                <w:lang w:eastAsia="zh-CN"/>
-              </w:rPr>
-              <w:t>1</w:t>
-            </w:r>
-          </w:p>
-        </w:tc>
-        <w:tc>
-          <w:tcPr>
-            <w:tcW w:w="1843" w:type="dxa"/>
-            <w:tcBorders>
-              <w:top w:val="single" w:sz="8" w:space="0" w:color="000000"/>
-              <w:left w:val="single" w:sz="8" w:space="0" w:color="000000"/>
-              <w:bottom w:val="single" w:sz="8" w:space="0" w:color="000000"/>
-              <w:right w:val="single" w:sz="8" w:space="0" w:color="000000"/>
-            </w:tcBorders>
-            <w:tcMar>
-              <w:top w:w="85" w:type="dxa"/>
-              <w:left w:w="85" w:type="dxa"/>
-              <w:bottom w:w="85" w:type="dxa"/>
-              <w:right w:w="85" w:type="dxa"/>
-            </w:tcMar>
-            <w:vAlign w:val="center"/>
-          </w:tcPr>
-          <w:p>
-            <w:pPr>
-              <w:spacing w:after="0" w:line="600" w:lineRule="auto"/>
-              <w:rPr>
-                <w:rFonts w:ascii="新細明體" w:eastAsia="新細明體" w:hAnsi="新細明體"/>
-                <w:b/>
-              </w:rPr>
-            </w:pPr>
-          </w:p>
-        </w:tc>
-        <w:tc>
-          <w:tcPr>
-            <w:tcW w:w="709" w:type="dxa"/>
-            <w:tcBorders>
-              <w:top w:val="single" w:sz="8" w:space="0" w:color="000000"/>
-              <w:left w:val="single" w:sz="8" w:space="0" w:color="000000"/>
-              <w:bottom w:val="single" w:sz="8" w:space="0" w:color="000000"/>
-              <w:right w:val="single" w:sz="8" w:space="0" w:color="000000"/>
-            </w:tcBorders>
-            <w:tcMar>
-              <w:top w:w="85" w:type="dxa"/>
-              <w:left w:w="85" w:type="dxa"/>
-              <w:bottom w:w="85" w:type="dxa"/>
-              <w:right w:w="85" w:type="dxa"/>
-            </w:tcMar>
-            <w:vAlign w:val="center"/>
-          </w:tcPr>
-          <w:p>
-            <w:pPr>
-              <w:spacing w:after="0" w:line="600" w:lineRule="auto"/>
-              <w:jc w:val="center"/>
-              <w:rPr>
-                <w:rFonts w:ascii="新細明體" w:eastAsia="新細明體" w:hAnsi="新細明體"/>
-                <w:b/>
-              </w:rPr>
-            </w:pPr>
-          </w:p>
-        </w:tc>
-        <w:tc>
-          <w:tcPr>
-            <w:tcW w:w="992" w:type="dxa"/>
-            <w:tcBorders>
-              <w:top w:val="single" w:sz="8" w:space="0" w:color="000000"/>
-              <w:left w:val="single" w:sz="8" w:space="0" w:color="000000"/>
-              <w:bottom w:val="single" w:sz="8" w:space="0" w:color="000000"/>
-              <w:right w:val="single" w:sz="8" w:space="0" w:color="000000"/>
-            </w:tcBorders>
-            <w:tcMar>
-              <w:top w:w="85" w:type="dxa"/>
-              <w:left w:w="85" w:type="dxa"/>
-              <w:bottom w:w="85" w:type="dxa"/>
-              <w:right w:w="85" w:type="dxa"/>
-            </w:tcMar>
-            <w:vAlign w:val="center"/>
-          </w:tcPr>
-          <w:p>
-            <w:pPr>
-              <w:spacing w:after="0" w:line="600" w:lineRule="auto"/>
-              <w:jc w:val="center"/>
-              <w:rPr>
-                <w:rFonts w:ascii="新細明體" w:eastAsia="新細明體" w:hAnsi="新細明體"/>
-                <w:b/>
-              </w:rPr>
-            </w:pPr>
-          </w:p>
-        </w:tc>
-        <w:tc>
-          <w:tcPr>
-            <w:tcW w:w="992" w:type="dxa"/>
-            <w:tcBorders>
-              <w:top w:val="single" w:sz="8" w:space="0" w:color="000000"/>
-              <w:left w:val="single" w:sz="8" w:space="0" w:color="000000"/>
-              <w:bottom w:val="single" w:sz="8" w:space="0" w:color="000000"/>
-              <w:right w:val="single" w:sz="8" w:space="0" w:color="000000"/>
-            </w:tcBorders>
-            <w:tcMar>
-              <w:top w:w="85" w:type="dxa"/>
-              <w:left w:w="85" w:type="dxa"/>
-              <w:bottom w:w="85" w:type="dxa"/>
-              <w:right w:w="85" w:type="dxa"/>
-            </w:tcMar>
-            <w:vAlign w:val="center"/>
-          </w:tcPr>
-          <w:p>
-            <w:pPr>
-              <w:spacing w:after="0" w:line="600" w:lineRule="auto"/>
-              <w:jc w:val="center"/>
-              <w:rPr>
-                <w:rFonts w:ascii="新細明體" w:eastAsia="新細明體" w:hAnsi="新細明體"/>
-                <w:b/>
-              </w:rPr>
-            </w:pPr>
-          </w:p>
-        </w:tc>
-        <w:tc>
-          <w:tcPr>
-            <w:tcW w:w="993" w:type="dxa"/>
-            <w:tcBorders>
-              <w:top w:val="single" w:sz="8" w:space="0" w:color="000000"/>
-              <w:left w:val="single" w:sz="8" w:space="0" w:color="000000"/>
-              <w:bottom w:val="single" w:sz="8" w:space="0" w:color="000000"/>
-              <w:right w:val="single" w:sz="8" w:space="0" w:color="000000"/>
-            </w:tcBorders>
-            <w:tcMar>
-              <w:top w:w="85" w:type="dxa"/>
-              <w:left w:w="85" w:type="dxa"/>
-              <w:bottom w:w="85" w:type="dxa"/>
-              <w:right w:w="85" w:type="dxa"/>
-            </w:tcMar>
-            <w:vAlign w:val="center"/>
-          </w:tcPr>
-          <w:p>
-            <w:pPr>
-              <w:spacing w:after="0" w:line="600" w:lineRule="auto"/>
-              <w:jc w:val="center"/>
-              <w:rPr>
-                <w:rFonts w:ascii="新細明體" w:eastAsia="新細明體" w:hAnsi="新細明體"/>
-                <w:b/>
-              </w:rPr>
-            </w:pPr>
-          </w:p>
-        </w:tc>
-        <w:tc>
-          <w:tcPr>
-            <w:tcW w:w="1417" w:type="dxa"/>
-            <w:tcBorders>
-              <w:top w:val="single" w:sz="8" w:space="0" w:color="000000"/>
-              <w:left w:val="single" w:sz="8" w:space="0" w:color="000000"/>
-              <w:bottom w:val="single" w:sz="8" w:space="0" w:color="000000"/>
-              <w:right w:val="single" w:sz="8" w:space="0" w:color="000000"/>
-            </w:tcBorders>
-            <w:tcMar>
-              <w:top w:w="85" w:type="dxa"/>
-              <w:left w:w="85" w:type="dxa"/>
-              <w:bottom w:w="85" w:type="dxa"/>
-              <w:right w:w="85" w:type="dxa"/>
-            </w:tcMar>
-            <w:vAlign w:val="center"/>
-          </w:tcPr>
-          <w:p>
-            <w:pPr>
-              <w:spacing w:after="0" w:line="600" w:lineRule="auto"/>
-              <w:jc w:val="center"/>
-              <w:rPr>
-                <w:rFonts w:ascii="新細明體" w:eastAsia="新細明體" w:hAnsi="新細明體"/>
-                <w:b/>
-              </w:rPr>
-            </w:pPr>
-          </w:p>
-        </w:tc>
-        <w:tc>
-          <w:tcPr>
-            <w:tcW w:w="1205" w:type="dxa"/>
-            <w:tcBorders>
-              <w:top w:val="single" w:sz="8" w:space="0" w:color="000000"/>
-              <w:left w:val="single" w:sz="8" w:space="0" w:color="000000"/>
-              <w:bottom w:val="single" w:sz="8" w:space="0" w:color="000000"/>
-              <w:right w:val="single" w:sz="8" w:space="0" w:color="000000"/>
-            </w:tcBorders>
-          </w:tcPr>
-          <w:p>
-            <w:pPr>
-              <w:spacing w:after="0" w:line="600" w:lineRule="auto"/>
-              <w:rPr>
-                <w:rFonts w:ascii="新細明體" w:eastAsia="新細明體" w:hAnsi="新細明體"/>
-                <w:b/>
-              </w:rPr>
-            </w:pPr>
-          </w:p>
-        </w:tc>
-        <w:tc>
-          <w:tcPr>
-            <w:tcW w:w="3048" w:type="dxa"/>
-            <w:tcBorders>
-              <w:top w:val="single" w:sz="8" w:space="0" w:color="000000"/>
-              <w:left w:val="single" w:sz="8" w:space="0" w:color="000000"/>
-              <w:bottom w:val="single" w:sz="8" w:space="0" w:color="000000"/>
-              <w:right w:val="single" w:sz="8" w:space="0" w:color="000000"/>
-            </w:tcBorders>
-            <w:tcMar>
-              <w:top w:w="85" w:type="dxa"/>
-              <w:left w:w="85" w:type="dxa"/>
-              <w:bottom w:w="85" w:type="dxa"/>
-              <w:right w:w="85" w:type="dxa"/>
-            </w:tcMar>
-            <w:vAlign w:val="center"/>
-          </w:tcPr>
-          <w:p>
-            <w:pPr>
-              <w:spacing w:after="0" w:line="600" w:lineRule="auto"/>
-              <w:rPr>
-                <w:rFonts w:ascii="新細明體" w:eastAsia="新細明體" w:hAnsi="新細明體" w:cs="Noto Sans CJK TC"/>
-                <w:b/>
-                <w:lang w:eastAsia="zh-CN"/>
-              </w:rPr>
-            </w:pPr>
-            <w:r>
-              <w:rPr>
-                <w:rFonts w:ascii="新細明體" w:eastAsia="新細明體" w:hAnsi="新細明體" w:cs="Noto Sans CJK TC"/>
-                <w:b/>
-              </w:rPr>
-              <w:t>2</w:t>
-            </w:r>
-            <w:r>
-              <w:rPr>
-                <w:rFonts w:ascii="新細明體" w:eastAsia="新細明體" w:hAnsi="新細明體" w:cs="Noto Sans CJK TC" w:hint="eastAsia"/>
-                <w:b/>
-                <w:lang w:eastAsia="zh-CN"/>
-              </w:rPr>
-              <w:t>(     )</w:t>
-            </w:r>
-            <w:r>
-              <w:rPr>
-                <w:rFonts w:ascii="新細明體" w:eastAsia="新細明體" w:hAnsi="新細明體" w:cs="Noto Sans CJK TC"/>
-                <w:b/>
-              </w:rPr>
-              <w:t xml:space="preserve">_GROUP </w:t>
-            </w:r>
-            <w:r>
-              <w:rPr>
-                <w:rFonts w:ascii="新細明體" w:eastAsia="新細明體" w:hAnsi="新細明體" w:cs="Noto Sans CJK TC" w:hint="eastAsia"/>
-                <w:b/>
-                <w:lang w:eastAsia="zh-CN"/>
-              </w:rPr>
-              <w:t>(    )</w:t>
-            </w:r>
-            <w:r>
-              <w:rPr>
-                <w:rFonts w:ascii="新細明體" w:eastAsia="新細明體" w:hAnsi="新細明體" w:cs="Noto Sans CJK TC"/>
-                <w:b/>
-              </w:rPr>
-              <w:t>_B</w:t>
-            </w:r>
-            <w:r>
-              <w:rPr>
-                <w:rFonts w:ascii="新細明體" w:eastAsia="新細明體" w:hAnsi="新細明體" w:cs="Noto Sans CJK TC" w:hint="eastAsia"/>
-                <w:b/>
-                <w:lang w:eastAsia="zh-CN"/>
-              </w:rPr>
-              <w:t>11</w:t>
-            </w:r>
-          </w:p>
-        </w:tc>
-        <w:tc>
-          <w:tcPr>
-            <w:tcW w:w="1346" w:type="dxa"/>
-            <w:tcBorders>
-              <w:top w:val="single" w:sz="8" w:space="0" w:color="000000"/>
-              <w:left w:val="single" w:sz="8" w:space="0" w:color="000000"/>
-              <w:bottom w:val="single" w:sz="8" w:space="0" w:color="000000"/>
-              <w:right w:val="single" w:sz="8" w:space="0" w:color="000000"/>
-            </w:tcBorders>
-          </w:tcPr>
-          <w:p>
-            <w:pPr>
-              <w:spacing w:after="0" w:line="600" w:lineRule="auto"/>
-              <w:rPr>
-                <w:rFonts w:ascii="新細明體" w:eastAsia="新細明體" w:hAnsi="新細明體"/>
-                <w:b/>
-              </w:rPr>
-            </w:pPr>
-          </w:p>
-        </w:tc>
-        <w:tc>
-          <w:tcPr>
-            <w:tcW w:w="1134" w:type="dxa"/>
-            <w:tcBorders>
-              <w:top w:val="single" w:sz="8" w:space="0" w:color="000000"/>
-              <w:left w:val="single" w:sz="8" w:space="0" w:color="000000"/>
-              <w:bottom w:val="single" w:sz="8" w:space="0" w:color="000000"/>
-              <w:right w:val="single" w:sz="8" w:space="0" w:color="000000"/>
-            </w:tcBorders>
-          </w:tcPr>
-          <w:p>
-            <w:pPr>
-              <w:spacing w:after="0" w:line="600" w:lineRule="auto"/>
-              <w:rPr>
-                <w:rFonts w:ascii="新細明體" w:eastAsia="新細明體" w:hAnsi="新細明體"/>
-                <w:b/>
-              </w:rPr>
-            </w:pPr>
-          </w:p>
-        </w:tc>
-      </w:tr>
-      <w:tr>
-        <w:trPr>
-          <w:trHeight w:val="442"/>
-          <w:jc w:val="center"/>
-        </w:trPr>
-        <w:tc>
-          <w:tcPr>
-            <w:tcW w:w="1236" w:type="dxa"/>
-            <w:tcBorders>
-              <w:top w:val="single" w:sz="8" w:space="0" w:color="000000"/>
-              <w:left w:val="single" w:sz="8" w:space="0" w:color="000000"/>
-              <w:bottom w:val="single" w:sz="8" w:space="0" w:color="000000"/>
-              <w:right w:val="single" w:sz="8" w:space="0" w:color="000000"/>
-            </w:tcBorders>
-            <w:tcMar>
-              <w:top w:w="85" w:type="dxa"/>
-              <w:left w:w="85" w:type="dxa"/>
-              <w:bottom w:w="85" w:type="dxa"/>
-              <w:right w:w="85" w:type="dxa"/>
-            </w:tcMar>
-            <w:vAlign w:val="center"/>
-          </w:tcPr>
-          <w:p>
-            <w:pPr>
-              <w:spacing w:after="0" w:line="600" w:lineRule="auto"/>
-              <w:jc w:val="center"/>
-              <w:rPr>
-                <w:rFonts w:ascii="新細明體" w:eastAsia="SimSun" w:hAnsi="新細明體" w:cs="Noto Sans CJK TC"/>
-                <w:b/>
-              </w:rPr>
-            </w:pPr>
-            <w:r>
-              <w:rPr>
-                <w:rFonts w:ascii="新細明體" w:eastAsia="新細明體" w:hAnsi="新細明體" w:cs="Noto Sans CJK TC"/>
-                <w:b/>
-              </w:rPr>
-              <w:t>B1</w:t>
-            </w:r>
-            <w:r>
-              <w:rPr>
-                <w:rFonts w:ascii="SimSun" w:eastAsia="SimSun" w:hAnsi="SimSun" w:cs="Noto Sans CJK TC" w:hint="eastAsia"/>
-                <w:b/>
-                <w:lang w:eastAsia="zh-CN"/>
-              </w:rPr>
-              <w:t>2</w:t>
-            </w:r>
-          </w:p>
-        </w:tc>
-        <w:tc>
-          <w:tcPr>
-            <w:tcW w:w="1843" w:type="dxa"/>
-            <w:tcBorders>
-              <w:top w:val="single" w:sz="8" w:space="0" w:color="000000"/>
-              <w:left w:val="single" w:sz="8" w:space="0" w:color="000000"/>
-              <w:bottom w:val="single" w:sz="8" w:space="0" w:color="000000"/>
-              <w:right w:val="single" w:sz="8" w:space="0" w:color="000000"/>
-            </w:tcBorders>
-            <w:tcMar>
-              <w:top w:w="85" w:type="dxa"/>
-              <w:left w:w="85" w:type="dxa"/>
-              <w:bottom w:w="85" w:type="dxa"/>
-              <w:right w:w="85" w:type="dxa"/>
-            </w:tcMar>
-            <w:vAlign w:val="center"/>
-          </w:tcPr>
-          <w:p>
-            <w:pPr>
-              <w:spacing w:after="0" w:line="600" w:lineRule="auto"/>
-              <w:rPr>
-                <w:rFonts w:ascii="新細明體" w:eastAsia="新細明體" w:hAnsi="新細明體"/>
-                <w:b/>
-              </w:rPr>
-            </w:pPr>
-          </w:p>
-        </w:tc>
-        <w:tc>
-          <w:tcPr>
-            <w:tcW w:w="709" w:type="dxa"/>
-            <w:tcBorders>
-              <w:top w:val="single" w:sz="8" w:space="0" w:color="000000"/>
-              <w:left w:val="single" w:sz="8" w:space="0" w:color="000000"/>
-              <w:bottom w:val="single" w:sz="8" w:space="0" w:color="000000"/>
-              <w:right w:val="single" w:sz="8" w:space="0" w:color="000000"/>
-            </w:tcBorders>
-            <w:tcMar>
-              <w:top w:w="85" w:type="dxa"/>
-              <w:left w:w="85" w:type="dxa"/>
-              <w:bottom w:w="85" w:type="dxa"/>
-              <w:right w:w="85" w:type="dxa"/>
-            </w:tcMar>
-            <w:vAlign w:val="center"/>
-          </w:tcPr>
-          <w:p>
-            <w:pPr>
-              <w:spacing w:after="0" w:line="600" w:lineRule="auto"/>
-              <w:jc w:val="center"/>
-              <w:rPr>
-                <w:rFonts w:ascii="新細明體" w:eastAsia="新細明體" w:hAnsi="新細明體"/>
-                <w:b/>
-              </w:rPr>
-            </w:pPr>
-          </w:p>
-        </w:tc>
-        <w:tc>
-          <w:tcPr>
-            <w:tcW w:w="992" w:type="dxa"/>
-            <w:tcBorders>
-              <w:top w:val="single" w:sz="8" w:space="0" w:color="000000"/>
-              <w:left w:val="single" w:sz="8" w:space="0" w:color="000000"/>
-              <w:bottom w:val="single" w:sz="8" w:space="0" w:color="000000"/>
-              <w:right w:val="single" w:sz="8" w:space="0" w:color="000000"/>
-            </w:tcBorders>
-            <w:tcMar>
-              <w:top w:w="85" w:type="dxa"/>
-              <w:left w:w="85" w:type="dxa"/>
-              <w:bottom w:w="85" w:type="dxa"/>
-              <w:right w:w="85" w:type="dxa"/>
-            </w:tcMar>
-            <w:vAlign w:val="center"/>
-          </w:tcPr>
-          <w:p>
-            <w:pPr>
-              <w:spacing w:after="0" w:line="600" w:lineRule="auto"/>
-              <w:jc w:val="center"/>
-              <w:rPr>
-                <w:rFonts w:ascii="新細明體" w:eastAsia="新細明體" w:hAnsi="新細明體"/>
-                <w:b/>
-              </w:rPr>
-            </w:pPr>
-          </w:p>
-        </w:tc>
-        <w:tc>
-          <w:tcPr>
-            <w:tcW w:w="992" w:type="dxa"/>
-            <w:tcBorders>
-              <w:top w:val="single" w:sz="8" w:space="0" w:color="000000"/>
-              <w:left w:val="single" w:sz="8" w:space="0" w:color="000000"/>
-              <w:bottom w:val="single" w:sz="8" w:space="0" w:color="000000"/>
-              <w:right w:val="single" w:sz="8" w:space="0" w:color="000000"/>
-            </w:tcBorders>
-            <w:tcMar>
-              <w:top w:w="85" w:type="dxa"/>
-              <w:left w:w="85" w:type="dxa"/>
-              <w:bottom w:w="85" w:type="dxa"/>
-              <w:right w:w="85" w:type="dxa"/>
-            </w:tcMar>
-            <w:vAlign w:val="center"/>
-          </w:tcPr>
-          <w:p>
-            <w:pPr>
-              <w:spacing w:after="0" w:line="600" w:lineRule="auto"/>
-              <w:jc w:val="center"/>
-              <w:rPr>
-                <w:rFonts w:ascii="新細明體" w:eastAsia="新細明體" w:hAnsi="新細明體"/>
-                <w:b/>
-              </w:rPr>
-            </w:pPr>
-          </w:p>
-        </w:tc>
-        <w:tc>
-          <w:tcPr>
-            <w:tcW w:w="993" w:type="dxa"/>
-            <w:tcBorders>
-              <w:top w:val="single" w:sz="8" w:space="0" w:color="000000"/>
-              <w:left w:val="single" w:sz="8" w:space="0" w:color="000000"/>
-              <w:bottom w:val="single" w:sz="8" w:space="0" w:color="000000"/>
-              <w:right w:val="single" w:sz="8" w:space="0" w:color="000000"/>
-            </w:tcBorders>
-            <w:tcMar>
-              <w:top w:w="85" w:type="dxa"/>
-              <w:left w:w="85" w:type="dxa"/>
-              <w:bottom w:w="85" w:type="dxa"/>
-              <w:right w:w="85" w:type="dxa"/>
-            </w:tcMar>
-            <w:vAlign w:val="center"/>
-          </w:tcPr>
-          <w:p>
-            <w:pPr>
-              <w:spacing w:after="0" w:line="600" w:lineRule="auto"/>
-              <w:jc w:val="center"/>
-              <w:rPr>
-                <w:rFonts w:ascii="新細明體" w:eastAsia="新細明體" w:hAnsi="新細明體"/>
-                <w:b/>
-              </w:rPr>
-            </w:pPr>
-          </w:p>
-        </w:tc>
-        <w:tc>
-          <w:tcPr>
-            <w:tcW w:w="1417" w:type="dxa"/>
-            <w:tcBorders>
-              <w:top w:val="single" w:sz="8" w:space="0" w:color="000000"/>
-              <w:left w:val="single" w:sz="8" w:space="0" w:color="000000"/>
-              <w:bottom w:val="single" w:sz="8" w:space="0" w:color="000000"/>
-              <w:right w:val="single" w:sz="8" w:space="0" w:color="000000"/>
-            </w:tcBorders>
-            <w:tcMar>
-              <w:top w:w="85" w:type="dxa"/>
-              <w:left w:w="85" w:type="dxa"/>
-              <w:bottom w:w="85" w:type="dxa"/>
-              <w:right w:w="85" w:type="dxa"/>
-            </w:tcMar>
-            <w:vAlign w:val="center"/>
-          </w:tcPr>
-          <w:p>
-            <w:pPr>
-              <w:spacing w:after="0" w:line="600" w:lineRule="auto"/>
-              <w:jc w:val="center"/>
-              <w:rPr>
-                <w:rFonts w:ascii="新細明體" w:eastAsia="新細明體" w:hAnsi="新細明體"/>
-                <w:b/>
-              </w:rPr>
-            </w:pPr>
-          </w:p>
-        </w:tc>
-        <w:tc>
-          <w:tcPr>
-            <w:tcW w:w="1205" w:type="dxa"/>
-            <w:tcBorders>
-              <w:top w:val="single" w:sz="8" w:space="0" w:color="000000"/>
-              <w:left w:val="single" w:sz="8" w:space="0" w:color="000000"/>
-              <w:bottom w:val="single" w:sz="8" w:space="0" w:color="000000"/>
-              <w:right w:val="single" w:sz="8" w:space="0" w:color="000000"/>
-            </w:tcBorders>
-          </w:tcPr>
-          <w:p>
-            <w:pPr>
-              <w:spacing w:after="0" w:line="600" w:lineRule="auto"/>
-              <w:rPr>
-                <w:rFonts w:ascii="新細明體" w:eastAsia="新細明體" w:hAnsi="新細明體"/>
-                <w:b/>
-              </w:rPr>
-            </w:pPr>
-          </w:p>
-        </w:tc>
-        <w:tc>
-          <w:tcPr>
-            <w:tcW w:w="3048" w:type="dxa"/>
-            <w:tcBorders>
-              <w:top w:val="single" w:sz="8" w:space="0" w:color="000000"/>
-              <w:left w:val="single" w:sz="8" w:space="0" w:color="000000"/>
-              <w:bottom w:val="single" w:sz="8" w:space="0" w:color="000000"/>
-              <w:right w:val="single" w:sz="8" w:space="0" w:color="000000"/>
-            </w:tcBorders>
-            <w:tcMar>
-              <w:top w:w="85" w:type="dxa"/>
-              <w:left w:w="85" w:type="dxa"/>
-              <w:bottom w:w="85" w:type="dxa"/>
-              <w:right w:w="85" w:type="dxa"/>
-            </w:tcMar>
-            <w:vAlign w:val="center"/>
-          </w:tcPr>
-          <w:p>
-            <w:pPr>
-              <w:spacing w:after="0" w:line="600" w:lineRule="auto"/>
-              <w:rPr>
-                <w:rFonts w:ascii="新細明體" w:eastAsia="新細明體" w:hAnsi="新細明體" w:cs="Noto Sans CJK TC"/>
-                <w:b/>
-              </w:rPr>
-            </w:pPr>
-            <w:r>
-              <w:rPr>
-                <w:rFonts w:ascii="新細明體" w:eastAsia="新細明體" w:hAnsi="新細明體" w:cs="Noto Sans CJK TC"/>
-                <w:b/>
-              </w:rPr>
-              <w:t>2</w:t>
-            </w:r>
-            <w:r>
-              <w:rPr>
-                <w:rFonts w:ascii="新細明體" w:eastAsia="新細明體" w:hAnsi="新細明體" w:cs="Noto Sans CJK TC" w:hint="eastAsia"/>
-                <w:b/>
-                <w:lang w:eastAsia="zh-CN"/>
-              </w:rPr>
-              <w:t>(     )</w:t>
-            </w:r>
-            <w:r>
-              <w:rPr>
-                <w:rFonts w:ascii="新細明體" w:eastAsia="新細明體" w:hAnsi="新細明體" w:cs="Noto Sans CJK TC"/>
-                <w:b/>
-              </w:rPr>
-              <w:t xml:space="preserve">_GROUP </w:t>
-            </w:r>
-            <w:r>
-              <w:rPr>
-                <w:rFonts w:ascii="新細明體" w:eastAsia="新細明體" w:hAnsi="新細明體" w:cs="Noto Sans CJK TC" w:hint="eastAsia"/>
-                <w:b/>
-                <w:lang w:eastAsia="zh-CN"/>
-              </w:rPr>
-              <w:t>(    )</w:t>
-            </w:r>
-            <w:r>
-              <w:rPr>
-                <w:rFonts w:ascii="新細明體" w:eastAsia="新細明體" w:hAnsi="新細明體" w:cs="Noto Sans CJK TC"/>
-                <w:b/>
-              </w:rPr>
-              <w:t>_B</w:t>
-            </w:r>
-            <w:r>
-              <w:rPr>
-                <w:rFonts w:ascii="新細明體" w:eastAsia="新細明體" w:hAnsi="新細明體" w:cs="Noto Sans CJK TC" w:hint="eastAsia"/>
-                <w:b/>
-                <w:lang w:eastAsia="zh-CN"/>
-              </w:rPr>
-              <w:t>1</w:t>
-            </w:r>
-            <w:r>
-              <w:rPr>
-                <w:rFonts w:ascii="SimSun" w:eastAsia="SimSun" w:hAnsi="SimSun" w:cs="Noto Sans CJK TC" w:hint="eastAsia"/>
-                <w:b/>
-                <w:lang w:eastAsia="zh-CN"/>
-              </w:rPr>
-              <w:t>2</w:t>
-            </w:r>
-          </w:p>
-        </w:tc>
-        <w:tc>
-          <w:tcPr>
-            <w:tcW w:w="1346" w:type="dxa"/>
-            <w:tcBorders>
-              <w:top w:val="single" w:sz="8" w:space="0" w:color="000000"/>
-              <w:left w:val="single" w:sz="8" w:space="0" w:color="000000"/>
-              <w:bottom w:val="single" w:sz="8" w:space="0" w:color="000000"/>
-              <w:right w:val="single" w:sz="8" w:space="0" w:color="000000"/>
-            </w:tcBorders>
-          </w:tcPr>
-          <w:p>
-            <w:pPr>
-              <w:spacing w:after="0" w:line="600" w:lineRule="auto"/>
-              <w:rPr>
-                <w:rFonts w:ascii="新細明體" w:eastAsia="新細明體" w:hAnsi="新細明體"/>
-                <w:b/>
-              </w:rPr>
-            </w:pPr>
-          </w:p>
-        </w:tc>
-        <w:tc>
-          <w:tcPr>
-            <w:tcW w:w="1134" w:type="dxa"/>
-            <w:tcBorders>
-              <w:top w:val="single" w:sz="8" w:space="0" w:color="000000"/>
-              <w:left w:val="single" w:sz="8" w:space="0" w:color="000000"/>
-              <w:bottom w:val="single" w:sz="8" w:space="0" w:color="000000"/>
-              <w:right w:val="single" w:sz="8" w:space="0" w:color="000000"/>
-            </w:tcBorders>
-          </w:tcPr>
-          <w:p>
-            <w:pPr>
-              <w:spacing w:after="0" w:line="600" w:lineRule="auto"/>
-              <w:rPr>
-                <w:rFonts w:ascii="新細明體" w:eastAsia="新細明體" w:hAnsi="新細明體"/>
-                <w:b/>
-              </w:rPr>
-            </w:pPr>
-          </w:p>
-        </w:tc>
-      </w:tr>
-      <w:tr>
-        <w:trPr>
-          <w:trHeight w:val="442"/>
-          <w:jc w:val="center"/>
-        </w:trPr>
-        <w:tc>
-          <w:tcPr>
-            <w:tcW w:w="1236" w:type="dxa"/>
-            <w:tcBorders>
-              <w:top w:val="single" w:sz="8" w:space="0" w:color="000000"/>
-              <w:left w:val="single" w:sz="8" w:space="0" w:color="000000"/>
-              <w:bottom w:val="single" w:sz="8" w:space="0" w:color="000000"/>
-              <w:right w:val="single" w:sz="8" w:space="0" w:color="000000"/>
-            </w:tcBorders>
-            <w:tcMar>
-              <w:top w:w="85" w:type="dxa"/>
-              <w:left w:w="85" w:type="dxa"/>
-              <w:bottom w:w="85" w:type="dxa"/>
-              <w:right w:w="85" w:type="dxa"/>
-            </w:tcMar>
-            <w:vAlign w:val="center"/>
-          </w:tcPr>
-          <w:p>
-            <w:pPr>
-              <w:spacing w:after="0" w:line="600" w:lineRule="auto"/>
-              <w:jc w:val="center"/>
-              <w:rPr>
-                <w:rFonts w:ascii="新細明體" w:eastAsia="新細明體" w:hAnsi="新細明體" w:cs="Noto Sans CJK TC"/>
-                <w:b/>
-              </w:rPr>
-            </w:pPr>
-            <w:r>
-              <w:rPr>
-                <w:rFonts w:ascii="新細明體" w:eastAsia="新細明體" w:hAnsi="新細明體" w:cs="Noto Sans CJK TC"/>
-                <w:b/>
-              </w:rPr>
-              <w:t>B1</w:t>
-            </w:r>
-            <w:r>
-              <w:rPr>
-                <w:rFonts w:ascii="SimSun" w:eastAsia="SimSun" w:hAnsi="SimSun" w:cs="Noto Sans CJK TC" w:hint="eastAsia"/>
-                <w:b/>
-                <w:lang w:eastAsia="zh-CN"/>
-              </w:rPr>
-              <w:t>3</w:t>
-            </w:r>
-          </w:p>
-        </w:tc>
-        <w:tc>
-          <w:tcPr>
-            <w:tcW w:w="1843" w:type="dxa"/>
-            <w:tcBorders>
-              <w:top w:val="single" w:sz="8" w:space="0" w:color="000000"/>
-              <w:left w:val="single" w:sz="8" w:space="0" w:color="000000"/>
-              <w:bottom w:val="single" w:sz="8" w:space="0" w:color="000000"/>
-              <w:right w:val="single" w:sz="8" w:space="0" w:color="000000"/>
-            </w:tcBorders>
-            <w:tcMar>
-              <w:top w:w="85" w:type="dxa"/>
-              <w:left w:w="85" w:type="dxa"/>
-              <w:bottom w:w="85" w:type="dxa"/>
-              <w:right w:w="85" w:type="dxa"/>
-            </w:tcMar>
-            <w:vAlign w:val="center"/>
-          </w:tcPr>
-          <w:p>
-            <w:pPr>
-              <w:spacing w:after="0" w:line="600" w:lineRule="auto"/>
-              <w:rPr>
-                <w:rFonts w:ascii="新細明體" w:eastAsia="新細明體" w:hAnsi="新細明體"/>
-                <w:b/>
-              </w:rPr>
-            </w:pPr>
-          </w:p>
-        </w:tc>
-        <w:tc>
-          <w:tcPr>
-            <w:tcW w:w="709" w:type="dxa"/>
-            <w:tcBorders>
-              <w:top w:val="single" w:sz="8" w:space="0" w:color="000000"/>
-              <w:left w:val="single" w:sz="8" w:space="0" w:color="000000"/>
-              <w:bottom w:val="single" w:sz="8" w:space="0" w:color="000000"/>
-              <w:right w:val="single" w:sz="8" w:space="0" w:color="000000"/>
-            </w:tcBorders>
-            <w:tcMar>
-              <w:top w:w="85" w:type="dxa"/>
-              <w:left w:w="85" w:type="dxa"/>
-              <w:bottom w:w="85" w:type="dxa"/>
-              <w:right w:w="85" w:type="dxa"/>
-            </w:tcMar>
-            <w:vAlign w:val="center"/>
-          </w:tcPr>
-          <w:p>
-            <w:pPr>
-              <w:spacing w:after="0" w:line="600" w:lineRule="auto"/>
-              <w:jc w:val="center"/>
-              <w:rPr>
-                <w:rFonts w:ascii="新細明體" w:eastAsia="新細明體" w:hAnsi="新細明體"/>
-                <w:b/>
-              </w:rPr>
-            </w:pPr>
-          </w:p>
-        </w:tc>
-        <w:tc>
-          <w:tcPr>
-            <w:tcW w:w="992" w:type="dxa"/>
-            <w:tcBorders>
-              <w:top w:val="single" w:sz="8" w:space="0" w:color="000000"/>
-              <w:left w:val="single" w:sz="8" w:space="0" w:color="000000"/>
-              <w:bottom w:val="single" w:sz="8" w:space="0" w:color="000000"/>
-              <w:right w:val="single" w:sz="8" w:space="0" w:color="000000"/>
-            </w:tcBorders>
-            <w:tcMar>
-              <w:top w:w="85" w:type="dxa"/>
-              <w:left w:w="85" w:type="dxa"/>
-              <w:bottom w:w="85" w:type="dxa"/>
-              <w:right w:w="85" w:type="dxa"/>
-            </w:tcMar>
-            <w:vAlign w:val="center"/>
-          </w:tcPr>
-          <w:p>
-            <w:pPr>
-              <w:spacing w:after="0" w:line="600" w:lineRule="auto"/>
-              <w:jc w:val="center"/>
-              <w:rPr>
-                <w:rFonts w:ascii="新細明體" w:eastAsia="新細明體" w:hAnsi="新細明體"/>
-                <w:b/>
-              </w:rPr>
-            </w:pPr>
-          </w:p>
-        </w:tc>
-        <w:tc>
-          <w:tcPr>
-            <w:tcW w:w="992" w:type="dxa"/>
-            <w:tcBorders>
-              <w:top w:val="single" w:sz="8" w:space="0" w:color="000000"/>
-              <w:left w:val="single" w:sz="8" w:space="0" w:color="000000"/>
-              <w:bottom w:val="single" w:sz="8" w:space="0" w:color="000000"/>
-              <w:right w:val="single" w:sz="8" w:space="0" w:color="000000"/>
-            </w:tcBorders>
-            <w:tcMar>
-              <w:top w:w="85" w:type="dxa"/>
-              <w:left w:w="85" w:type="dxa"/>
-              <w:bottom w:w="85" w:type="dxa"/>
-              <w:right w:w="85" w:type="dxa"/>
-            </w:tcMar>
-            <w:vAlign w:val="center"/>
-          </w:tcPr>
-          <w:p>
-            <w:pPr>
-              <w:spacing w:after="0" w:line="600" w:lineRule="auto"/>
-              <w:jc w:val="center"/>
-              <w:rPr>
-                <w:rFonts w:ascii="新細明體" w:eastAsia="新細明體" w:hAnsi="新細明體"/>
-                <w:b/>
-              </w:rPr>
-            </w:pPr>
-          </w:p>
-        </w:tc>
-        <w:tc>
-          <w:tcPr>
-            <w:tcW w:w="993" w:type="dxa"/>
-            <w:tcBorders>
-              <w:top w:val="single" w:sz="8" w:space="0" w:color="000000"/>
-              <w:left w:val="single" w:sz="8" w:space="0" w:color="000000"/>
-              <w:bottom w:val="single" w:sz="8" w:space="0" w:color="000000"/>
-              <w:right w:val="single" w:sz="8" w:space="0" w:color="000000"/>
-            </w:tcBorders>
-            <w:tcMar>
-              <w:top w:w="85" w:type="dxa"/>
-              <w:left w:w="85" w:type="dxa"/>
-              <w:bottom w:w="85" w:type="dxa"/>
-              <w:right w:w="85" w:type="dxa"/>
-            </w:tcMar>
-            <w:vAlign w:val="center"/>
-          </w:tcPr>
-          <w:p>
-            <w:pPr>
-              <w:spacing w:after="0" w:line="600" w:lineRule="auto"/>
-              <w:jc w:val="center"/>
-              <w:rPr>
-                <w:rFonts w:ascii="新細明體" w:eastAsia="新細明體" w:hAnsi="新細明體"/>
-                <w:b/>
-              </w:rPr>
-            </w:pPr>
-          </w:p>
-        </w:tc>
-        <w:tc>
-          <w:tcPr>
-            <w:tcW w:w="1417" w:type="dxa"/>
-            <w:tcBorders>
-              <w:top w:val="single" w:sz="8" w:space="0" w:color="000000"/>
-              <w:left w:val="single" w:sz="8" w:space="0" w:color="000000"/>
-              <w:bottom w:val="single" w:sz="8" w:space="0" w:color="000000"/>
-              <w:right w:val="single" w:sz="8" w:space="0" w:color="000000"/>
-            </w:tcBorders>
-            <w:tcMar>
-              <w:top w:w="85" w:type="dxa"/>
-              <w:left w:w="85" w:type="dxa"/>
-              <w:bottom w:w="85" w:type="dxa"/>
-              <w:right w:w="85" w:type="dxa"/>
-            </w:tcMar>
-            <w:vAlign w:val="center"/>
-          </w:tcPr>
-          <w:p>
-            <w:pPr>
-              <w:spacing w:after="0" w:line="600" w:lineRule="auto"/>
-              <w:jc w:val="center"/>
-              <w:rPr>
-                <w:rFonts w:ascii="新細明體" w:eastAsia="新細明體" w:hAnsi="新細明體"/>
-                <w:b/>
-              </w:rPr>
-            </w:pPr>
-          </w:p>
-        </w:tc>
-        <w:tc>
-          <w:tcPr>
-            <w:tcW w:w="1205" w:type="dxa"/>
-            <w:tcBorders>
-              <w:top w:val="single" w:sz="8" w:space="0" w:color="000000"/>
-              <w:left w:val="single" w:sz="8" w:space="0" w:color="000000"/>
-              <w:bottom w:val="single" w:sz="8" w:space="0" w:color="000000"/>
-              <w:right w:val="single" w:sz="8" w:space="0" w:color="000000"/>
-            </w:tcBorders>
-          </w:tcPr>
-          <w:p>
-            <w:pPr>
-              <w:spacing w:after="0" w:line="600" w:lineRule="auto"/>
-              <w:rPr>
-                <w:rFonts w:ascii="新細明體" w:eastAsia="新細明體" w:hAnsi="新細明體"/>
-                <w:b/>
-              </w:rPr>
-            </w:pPr>
-          </w:p>
-        </w:tc>
-        <w:tc>
-          <w:tcPr>
-            <w:tcW w:w="3048" w:type="dxa"/>
-            <w:tcBorders>
-              <w:top w:val="single" w:sz="8" w:space="0" w:color="000000"/>
-              <w:left w:val="single" w:sz="8" w:space="0" w:color="000000"/>
-              <w:bottom w:val="single" w:sz="8" w:space="0" w:color="000000"/>
-              <w:right w:val="single" w:sz="8" w:space="0" w:color="000000"/>
-            </w:tcBorders>
-            <w:tcMar>
-              <w:top w:w="85" w:type="dxa"/>
-              <w:left w:w="85" w:type="dxa"/>
-              <w:bottom w:w="85" w:type="dxa"/>
-              <w:right w:w="85" w:type="dxa"/>
-            </w:tcMar>
-            <w:vAlign w:val="center"/>
-          </w:tcPr>
-          <w:p>
-            <w:pPr>
-              <w:spacing w:after="0" w:line="600" w:lineRule="auto"/>
-              <w:rPr>
-                <w:rFonts w:ascii="新細明體" w:eastAsia="新細明體" w:hAnsi="新細明體" w:cs="Noto Sans CJK TC"/>
-                <w:b/>
-              </w:rPr>
-            </w:pPr>
-            <w:r>
-              <w:rPr>
-                <w:rFonts w:ascii="新細明體" w:eastAsia="新細明體" w:hAnsi="新細明體" w:cs="Noto Sans CJK TC"/>
-                <w:b/>
-              </w:rPr>
-              <w:t>2</w:t>
-            </w:r>
-            <w:r>
-              <w:rPr>
-                <w:rFonts w:ascii="新細明體" w:eastAsia="新細明體" w:hAnsi="新細明體" w:cs="Noto Sans CJK TC" w:hint="eastAsia"/>
-                <w:b/>
-                <w:lang w:eastAsia="zh-CN"/>
-              </w:rPr>
-              <w:t>(     )</w:t>
-            </w:r>
-            <w:r>
-              <w:rPr>
-                <w:rFonts w:ascii="新細明體" w:eastAsia="新細明體" w:hAnsi="新細明體" w:cs="Noto Sans CJK TC"/>
-                <w:b/>
-              </w:rPr>
-              <w:t xml:space="preserve">_GROUP </w:t>
-            </w:r>
-            <w:r>
-              <w:rPr>
-                <w:rFonts w:ascii="新細明體" w:eastAsia="新細明體" w:hAnsi="新細明體" w:cs="Noto Sans CJK TC" w:hint="eastAsia"/>
-                <w:b/>
-                <w:lang w:eastAsia="zh-CN"/>
-              </w:rPr>
-              <w:t>(    )</w:t>
-            </w:r>
-            <w:r>
-              <w:rPr>
-                <w:rFonts w:ascii="新細明體" w:eastAsia="新細明體" w:hAnsi="新細明體" w:cs="Noto Sans CJK TC"/>
-                <w:b/>
-              </w:rPr>
-              <w:t>_B</w:t>
-            </w:r>
-            <w:r>
-              <w:rPr>
-                <w:rFonts w:ascii="新細明體" w:eastAsia="新細明體" w:hAnsi="新細明體" w:cs="Noto Sans CJK TC" w:hint="eastAsia"/>
-                <w:b/>
-                <w:lang w:eastAsia="zh-CN"/>
-              </w:rPr>
-              <w:t>1</w:t>
-            </w:r>
-            <w:r>
-              <w:rPr>
-                <w:rFonts w:ascii="SimSun" w:eastAsia="SimSun" w:hAnsi="SimSun" w:cs="Noto Sans CJK TC" w:hint="eastAsia"/>
-                <w:b/>
-                <w:lang w:eastAsia="zh-CN"/>
-              </w:rPr>
-              <w:t>3</w:t>
-            </w:r>
-          </w:p>
-        </w:tc>
-        <w:tc>
-          <w:tcPr>
-            <w:tcW w:w="1346" w:type="dxa"/>
-            <w:tcBorders>
-              <w:top w:val="single" w:sz="8" w:space="0" w:color="000000"/>
-              <w:left w:val="single" w:sz="8" w:space="0" w:color="000000"/>
-              <w:bottom w:val="single" w:sz="8" w:space="0" w:color="000000"/>
-              <w:right w:val="single" w:sz="8" w:space="0" w:color="000000"/>
-            </w:tcBorders>
-          </w:tcPr>
-          <w:p>
-            <w:pPr>
-              <w:spacing w:after="0" w:line="600" w:lineRule="auto"/>
               <w:rPr>
                 <w:rFonts w:ascii="新細明體" w:eastAsia="新細明體" w:hAnsi="新細明體"/>
                 <w:b/>
@@ -5587,729 +5420,7 @@
           <w:p>
             <w:pPr>
               <w:spacing w:after="0" w:line="600" w:lineRule="auto"/>
-              <w:rPr>
-                <w:rFonts w:ascii="新細明體" w:eastAsia="SimSun" w:hAnsi="新細明體"/>
-                <w:b/>
-                <w:lang w:eastAsia="zh-CN"/>
-              </w:rPr>
-            </w:pPr>
-          </w:p>
-        </w:tc>
-      </w:tr>
-      <w:tr>
-        <w:trPr>
-          <w:trHeight w:val="442"/>
-          <w:jc w:val="center"/>
-        </w:trPr>
-        <w:tc>
-          <w:tcPr>
-            <w:tcW w:w="1236" w:type="dxa"/>
-            <w:tcBorders>
-              <w:top w:val="single" w:sz="8" w:space="0" w:color="000000"/>
-              <w:left w:val="single" w:sz="8" w:space="0" w:color="000000"/>
-              <w:bottom w:val="single" w:sz="8" w:space="0" w:color="000000"/>
-              <w:right w:val="single" w:sz="8" w:space="0" w:color="000000"/>
-            </w:tcBorders>
-            <w:tcMar>
-              <w:top w:w="85" w:type="dxa"/>
-              <w:left w:w="85" w:type="dxa"/>
-              <w:bottom w:w="85" w:type="dxa"/>
-              <w:right w:w="85" w:type="dxa"/>
-            </w:tcMar>
-            <w:vAlign w:val="center"/>
-          </w:tcPr>
-          <w:p>
-            <w:pPr>
-              <w:spacing w:after="0" w:line="600" w:lineRule="auto"/>
               <w:jc w:val="center"/>
-              <w:rPr>
-                <w:rFonts w:ascii="新細明體" w:eastAsia="新細明體" w:hAnsi="新細明體" w:cs="Noto Sans CJK TC"/>
-                <w:b/>
-              </w:rPr>
-            </w:pPr>
-            <w:r>
-              <w:rPr>
-                <w:rFonts w:ascii="新細明體" w:eastAsia="新細明體" w:hAnsi="新細明體" w:cs="Noto Sans CJK TC"/>
-                <w:b/>
-              </w:rPr>
-              <w:t>B1</w:t>
-            </w:r>
-            <w:r>
-              <w:rPr>
-                <w:rFonts w:ascii="SimSun" w:eastAsia="SimSun" w:hAnsi="SimSun" w:cs="Noto Sans CJK TC" w:hint="eastAsia"/>
-                <w:b/>
-                <w:lang w:eastAsia="zh-CN"/>
-              </w:rPr>
-              <w:t>4</w:t>
-            </w:r>
-          </w:p>
-        </w:tc>
-        <w:tc>
-          <w:tcPr>
-            <w:tcW w:w="1843" w:type="dxa"/>
-            <w:tcBorders>
-              <w:top w:val="single" w:sz="8" w:space="0" w:color="000000"/>
-              <w:left w:val="single" w:sz="8" w:space="0" w:color="000000"/>
-              <w:bottom w:val="single" w:sz="8" w:space="0" w:color="000000"/>
-              <w:right w:val="single" w:sz="8" w:space="0" w:color="000000"/>
-            </w:tcBorders>
-            <w:tcMar>
-              <w:top w:w="85" w:type="dxa"/>
-              <w:left w:w="85" w:type="dxa"/>
-              <w:bottom w:w="85" w:type="dxa"/>
-              <w:right w:w="85" w:type="dxa"/>
-            </w:tcMar>
-            <w:vAlign w:val="center"/>
-          </w:tcPr>
-          <w:p>
-            <w:pPr>
-              <w:spacing w:after="0" w:line="600" w:lineRule="auto"/>
-              <w:rPr>
-                <w:rFonts w:ascii="新細明體" w:eastAsia="新細明體" w:hAnsi="新細明體"/>
-                <w:b/>
-              </w:rPr>
-            </w:pPr>
-          </w:p>
-        </w:tc>
-        <w:tc>
-          <w:tcPr>
-            <w:tcW w:w="709" w:type="dxa"/>
-            <w:tcBorders>
-              <w:top w:val="single" w:sz="8" w:space="0" w:color="000000"/>
-              <w:left w:val="single" w:sz="8" w:space="0" w:color="000000"/>
-              <w:bottom w:val="single" w:sz="8" w:space="0" w:color="000000"/>
-              <w:right w:val="single" w:sz="8" w:space="0" w:color="000000"/>
-            </w:tcBorders>
-            <w:tcMar>
-              <w:top w:w="85" w:type="dxa"/>
-              <w:left w:w="85" w:type="dxa"/>
-              <w:bottom w:w="85" w:type="dxa"/>
-              <w:right w:w="85" w:type="dxa"/>
-            </w:tcMar>
-            <w:vAlign w:val="center"/>
-          </w:tcPr>
-          <w:p>
-            <w:pPr>
-              <w:spacing w:after="0" w:line="600" w:lineRule="auto"/>
-              <w:jc w:val="center"/>
-              <w:rPr>
-                <w:rFonts w:ascii="新細明體" w:eastAsia="新細明體" w:hAnsi="新細明體"/>
-                <w:b/>
-              </w:rPr>
-            </w:pPr>
-          </w:p>
-        </w:tc>
-        <w:tc>
-          <w:tcPr>
-            <w:tcW w:w="992" w:type="dxa"/>
-            <w:tcBorders>
-              <w:top w:val="single" w:sz="8" w:space="0" w:color="000000"/>
-              <w:left w:val="single" w:sz="8" w:space="0" w:color="000000"/>
-              <w:bottom w:val="single" w:sz="8" w:space="0" w:color="000000"/>
-              <w:right w:val="single" w:sz="8" w:space="0" w:color="000000"/>
-            </w:tcBorders>
-            <w:tcMar>
-              <w:top w:w="85" w:type="dxa"/>
-              <w:left w:w="85" w:type="dxa"/>
-              <w:bottom w:w="85" w:type="dxa"/>
-              <w:right w:w="85" w:type="dxa"/>
-            </w:tcMar>
-            <w:vAlign w:val="center"/>
-          </w:tcPr>
-          <w:p>
-            <w:pPr>
-              <w:spacing w:after="0" w:line="600" w:lineRule="auto"/>
-              <w:jc w:val="center"/>
-              <w:rPr>
-                <w:rFonts w:ascii="新細明體" w:eastAsia="新細明體" w:hAnsi="新細明體"/>
-                <w:b/>
-              </w:rPr>
-            </w:pPr>
-          </w:p>
-        </w:tc>
-        <w:tc>
-          <w:tcPr>
-            <w:tcW w:w="992" w:type="dxa"/>
-            <w:tcBorders>
-              <w:top w:val="single" w:sz="8" w:space="0" w:color="000000"/>
-              <w:left w:val="single" w:sz="8" w:space="0" w:color="000000"/>
-              <w:bottom w:val="single" w:sz="8" w:space="0" w:color="000000"/>
-              <w:right w:val="single" w:sz="8" w:space="0" w:color="000000"/>
-            </w:tcBorders>
-            <w:tcMar>
-              <w:top w:w="85" w:type="dxa"/>
-              <w:left w:w="85" w:type="dxa"/>
-              <w:bottom w:w="85" w:type="dxa"/>
-              <w:right w:w="85" w:type="dxa"/>
-            </w:tcMar>
-            <w:vAlign w:val="center"/>
-          </w:tcPr>
-          <w:p>
-            <w:pPr>
-              <w:spacing w:after="0" w:line="600" w:lineRule="auto"/>
-              <w:jc w:val="center"/>
-              <w:rPr>
-                <w:rFonts w:ascii="新細明體" w:eastAsia="新細明體" w:hAnsi="新細明體"/>
-                <w:b/>
-              </w:rPr>
-            </w:pPr>
-          </w:p>
-        </w:tc>
-        <w:tc>
-          <w:tcPr>
-            <w:tcW w:w="993" w:type="dxa"/>
-            <w:tcBorders>
-              <w:top w:val="single" w:sz="8" w:space="0" w:color="000000"/>
-              <w:left w:val="single" w:sz="8" w:space="0" w:color="000000"/>
-              <w:bottom w:val="single" w:sz="8" w:space="0" w:color="000000"/>
-              <w:right w:val="single" w:sz="8" w:space="0" w:color="000000"/>
-            </w:tcBorders>
-            <w:tcMar>
-              <w:top w:w="85" w:type="dxa"/>
-              <w:left w:w="85" w:type="dxa"/>
-              <w:bottom w:w="85" w:type="dxa"/>
-              <w:right w:w="85" w:type="dxa"/>
-            </w:tcMar>
-            <w:vAlign w:val="center"/>
-          </w:tcPr>
-          <w:p>
-            <w:pPr>
-              <w:spacing w:after="0" w:line="600" w:lineRule="auto"/>
-              <w:jc w:val="center"/>
-              <w:rPr>
-                <w:rFonts w:ascii="新細明體" w:eastAsia="新細明體" w:hAnsi="新細明體"/>
-                <w:b/>
-              </w:rPr>
-            </w:pPr>
-          </w:p>
-        </w:tc>
-        <w:tc>
-          <w:tcPr>
-            <w:tcW w:w="1417" w:type="dxa"/>
-            <w:tcBorders>
-              <w:top w:val="single" w:sz="8" w:space="0" w:color="000000"/>
-              <w:left w:val="single" w:sz="8" w:space="0" w:color="000000"/>
-              <w:bottom w:val="single" w:sz="8" w:space="0" w:color="000000"/>
-              <w:right w:val="single" w:sz="8" w:space="0" w:color="000000"/>
-            </w:tcBorders>
-            <w:tcMar>
-              <w:top w:w="85" w:type="dxa"/>
-              <w:left w:w="85" w:type="dxa"/>
-              <w:bottom w:w="85" w:type="dxa"/>
-              <w:right w:w="85" w:type="dxa"/>
-            </w:tcMar>
-            <w:vAlign w:val="center"/>
-          </w:tcPr>
-          <w:p>
-            <w:pPr>
-              <w:spacing w:after="0" w:line="600" w:lineRule="auto"/>
-              <w:jc w:val="center"/>
-              <w:rPr>
-                <w:rFonts w:ascii="新細明體" w:eastAsia="新細明體" w:hAnsi="新細明體"/>
-                <w:b/>
-              </w:rPr>
-            </w:pPr>
-          </w:p>
-        </w:tc>
-        <w:tc>
-          <w:tcPr>
-            <w:tcW w:w="1205" w:type="dxa"/>
-            <w:tcBorders>
-              <w:top w:val="single" w:sz="8" w:space="0" w:color="000000"/>
-              <w:left w:val="single" w:sz="8" w:space="0" w:color="000000"/>
-              <w:bottom w:val="single" w:sz="8" w:space="0" w:color="000000"/>
-              <w:right w:val="single" w:sz="8" w:space="0" w:color="000000"/>
-            </w:tcBorders>
-          </w:tcPr>
-          <w:p>
-            <w:pPr>
-              <w:spacing w:after="0" w:line="600" w:lineRule="auto"/>
-              <w:rPr>
-                <w:rFonts w:ascii="新細明體" w:eastAsia="新細明體" w:hAnsi="新細明體"/>
-                <w:b/>
-              </w:rPr>
-            </w:pPr>
-          </w:p>
-        </w:tc>
-        <w:tc>
-          <w:tcPr>
-            <w:tcW w:w="3048" w:type="dxa"/>
-            <w:tcBorders>
-              <w:top w:val="single" w:sz="8" w:space="0" w:color="000000"/>
-              <w:left w:val="single" w:sz="8" w:space="0" w:color="000000"/>
-              <w:bottom w:val="single" w:sz="8" w:space="0" w:color="000000"/>
-              <w:right w:val="single" w:sz="8" w:space="0" w:color="000000"/>
-            </w:tcBorders>
-            <w:tcMar>
-              <w:top w:w="85" w:type="dxa"/>
-              <w:left w:w="85" w:type="dxa"/>
-              <w:bottom w:w="85" w:type="dxa"/>
-              <w:right w:w="85" w:type="dxa"/>
-            </w:tcMar>
-            <w:vAlign w:val="center"/>
-          </w:tcPr>
-          <w:p>
-            <w:pPr>
-              <w:spacing w:after="0" w:line="600" w:lineRule="auto"/>
-              <w:rPr>
-                <w:rFonts w:ascii="新細明體" w:eastAsia="新細明體" w:hAnsi="新細明體" w:cs="Noto Sans CJK TC"/>
-                <w:b/>
-              </w:rPr>
-            </w:pPr>
-            <w:r>
-              <w:rPr>
-                <w:rFonts w:ascii="新細明體" w:eastAsia="新細明體" w:hAnsi="新細明體" w:cs="Noto Sans CJK TC"/>
-                <w:b/>
-              </w:rPr>
-              <w:t>2</w:t>
-            </w:r>
-            <w:r>
-              <w:rPr>
-                <w:rFonts w:ascii="新細明體" w:eastAsia="新細明體" w:hAnsi="新細明體" w:cs="Noto Sans CJK TC" w:hint="eastAsia"/>
-                <w:b/>
-                <w:lang w:eastAsia="zh-CN"/>
-              </w:rPr>
-              <w:t>(     )</w:t>
-            </w:r>
-            <w:r>
-              <w:rPr>
-                <w:rFonts w:ascii="新細明體" w:eastAsia="新細明體" w:hAnsi="新細明體" w:cs="Noto Sans CJK TC"/>
-                <w:b/>
-              </w:rPr>
-              <w:t xml:space="preserve">_GROUP </w:t>
-            </w:r>
-            <w:r>
-              <w:rPr>
-                <w:rFonts w:ascii="新細明體" w:eastAsia="新細明體" w:hAnsi="新細明體" w:cs="Noto Sans CJK TC" w:hint="eastAsia"/>
-                <w:b/>
-                <w:lang w:eastAsia="zh-CN"/>
-              </w:rPr>
-              <w:t>(    )</w:t>
-            </w:r>
-            <w:r>
-              <w:rPr>
-                <w:rFonts w:ascii="新細明體" w:eastAsia="新細明體" w:hAnsi="新細明體" w:cs="Noto Sans CJK TC"/>
-                <w:b/>
-              </w:rPr>
-              <w:t>_B</w:t>
-            </w:r>
-            <w:r>
-              <w:rPr>
-                <w:rFonts w:ascii="新細明體" w:eastAsia="新細明體" w:hAnsi="新細明體" w:cs="Noto Sans CJK TC" w:hint="eastAsia"/>
-                <w:b/>
-                <w:lang w:eastAsia="zh-CN"/>
-              </w:rPr>
-              <w:t>1</w:t>
-            </w:r>
-            <w:r>
-              <w:rPr>
-                <w:rFonts w:ascii="SimSun" w:eastAsia="SimSun" w:hAnsi="SimSun" w:cs="Noto Sans CJK TC" w:hint="eastAsia"/>
-                <w:b/>
-                <w:lang w:eastAsia="zh-CN"/>
-              </w:rPr>
-              <w:t>4</w:t>
-            </w:r>
-          </w:p>
-        </w:tc>
-        <w:tc>
-          <w:tcPr>
-            <w:tcW w:w="1346" w:type="dxa"/>
-            <w:tcBorders>
-              <w:top w:val="single" w:sz="8" w:space="0" w:color="000000"/>
-              <w:left w:val="single" w:sz="8" w:space="0" w:color="000000"/>
-              <w:bottom w:val="single" w:sz="8" w:space="0" w:color="000000"/>
-              <w:right w:val="single" w:sz="8" w:space="0" w:color="000000"/>
-            </w:tcBorders>
-          </w:tcPr>
-          <w:p>
-            <w:pPr>
-              <w:spacing w:after="0" w:line="600" w:lineRule="auto"/>
-              <w:rPr>
-                <w:rFonts w:ascii="新細明體" w:eastAsia="新細明體" w:hAnsi="新細明體"/>
-                <w:b/>
-              </w:rPr>
-            </w:pPr>
-          </w:p>
-        </w:tc>
-        <w:tc>
-          <w:tcPr>
-            <w:tcW w:w="1134" w:type="dxa"/>
-            <w:tcBorders>
-              <w:top w:val="single" w:sz="8" w:space="0" w:color="000000"/>
-              <w:left w:val="single" w:sz="8" w:space="0" w:color="000000"/>
-              <w:bottom w:val="single" w:sz="8" w:space="0" w:color="000000"/>
-              <w:right w:val="single" w:sz="8" w:space="0" w:color="000000"/>
-            </w:tcBorders>
-            <w:vAlign w:val="center"/>
-          </w:tcPr>
-          <w:p>
-            <w:pPr>
-              <w:spacing w:after="0" w:line="600" w:lineRule="auto"/>
-              <w:rPr>
-                <w:rFonts w:ascii="新細明體" w:eastAsia="SimSun" w:hAnsi="新細明體"/>
-                <w:b/>
-                <w:lang w:eastAsia="zh-CN"/>
-              </w:rPr>
-            </w:pPr>
-          </w:p>
-        </w:tc>
-      </w:tr>
-      <w:tr>
-        <w:trPr>
-          <w:trHeight w:val="442"/>
-          <w:jc w:val="center"/>
-        </w:trPr>
-        <w:tc>
-          <w:tcPr>
-            <w:tcW w:w="1236" w:type="dxa"/>
-            <w:tcBorders>
-              <w:top w:val="single" w:sz="8" w:space="0" w:color="000000"/>
-              <w:left w:val="single" w:sz="8" w:space="0" w:color="000000"/>
-              <w:bottom w:val="single" w:sz="8" w:space="0" w:color="000000"/>
-              <w:right w:val="single" w:sz="8" w:space="0" w:color="000000"/>
-            </w:tcBorders>
-            <w:tcMar>
-              <w:top w:w="85" w:type="dxa"/>
-              <w:left w:w="85" w:type="dxa"/>
-              <w:bottom w:w="85" w:type="dxa"/>
-              <w:right w:w="85" w:type="dxa"/>
-            </w:tcMar>
-            <w:vAlign w:val="center"/>
-          </w:tcPr>
-          <w:p>
-            <w:pPr>
-              <w:spacing w:after="0" w:line="600" w:lineRule="auto"/>
-              <w:jc w:val="center"/>
-              <w:rPr>
-                <w:rFonts w:ascii="新細明體" w:eastAsia="新細明體" w:hAnsi="新細明體" w:cs="Noto Sans CJK TC"/>
-                <w:b/>
-              </w:rPr>
-            </w:pPr>
-            <w:r>
-              <w:rPr>
-                <w:rFonts w:ascii="新細明體" w:eastAsia="新細明體" w:hAnsi="新細明體" w:cs="Noto Sans CJK TC"/>
-                <w:b/>
-              </w:rPr>
-              <w:t>B1</w:t>
-            </w:r>
-            <w:r>
-              <w:rPr>
-                <w:rFonts w:ascii="SimSun" w:eastAsia="SimSun" w:hAnsi="SimSun" w:cs="Noto Sans CJK TC" w:hint="eastAsia"/>
-                <w:b/>
-                <w:lang w:eastAsia="zh-CN"/>
-              </w:rPr>
-              <w:t>5</w:t>
-            </w:r>
-          </w:p>
-        </w:tc>
-        <w:tc>
-          <w:tcPr>
-            <w:tcW w:w="1843" w:type="dxa"/>
-            <w:tcBorders>
-              <w:top w:val="single" w:sz="8" w:space="0" w:color="000000"/>
-              <w:left w:val="single" w:sz="8" w:space="0" w:color="000000"/>
-              <w:bottom w:val="single" w:sz="8" w:space="0" w:color="000000"/>
-              <w:right w:val="single" w:sz="8" w:space="0" w:color="000000"/>
-            </w:tcBorders>
-            <w:tcMar>
-              <w:top w:w="85" w:type="dxa"/>
-              <w:left w:w="85" w:type="dxa"/>
-              <w:bottom w:w="85" w:type="dxa"/>
-              <w:right w:w="85" w:type="dxa"/>
-            </w:tcMar>
-            <w:vAlign w:val="center"/>
-          </w:tcPr>
-          <w:p>
-            <w:pPr>
-              <w:spacing w:after="0" w:line="600" w:lineRule="auto"/>
-              <w:rPr>
-                <w:rFonts w:ascii="新細明體" w:eastAsia="新細明體" w:hAnsi="新細明體"/>
-                <w:b/>
-              </w:rPr>
-            </w:pPr>
-          </w:p>
-        </w:tc>
-        <w:tc>
-          <w:tcPr>
-            <w:tcW w:w="709" w:type="dxa"/>
-            <w:tcBorders>
-              <w:top w:val="single" w:sz="8" w:space="0" w:color="000000"/>
-              <w:left w:val="single" w:sz="8" w:space="0" w:color="000000"/>
-              <w:bottom w:val="single" w:sz="8" w:space="0" w:color="000000"/>
-              <w:right w:val="single" w:sz="8" w:space="0" w:color="000000"/>
-            </w:tcBorders>
-            <w:tcMar>
-              <w:top w:w="85" w:type="dxa"/>
-              <w:left w:w="85" w:type="dxa"/>
-              <w:bottom w:w="85" w:type="dxa"/>
-              <w:right w:w="85" w:type="dxa"/>
-            </w:tcMar>
-            <w:vAlign w:val="center"/>
-          </w:tcPr>
-          <w:p>
-            <w:pPr>
-              <w:spacing w:after="0" w:line="600" w:lineRule="auto"/>
-              <w:jc w:val="center"/>
-              <w:rPr>
-                <w:rFonts w:ascii="新細明體" w:eastAsia="新細明體" w:hAnsi="新細明體"/>
-                <w:b/>
-              </w:rPr>
-            </w:pPr>
-          </w:p>
-        </w:tc>
-        <w:tc>
-          <w:tcPr>
-            <w:tcW w:w="992" w:type="dxa"/>
-            <w:tcBorders>
-              <w:top w:val="single" w:sz="8" w:space="0" w:color="000000"/>
-              <w:left w:val="single" w:sz="8" w:space="0" w:color="000000"/>
-              <w:bottom w:val="single" w:sz="8" w:space="0" w:color="000000"/>
-              <w:right w:val="single" w:sz="8" w:space="0" w:color="000000"/>
-            </w:tcBorders>
-            <w:tcMar>
-              <w:top w:w="85" w:type="dxa"/>
-              <w:left w:w="85" w:type="dxa"/>
-              <w:bottom w:w="85" w:type="dxa"/>
-              <w:right w:w="85" w:type="dxa"/>
-            </w:tcMar>
-            <w:vAlign w:val="center"/>
-          </w:tcPr>
-          <w:p>
-            <w:pPr>
-              <w:spacing w:after="0" w:line="600" w:lineRule="auto"/>
-              <w:jc w:val="center"/>
-              <w:rPr>
-                <w:rFonts w:ascii="新細明體" w:eastAsia="新細明體" w:hAnsi="新細明體"/>
-                <w:b/>
-              </w:rPr>
-            </w:pPr>
-          </w:p>
-        </w:tc>
-        <w:tc>
-          <w:tcPr>
-            <w:tcW w:w="992" w:type="dxa"/>
-            <w:tcBorders>
-              <w:top w:val="single" w:sz="8" w:space="0" w:color="000000"/>
-              <w:left w:val="single" w:sz="8" w:space="0" w:color="000000"/>
-              <w:bottom w:val="single" w:sz="8" w:space="0" w:color="000000"/>
-              <w:right w:val="single" w:sz="8" w:space="0" w:color="000000"/>
-            </w:tcBorders>
-            <w:tcMar>
-              <w:top w:w="85" w:type="dxa"/>
-              <w:left w:w="85" w:type="dxa"/>
-              <w:bottom w:w="85" w:type="dxa"/>
-              <w:right w:w="85" w:type="dxa"/>
-            </w:tcMar>
-            <w:vAlign w:val="center"/>
-          </w:tcPr>
-          <w:p>
-            <w:pPr>
-              <w:spacing w:after="0" w:line="600" w:lineRule="auto"/>
-              <w:jc w:val="center"/>
-              <w:rPr>
-                <w:rFonts w:ascii="新細明體" w:eastAsia="新細明體" w:hAnsi="新細明體"/>
-                <w:b/>
-              </w:rPr>
-            </w:pPr>
-          </w:p>
-        </w:tc>
-        <w:tc>
-          <w:tcPr>
-            <w:tcW w:w="993" w:type="dxa"/>
-            <w:tcBorders>
-              <w:top w:val="single" w:sz="8" w:space="0" w:color="000000"/>
-              <w:left w:val="single" w:sz="8" w:space="0" w:color="000000"/>
-              <w:bottom w:val="single" w:sz="8" w:space="0" w:color="000000"/>
-              <w:right w:val="single" w:sz="8" w:space="0" w:color="000000"/>
-            </w:tcBorders>
-            <w:tcMar>
-              <w:top w:w="85" w:type="dxa"/>
-              <w:left w:w="85" w:type="dxa"/>
-              <w:bottom w:w="85" w:type="dxa"/>
-              <w:right w:w="85" w:type="dxa"/>
-            </w:tcMar>
-            <w:vAlign w:val="center"/>
-          </w:tcPr>
-          <w:p>
-            <w:pPr>
-              <w:spacing w:after="0" w:line="600" w:lineRule="auto"/>
-              <w:jc w:val="center"/>
-              <w:rPr>
-                <w:rFonts w:ascii="新細明體" w:eastAsia="新細明體" w:hAnsi="新細明體"/>
-                <w:b/>
-              </w:rPr>
-            </w:pPr>
-          </w:p>
-        </w:tc>
-        <w:tc>
-          <w:tcPr>
-            <w:tcW w:w="1417" w:type="dxa"/>
-            <w:tcBorders>
-              <w:top w:val="single" w:sz="8" w:space="0" w:color="000000"/>
-              <w:left w:val="single" w:sz="8" w:space="0" w:color="000000"/>
-              <w:bottom w:val="single" w:sz="8" w:space="0" w:color="000000"/>
-              <w:right w:val="single" w:sz="8" w:space="0" w:color="000000"/>
-            </w:tcBorders>
-            <w:tcMar>
-              <w:top w:w="85" w:type="dxa"/>
-              <w:left w:w="85" w:type="dxa"/>
-              <w:bottom w:w="85" w:type="dxa"/>
-              <w:right w:w="85" w:type="dxa"/>
-            </w:tcMar>
-            <w:vAlign w:val="center"/>
-          </w:tcPr>
-          <w:p>
-            <w:pPr>
-              <w:spacing w:after="0" w:line="600" w:lineRule="auto"/>
-              <w:jc w:val="center"/>
-              <w:rPr>
-                <w:rFonts w:ascii="新細明體" w:eastAsia="新細明體" w:hAnsi="新細明體"/>
-                <w:b/>
-              </w:rPr>
-            </w:pPr>
-          </w:p>
-        </w:tc>
-        <w:tc>
-          <w:tcPr>
-            <w:tcW w:w="1205" w:type="dxa"/>
-            <w:tcBorders>
-              <w:top w:val="single" w:sz="8" w:space="0" w:color="000000"/>
-              <w:left w:val="single" w:sz="8" w:space="0" w:color="000000"/>
-              <w:bottom w:val="single" w:sz="8" w:space="0" w:color="000000"/>
-              <w:right w:val="single" w:sz="8" w:space="0" w:color="000000"/>
-            </w:tcBorders>
-          </w:tcPr>
-          <w:p>
-            <w:pPr>
-              <w:spacing w:after="0" w:line="600" w:lineRule="auto"/>
-              <w:rPr>
-                <w:rFonts w:ascii="新細明體" w:eastAsia="新細明體" w:hAnsi="新細明體"/>
-                <w:b/>
-              </w:rPr>
-            </w:pPr>
-          </w:p>
-        </w:tc>
-        <w:tc>
-          <w:tcPr>
-            <w:tcW w:w="3048" w:type="dxa"/>
-            <w:tcBorders>
-              <w:top w:val="single" w:sz="8" w:space="0" w:color="000000"/>
-              <w:left w:val="single" w:sz="8" w:space="0" w:color="000000"/>
-              <w:bottom w:val="single" w:sz="8" w:space="0" w:color="000000"/>
-              <w:right w:val="single" w:sz="8" w:space="0" w:color="000000"/>
-            </w:tcBorders>
-            <w:tcMar>
-              <w:top w:w="85" w:type="dxa"/>
-              <w:left w:w="85" w:type="dxa"/>
-              <w:bottom w:w="85" w:type="dxa"/>
-              <w:right w:w="85" w:type="dxa"/>
-            </w:tcMar>
-            <w:vAlign w:val="center"/>
-          </w:tcPr>
-          <w:p>
-            <w:pPr>
-              <w:spacing w:after="0" w:line="600" w:lineRule="auto"/>
-              <w:rPr>
-                <w:rFonts w:ascii="新細明體" w:eastAsia="新細明體" w:hAnsi="新細明體" w:cs="Noto Sans CJK TC"/>
-                <w:b/>
-              </w:rPr>
-            </w:pPr>
-            <w:r>
-              <w:rPr>
-                <w:rFonts w:ascii="新細明體" w:eastAsia="新細明體" w:hAnsi="新細明體" w:cs="Noto Sans CJK TC"/>
-                <w:b/>
-              </w:rPr>
-              <w:t>2</w:t>
-            </w:r>
-            <w:r>
-              <w:rPr>
-                <w:rFonts w:ascii="新細明體" w:eastAsia="新細明體" w:hAnsi="新細明體" w:cs="Noto Sans CJK TC" w:hint="eastAsia"/>
-                <w:b/>
-                <w:lang w:eastAsia="zh-CN"/>
-              </w:rPr>
-              <w:t>(     )</w:t>
-            </w:r>
-            <w:r>
-              <w:rPr>
-                <w:rFonts w:ascii="新細明體" w:eastAsia="新細明體" w:hAnsi="新細明體" w:cs="Noto Sans CJK TC"/>
-                <w:b/>
-              </w:rPr>
-              <w:t xml:space="preserve">_GROUP </w:t>
-            </w:r>
-            <w:r>
-              <w:rPr>
-                <w:rFonts w:ascii="新細明體" w:eastAsia="新細明體" w:hAnsi="新細明體" w:cs="Noto Sans CJK TC" w:hint="eastAsia"/>
-                <w:b/>
-                <w:lang w:eastAsia="zh-CN"/>
-              </w:rPr>
-              <w:t>(    )</w:t>
-            </w:r>
-            <w:r>
-              <w:rPr>
-                <w:rFonts w:ascii="新細明體" w:eastAsia="新細明體" w:hAnsi="新細明體" w:cs="Noto Sans CJK TC"/>
-                <w:b/>
-              </w:rPr>
-              <w:t>_B</w:t>
-            </w:r>
-            <w:r>
-              <w:rPr>
-                <w:rFonts w:ascii="新細明體" w:eastAsia="新細明體" w:hAnsi="新細明體" w:cs="Noto Sans CJK TC" w:hint="eastAsia"/>
-                <w:b/>
-                <w:lang w:eastAsia="zh-CN"/>
-              </w:rPr>
-              <w:t>1</w:t>
-            </w:r>
-            <w:r>
-              <w:rPr>
-                <w:rFonts w:ascii="SimSun" w:eastAsia="SimSun" w:hAnsi="SimSun" w:cs="Noto Sans CJK TC" w:hint="eastAsia"/>
-                <w:b/>
-                <w:lang w:eastAsia="zh-CN"/>
-              </w:rPr>
-              <w:t>5</w:t>
-            </w:r>
-            <w:r>
-              <w:rPr>
-                <w:rFonts w:ascii="新細明體" w:eastAsia="新細明體" w:hAnsi="新細明體" w:cs="Noto Sans CJK TC"/>
-                <w:b/>
-              </w:rPr>
-              <w:t>_</w:t>
-            </w:r>
-          </w:p>
-        </w:tc>
-        <w:tc>
-          <w:tcPr>
-            <w:tcW w:w="1346" w:type="dxa"/>
-            <w:tcBorders>
-              <w:top w:val="single" w:sz="8" w:space="0" w:color="000000"/>
-              <w:left w:val="single" w:sz="8" w:space="0" w:color="000000"/>
-              <w:bottom w:val="single" w:sz="8" w:space="0" w:color="000000"/>
-              <w:right w:val="single" w:sz="8" w:space="0" w:color="000000"/>
-            </w:tcBorders>
-          </w:tcPr>
-          <w:p>
-            <w:pPr>
-              <w:spacing w:after="0" w:line="600" w:lineRule="auto"/>
-              <w:rPr>
-                <w:rFonts w:ascii="新細明體" w:eastAsia="新細明體" w:hAnsi="新細明體"/>
-                <w:b/>
-              </w:rPr>
-            </w:pPr>
-          </w:p>
-        </w:tc>
-        <w:tc>
-          <w:tcPr>
-            <w:tcW w:w="1134" w:type="dxa"/>
-            <w:tcBorders>
-              <w:top w:val="single" w:sz="8" w:space="0" w:color="000000"/>
-              <w:left w:val="single" w:sz="8" w:space="0" w:color="000000"/>
-              <w:bottom w:val="single" w:sz="8" w:space="0" w:color="000000"/>
-              <w:right w:val="single" w:sz="8" w:space="0" w:color="000000"/>
-            </w:tcBorders>
-            <w:vAlign w:val="center"/>
-          </w:tcPr>
-          <w:p>
-            <w:pPr>
-              <w:spacing w:after="0" w:line="600" w:lineRule="auto"/>
               <w:rPr>
                 <w:rFonts w:ascii="新細明體" w:eastAsia="SimSun" w:hAnsi="新細明體"/>
                 <w:b/>
@@ -7444,9 +6555,6 @@
     <w:qFormat/>
     <w:rsid w:val="00FC693F"/>
     <w:pPr>
-      <w:pBdr>
-        <w:bottom w:val="single" w:sz="8" w:space="4" w:color="4F81BD" w:themeColor="accent1"/>
-      </w:pBdr>
       <w:spacing w:after="300" w:line="240" w:lineRule="auto"/>
       <w:contextualSpacing/>
     </w:pPr>
